--- a/лаб1.docx
+++ b/лаб1.docx
@@ -1,6 +1,6 @@
 
 <file path=word/document.xml><?xml version="1.0" encoding="utf-8"?>
-<w:document xmlns:wpc="http://schemas.microsoft.com/office/word/2010/wordprocessingCanvas" xmlns:mc="http://schemas.openxmlformats.org/markup-compatibility/2006" xmlns:o="urn:schemas-microsoft-com:office:office" xmlns:r="http://schemas.openxmlformats.org/officeDocument/2006/relationships" xmlns:m="http://schemas.openxmlformats.org/officeDocument/2006/math" xmlns:v="urn:schemas-microsoft-com:vml" xmlns:wp14="http://schemas.microsoft.com/office/word/2010/wordprocessingDrawing" xmlns:wp="http://schemas.openxmlformats.org/drawingml/2006/wordprocessingDrawing" xmlns:w10="urn:schemas-microsoft-com:office:word" xmlns:w="http://schemas.openxmlformats.org/wordprocessingml/2006/main" xmlns:w14="http://schemas.microsoft.com/office/word/2010/wordml" xmlns:wpg="http://schemas.microsoft.com/office/word/2010/wordprocessingGroup" xmlns:wpi="http://schemas.microsoft.com/office/word/2010/wordprocessingInk" xmlns:wne="http://schemas.microsoft.com/office/word/2006/wordml" xmlns:wps="http://schemas.microsoft.com/office/word/2010/wordprocessingShape" mc:Ignorable="w14 wp14">
+<w:document xmlns:wpc="http://schemas.microsoft.com/office/word/2010/wordprocessingCanvas" xmlns:cx="http://schemas.microsoft.com/office/drawing/2014/chartex" xmlns:cx1="http://schemas.microsoft.com/office/drawing/2015/9/8/chartex" xmlns:cx2="http://schemas.microsoft.com/office/drawing/2015/10/21/chartex" xmlns:cx3="http://schemas.microsoft.com/office/drawing/2016/5/9/chartex" xmlns:cx4="http://schemas.microsoft.com/office/drawing/2016/5/10/chartex" xmlns:cx5="http://schemas.microsoft.com/office/drawing/2016/5/11/chartex" xmlns:cx6="http://schemas.microsoft.com/office/drawing/2016/5/12/chartex" xmlns:cx7="http://schemas.microsoft.com/office/drawing/2016/5/13/chartex" xmlns:cx8="http://schemas.microsoft.com/office/drawing/2016/5/14/chartex" xmlns:mc="http://schemas.openxmlformats.org/markup-compatibility/2006" xmlns:aink="http://schemas.microsoft.com/office/drawing/2016/ink" xmlns:am3d="http://schemas.microsoft.com/office/drawing/2017/model3d" xmlns:o="urn:schemas-microsoft-com:office:office" xmlns:r="http://schemas.openxmlformats.org/officeDocument/2006/relationships" xmlns:m="http://schemas.openxmlformats.org/officeDocument/2006/math" xmlns:v="urn:schemas-microsoft-com:vml" xmlns:wp14="http://schemas.microsoft.com/office/word/2010/wordprocessingDrawing" xmlns:wp="http://schemas.openxmlformats.org/drawingml/2006/wordprocessingDrawing" xmlns:w10="urn:schemas-microsoft-com:office:word" xmlns:w="http://schemas.openxmlformats.org/wordprocessingml/2006/main" xmlns:w14="http://schemas.microsoft.com/office/word/2010/wordml" xmlns:w15="http://schemas.microsoft.com/office/word/2012/wordml" xmlns:w16cid="http://schemas.microsoft.com/office/word/2016/wordml/cid" xmlns:w16se="http://schemas.microsoft.com/office/word/2015/wordml/symex" xmlns:wpg="http://schemas.microsoft.com/office/word/2010/wordprocessingGroup" xmlns:wpi="http://schemas.microsoft.com/office/word/2010/wordprocessingInk" xmlns:wne="http://schemas.microsoft.com/office/word/2006/wordml" xmlns:wps="http://schemas.microsoft.com/office/word/2010/wordprocessingShape" mc:Ignorable="w14 w15 w16se w16cid wp14">
   <w:body>
     <w:p>
       <w:pPr>
@@ -12,8 +12,6 @@
           <w:szCs w:val="28"/>
         </w:rPr>
       </w:pPr>
-      <w:bookmarkStart w:id="0" w:name="_GoBack"/>
-      <w:bookmarkEnd w:id="0"/>
       <w:r>
         <w:rPr>
           <w:rFonts w:ascii="Times New Roman" w:hAnsi="Times New Roman" w:cs="Times New Roman"/>
@@ -111,7 +109,29 @@
           <w:sz w:val="28"/>
           <w:szCs w:val="28"/>
         </w:rPr>
-        <w:t>(ФГБОУ ВО «КубГУ»)</w:t>
+        <w:t>(ФГБОУ ВО «</w:t>
+      </w:r>
+      <w:proofErr w:type="spellStart"/>
+      <w:r>
+        <w:rPr>
+          <w:rFonts w:ascii="Times New Roman" w:hAnsi="Times New Roman" w:cs="Times New Roman"/>
+          <w:b/>
+          <w:bCs/>
+          <w:sz w:val="28"/>
+          <w:szCs w:val="28"/>
+        </w:rPr>
+        <w:t>КубГУ</w:t>
+      </w:r>
+      <w:proofErr w:type="spellEnd"/>
+      <w:r>
+        <w:rPr>
+          <w:rFonts w:ascii="Times New Roman" w:hAnsi="Times New Roman" w:cs="Times New Roman"/>
+          <w:b/>
+          <w:bCs/>
+          <w:sz w:val="28"/>
+          <w:szCs w:val="28"/>
+        </w:rPr>
+        <w:t>»)</w:t>
       </w:r>
     </w:p>
     <w:p>
@@ -426,6 +446,7 @@
         </w:rPr>
         <w:t>______</w:t>
       </w:r>
+      <w:proofErr w:type="spellStart"/>
       <w:r>
         <w:rPr>
           <w:rFonts w:ascii="Times New Roman" w:hAnsi="Times New Roman" w:cs="Times New Roman"/>
@@ -434,6 +455,7 @@
         </w:rPr>
         <w:t>А.А.Руденко</w:t>
       </w:r>
+      <w:proofErr w:type="spellEnd"/>
     </w:p>
     <w:p>
       <w:pPr>
@@ -627,6 +649,7 @@
         </w:rPr>
         <w:t xml:space="preserve">. </w:t>
       </w:r>
+      <w:proofErr w:type="spellStart"/>
       <w:r>
         <w:rPr>
           <w:rFonts w:ascii="Times New Roman" w:hAnsi="Times New Roman" w:cs="Times New Roman"/>
@@ -635,6 +658,7 @@
         </w:rPr>
         <w:t>Кобыльская</w:t>
       </w:r>
+      <w:proofErr w:type="spellEnd"/>
     </w:p>
     <w:p>
       <w:pPr>
@@ -813,8 +837,36 @@
           <w:sz w:val="28"/>
           <w:szCs w:val="28"/>
         </w:rPr>
-        <w:t>Доказать свойства унимодальных функций . Используя классический метод, решить задачу нахождения экстремума функции одного .</w:t>
-      </w:r>
+        <w:t xml:space="preserve">Доказать свойства унимодальных </w:t>
+      </w:r>
+      <w:proofErr w:type="gramStart"/>
+      <w:r>
+        <w:rPr>
+          <w:rFonts w:ascii="Times New Roman" w:hAnsi="Times New Roman" w:cs="Times New Roman"/>
+          <w:sz w:val="28"/>
+          <w:szCs w:val="28"/>
+        </w:rPr>
+        <w:t>функций .</w:t>
+      </w:r>
+      <w:proofErr w:type="gramEnd"/>
+      <w:r>
+        <w:rPr>
+          <w:rFonts w:ascii="Times New Roman" w:hAnsi="Times New Roman" w:cs="Times New Roman"/>
+          <w:sz w:val="28"/>
+          <w:szCs w:val="28"/>
+        </w:rPr>
+        <w:t xml:space="preserve"> Используя классический метод, решить задачу нахождения экстремума функции </w:t>
+      </w:r>
+      <w:proofErr w:type="gramStart"/>
+      <w:r>
+        <w:rPr>
+          <w:rFonts w:ascii="Times New Roman" w:hAnsi="Times New Roman" w:cs="Times New Roman"/>
+          <w:sz w:val="28"/>
+          <w:szCs w:val="28"/>
+        </w:rPr>
+        <w:t>одного .</w:t>
+      </w:r>
+      <w:proofErr w:type="gramEnd"/>
     </w:p>
     <w:p>
       <w:pPr>
@@ -828,16 +880,25 @@
           <w:rFonts w:ascii="Times New Roman" w:eastAsiaTheme="minorEastAsia" w:hAnsi="Times New Roman" w:cs="Times New Roman"/>
           <w:sz w:val="28"/>
           <w:szCs w:val="28"/>
-          <w:lang w:val="en-US"/>
-        </w:rPr>
-      </w:pPr>
-      <w:r>
-        <w:rPr>
-          <w:rFonts w:ascii="Times New Roman" w:hAnsi="Times New Roman" w:cs="Times New Roman"/>
-          <w:sz w:val="28"/>
-          <w:szCs w:val="28"/>
-        </w:rPr>
-        <w:t xml:space="preserve">Задача(14): </w:t>
+        </w:rPr>
+      </w:pPr>
+      <w:proofErr w:type="gramStart"/>
+      <w:r>
+        <w:rPr>
+          <w:rFonts w:ascii="Times New Roman" w:hAnsi="Times New Roman" w:cs="Times New Roman"/>
+          <w:sz w:val="28"/>
+          <w:szCs w:val="28"/>
+        </w:rPr>
+        <w:t>Задача(</w:t>
+      </w:r>
+      <w:proofErr w:type="gramEnd"/>
+      <w:r>
+        <w:rPr>
+          <w:rFonts w:ascii="Times New Roman" w:hAnsi="Times New Roman" w:cs="Times New Roman"/>
+          <w:sz w:val="28"/>
+          <w:szCs w:val="28"/>
+        </w:rPr>
+        <w:t xml:space="preserve">14): </w:t>
       </w:r>
       <m:oMath>
         <m:r>
@@ -927,7 +988,6 @@
           <w:rFonts w:ascii="Times New Roman" w:eastAsiaTheme="minorEastAsia" w:hAnsi="Times New Roman" w:cs="Times New Roman"/>
           <w:sz w:val="28"/>
           <w:szCs w:val="28"/>
-          <w:lang w:val="en-US"/>
         </w:rPr>
       </w:pPr>
       <w:r>
@@ -954,6 +1014,7 @@
           <w:rFonts w:ascii="Times New Roman" w:hAnsi="Times New Roman" w:cs="Times New Roman"/>
           <w:sz w:val="28"/>
           <w:szCs w:val="28"/>
+          <w:lang w:val="en-US"/>
         </w:rPr>
       </w:pPr>
       <w:r>
@@ -982,7 +1043,7 @@
                     </pic:cNvPicPr>
                   </pic:nvPicPr>
                   <pic:blipFill>
-                    <a:blip r:embed="rId5">
+                    <a:blip r:embed="rId4">
                       <a:extLst>
                         <a:ext uri="{28A0092B-C50C-407E-A947-70E740481C1C}">
                           <a14:useLocalDpi xmlns:a14="http://schemas.microsoft.com/office/drawing/2010/main" val="0"/>
@@ -1018,8 +1079,26 @@
           <w:rFonts w:ascii="Times New Roman" w:hAnsi="Times New Roman" w:cs="Times New Roman"/>
           <w:sz w:val="28"/>
           <w:szCs w:val="28"/>
-        </w:rPr>
-        <w:t>(минимум)</w:t>
+          <w:lang w:val="en-US"/>
+        </w:rPr>
+        <w:t>(</w:t>
+      </w:r>
+      <w:r>
+        <w:rPr>
+          <w:rFonts w:ascii="Times New Roman" w:hAnsi="Times New Roman" w:cs="Times New Roman"/>
+          <w:sz w:val="28"/>
+          <w:szCs w:val="28"/>
+        </w:rPr>
+        <w:t>минимум</w:t>
+      </w:r>
+      <w:r>
+        <w:rPr>
+          <w:rFonts w:ascii="Times New Roman" w:hAnsi="Times New Roman" w:cs="Times New Roman"/>
+          <w:sz w:val="28"/>
+          <w:szCs w:val="28"/>
+          <w:lang w:val="en-US"/>
+        </w:rPr>
+        <w:t>)</w:t>
       </w:r>
     </w:p>
     <w:p>
@@ -1029,6 +1108,7 @@
           <w:rFonts w:ascii="Times New Roman" w:hAnsi="Times New Roman" w:cs="Times New Roman"/>
           <w:sz w:val="28"/>
           <w:szCs w:val="28"/>
+          <w:lang w:val="en-US"/>
         </w:rPr>
       </w:pPr>
     </w:p>
@@ -1048,8 +1128,2213 @@
           <w:sz w:val="28"/>
           <w:szCs w:val="28"/>
         </w:rPr>
-        <w:t>Код решения:</w:t>
-      </w:r>
+        <w:t>Код</w:t>
+      </w:r>
+      <w:r>
+        <w:rPr>
+          <w:rFonts w:ascii="Times New Roman" w:hAnsi="Times New Roman" w:cs="Times New Roman"/>
+          <w:sz w:val="28"/>
+          <w:szCs w:val="28"/>
+          <w:lang w:val="en-US"/>
+        </w:rPr>
+        <w:t xml:space="preserve"> </w:t>
+      </w:r>
+      <w:r>
+        <w:rPr>
+          <w:rFonts w:ascii="Times New Roman" w:hAnsi="Times New Roman" w:cs="Times New Roman"/>
+          <w:sz w:val="28"/>
+          <w:szCs w:val="28"/>
+        </w:rPr>
+        <w:t>решения</w:t>
+      </w:r>
+      <w:r>
+        <w:rPr>
+          <w:rFonts w:ascii="Times New Roman" w:hAnsi="Times New Roman" w:cs="Times New Roman"/>
+          <w:sz w:val="28"/>
+          <w:szCs w:val="28"/>
+          <w:lang w:val="en-US"/>
+        </w:rPr>
+        <w:t>:</w:t>
+      </w:r>
+    </w:p>
+    <w:p>
+      <w:pPr>
+        <w:autoSpaceDE w:val="0"/>
+        <w:autoSpaceDN w:val="0"/>
+        <w:adjustRightInd w:val="0"/>
+        <w:spacing w:after="0" w:line="240" w:lineRule="auto"/>
+        <w:rPr>
+          <w:rFonts w:ascii="Cascadia Mono" w:hAnsi="Cascadia Mono" w:cs="Cascadia Mono"/>
+          <w:color w:val="000000"/>
+          <w:kern w:val="0"/>
+          <w:sz w:val="19"/>
+          <w:szCs w:val="19"/>
+          <w:highlight w:val="white"/>
+          <w:lang w:val="en-US"/>
+        </w:rPr>
+      </w:pPr>
+      <w:r>
+        <w:rPr>
+          <w:rFonts w:ascii="Cascadia Mono" w:hAnsi="Cascadia Mono" w:cs="Cascadia Mono"/>
+          <w:color w:val="008000"/>
+          <w:kern w:val="0"/>
+          <w:sz w:val="19"/>
+          <w:szCs w:val="19"/>
+          <w:highlight w:val="white"/>
+          <w:lang w:val="en-US"/>
+        </w:rPr>
+        <w:t>#include &lt;iostream&gt;</w:t>
+      </w:r>
+    </w:p>
+    <w:p>
+      <w:pPr>
+        <w:autoSpaceDE w:val="0"/>
+        <w:autoSpaceDN w:val="0"/>
+        <w:adjustRightInd w:val="0"/>
+        <w:spacing w:after="0" w:line="240" w:lineRule="auto"/>
+        <w:rPr>
+          <w:rFonts w:ascii="Cascadia Mono" w:hAnsi="Cascadia Mono" w:cs="Cascadia Mono"/>
+          <w:color w:val="000000"/>
+          <w:kern w:val="0"/>
+          <w:sz w:val="19"/>
+          <w:szCs w:val="19"/>
+          <w:highlight w:val="white"/>
+          <w:lang w:val="en-US"/>
+        </w:rPr>
+      </w:pPr>
+      <w:r>
+        <w:rPr>
+          <w:rFonts w:ascii="Cascadia Mono" w:hAnsi="Cascadia Mono" w:cs="Cascadia Mono"/>
+          <w:color w:val="008000"/>
+          <w:kern w:val="0"/>
+          <w:sz w:val="19"/>
+          <w:szCs w:val="19"/>
+          <w:highlight w:val="white"/>
+          <w:lang w:val="en-US"/>
+        </w:rPr>
+        <w:t>#include &lt;</w:t>
+      </w:r>
+      <w:proofErr w:type="spellStart"/>
+      <w:r>
+        <w:rPr>
+          <w:rFonts w:ascii="Cascadia Mono" w:hAnsi="Cascadia Mono" w:cs="Cascadia Mono"/>
+          <w:color w:val="008000"/>
+          <w:kern w:val="0"/>
+          <w:sz w:val="19"/>
+          <w:szCs w:val="19"/>
+          <w:highlight w:val="white"/>
+          <w:lang w:val="en-US"/>
+        </w:rPr>
+        <w:t>cmath</w:t>
+      </w:r>
+      <w:proofErr w:type="spellEnd"/>
+      <w:r>
+        <w:rPr>
+          <w:rFonts w:ascii="Cascadia Mono" w:hAnsi="Cascadia Mono" w:cs="Cascadia Mono"/>
+          <w:color w:val="008000"/>
+          <w:kern w:val="0"/>
+          <w:sz w:val="19"/>
+          <w:szCs w:val="19"/>
+          <w:highlight w:val="white"/>
+          <w:lang w:val="en-US"/>
+        </w:rPr>
+        <w:t>&gt;</w:t>
+      </w:r>
+    </w:p>
+    <w:p>
+      <w:pPr>
+        <w:autoSpaceDE w:val="0"/>
+        <w:autoSpaceDN w:val="0"/>
+        <w:adjustRightInd w:val="0"/>
+        <w:spacing w:after="0" w:line="240" w:lineRule="auto"/>
+        <w:rPr>
+          <w:rFonts w:ascii="Cascadia Mono" w:hAnsi="Cascadia Mono" w:cs="Cascadia Mono"/>
+          <w:color w:val="000000"/>
+          <w:kern w:val="0"/>
+          <w:sz w:val="19"/>
+          <w:szCs w:val="19"/>
+          <w:highlight w:val="white"/>
+          <w:lang w:val="en-US"/>
+        </w:rPr>
+      </w:pPr>
+      <w:r>
+        <w:rPr>
+          <w:rFonts w:ascii="Cascadia Mono" w:hAnsi="Cascadia Mono" w:cs="Cascadia Mono"/>
+          <w:color w:val="008000"/>
+          <w:kern w:val="0"/>
+          <w:sz w:val="19"/>
+          <w:szCs w:val="19"/>
+          <w:highlight w:val="white"/>
+          <w:lang w:val="en-US"/>
+        </w:rPr>
+        <w:t>using namespace std;</w:t>
+      </w:r>
+    </w:p>
+    <w:p>
+      <w:pPr>
+        <w:autoSpaceDE w:val="0"/>
+        <w:autoSpaceDN w:val="0"/>
+        <w:adjustRightInd w:val="0"/>
+        <w:spacing w:after="0" w:line="240" w:lineRule="auto"/>
+        <w:rPr>
+          <w:rFonts w:ascii="Cascadia Mono" w:hAnsi="Cascadia Mono" w:cs="Cascadia Mono"/>
+          <w:color w:val="000000"/>
+          <w:kern w:val="0"/>
+          <w:sz w:val="19"/>
+          <w:szCs w:val="19"/>
+          <w:highlight w:val="white"/>
+          <w:lang w:val="en-US"/>
+        </w:rPr>
+      </w:pPr>
+    </w:p>
+    <w:p>
+      <w:pPr>
+        <w:autoSpaceDE w:val="0"/>
+        <w:autoSpaceDN w:val="0"/>
+        <w:adjustRightInd w:val="0"/>
+        <w:spacing w:after="0" w:line="240" w:lineRule="auto"/>
+        <w:rPr>
+          <w:rFonts w:ascii="Cascadia Mono" w:hAnsi="Cascadia Mono" w:cs="Cascadia Mono"/>
+          <w:color w:val="000000"/>
+          <w:kern w:val="0"/>
+          <w:sz w:val="19"/>
+          <w:szCs w:val="19"/>
+          <w:highlight w:val="white"/>
+          <w:lang w:val="en-US"/>
+        </w:rPr>
+      </w:pPr>
+    </w:p>
+    <w:p>
+      <w:pPr>
+        <w:autoSpaceDE w:val="0"/>
+        <w:autoSpaceDN w:val="0"/>
+        <w:adjustRightInd w:val="0"/>
+        <w:spacing w:after="0" w:line="240" w:lineRule="auto"/>
+        <w:rPr>
+          <w:rFonts w:ascii="Cascadia Mono" w:hAnsi="Cascadia Mono" w:cs="Cascadia Mono"/>
+          <w:color w:val="000000"/>
+          <w:kern w:val="0"/>
+          <w:sz w:val="19"/>
+          <w:szCs w:val="19"/>
+          <w:highlight w:val="white"/>
+          <w:lang w:val="en-US"/>
+        </w:rPr>
+      </w:pPr>
+      <w:r>
+        <w:rPr>
+          <w:rFonts w:ascii="Cascadia Mono" w:hAnsi="Cascadia Mono" w:cs="Cascadia Mono"/>
+          <w:color w:val="008000"/>
+          <w:kern w:val="0"/>
+          <w:sz w:val="19"/>
+          <w:szCs w:val="19"/>
+          <w:highlight w:val="white"/>
+          <w:lang w:val="en-US"/>
+        </w:rPr>
+        <w:t xml:space="preserve">double </w:t>
+      </w:r>
+      <w:proofErr w:type="gramStart"/>
+      <w:r>
+        <w:rPr>
+          <w:rFonts w:ascii="Cascadia Mono" w:hAnsi="Cascadia Mono" w:cs="Cascadia Mono"/>
+          <w:color w:val="008000"/>
+          <w:kern w:val="0"/>
+          <w:sz w:val="19"/>
+          <w:szCs w:val="19"/>
+          <w:highlight w:val="white"/>
+          <w:lang w:val="en-US"/>
+        </w:rPr>
+        <w:t>f(</w:t>
+      </w:r>
+      <w:proofErr w:type="gramEnd"/>
+      <w:r>
+        <w:rPr>
+          <w:rFonts w:ascii="Cascadia Mono" w:hAnsi="Cascadia Mono" w:cs="Cascadia Mono"/>
+          <w:color w:val="008000"/>
+          <w:kern w:val="0"/>
+          <w:sz w:val="19"/>
+          <w:szCs w:val="19"/>
+          <w:highlight w:val="white"/>
+          <w:lang w:val="en-US"/>
+        </w:rPr>
+        <w:t>double x) {</w:t>
+      </w:r>
+    </w:p>
+    <w:p>
+      <w:pPr>
+        <w:autoSpaceDE w:val="0"/>
+        <w:autoSpaceDN w:val="0"/>
+        <w:adjustRightInd w:val="0"/>
+        <w:spacing w:after="0" w:line="240" w:lineRule="auto"/>
+        <w:rPr>
+          <w:rFonts w:ascii="Cascadia Mono" w:hAnsi="Cascadia Mono" w:cs="Cascadia Mono"/>
+          <w:color w:val="000000"/>
+          <w:kern w:val="0"/>
+          <w:sz w:val="19"/>
+          <w:szCs w:val="19"/>
+          <w:highlight w:val="white"/>
+          <w:lang w:val="en-US"/>
+        </w:rPr>
+      </w:pPr>
+      <w:r>
+        <w:rPr>
+          <w:rFonts w:ascii="Cascadia Mono" w:hAnsi="Cascadia Mono" w:cs="Cascadia Mono"/>
+          <w:color w:val="008000"/>
+          <w:kern w:val="0"/>
+          <w:sz w:val="19"/>
+          <w:szCs w:val="19"/>
+          <w:highlight w:val="white"/>
+          <w:lang w:val="en-US"/>
+        </w:rPr>
+        <w:t xml:space="preserve">    return x * x + </w:t>
+      </w:r>
+      <w:proofErr w:type="gramStart"/>
+      <w:r>
+        <w:rPr>
+          <w:rFonts w:ascii="Cascadia Mono" w:hAnsi="Cascadia Mono" w:cs="Cascadia Mono"/>
+          <w:color w:val="008000"/>
+          <w:kern w:val="0"/>
+          <w:sz w:val="19"/>
+          <w:szCs w:val="19"/>
+          <w:highlight w:val="white"/>
+          <w:lang w:val="en-US"/>
+        </w:rPr>
+        <w:t>2 ;</w:t>
+      </w:r>
+      <w:proofErr w:type="gramEnd"/>
+    </w:p>
+    <w:p>
+      <w:pPr>
+        <w:autoSpaceDE w:val="0"/>
+        <w:autoSpaceDN w:val="0"/>
+        <w:adjustRightInd w:val="0"/>
+        <w:spacing w:after="0" w:line="240" w:lineRule="auto"/>
+        <w:rPr>
+          <w:rFonts w:ascii="Cascadia Mono" w:hAnsi="Cascadia Mono" w:cs="Cascadia Mono"/>
+          <w:color w:val="000000"/>
+          <w:kern w:val="0"/>
+          <w:sz w:val="19"/>
+          <w:szCs w:val="19"/>
+          <w:highlight w:val="white"/>
+          <w:lang w:val="en-US"/>
+        </w:rPr>
+      </w:pPr>
+      <w:r>
+        <w:rPr>
+          <w:rFonts w:ascii="Cascadia Mono" w:hAnsi="Cascadia Mono" w:cs="Cascadia Mono"/>
+          <w:color w:val="008000"/>
+          <w:kern w:val="0"/>
+          <w:sz w:val="19"/>
+          <w:szCs w:val="19"/>
+          <w:highlight w:val="white"/>
+          <w:lang w:val="en-US"/>
+        </w:rPr>
+        <w:t>}</w:t>
+      </w:r>
+    </w:p>
+    <w:p>
+      <w:pPr>
+        <w:autoSpaceDE w:val="0"/>
+        <w:autoSpaceDN w:val="0"/>
+        <w:adjustRightInd w:val="0"/>
+        <w:spacing w:after="0" w:line="240" w:lineRule="auto"/>
+        <w:rPr>
+          <w:rFonts w:ascii="Cascadia Mono" w:hAnsi="Cascadia Mono" w:cs="Cascadia Mono"/>
+          <w:color w:val="000000"/>
+          <w:kern w:val="0"/>
+          <w:sz w:val="19"/>
+          <w:szCs w:val="19"/>
+          <w:highlight w:val="white"/>
+          <w:lang w:val="en-US"/>
+        </w:rPr>
+      </w:pPr>
+    </w:p>
+    <w:p>
+      <w:pPr>
+        <w:autoSpaceDE w:val="0"/>
+        <w:autoSpaceDN w:val="0"/>
+        <w:adjustRightInd w:val="0"/>
+        <w:spacing w:after="0" w:line="240" w:lineRule="auto"/>
+        <w:rPr>
+          <w:rFonts w:ascii="Cascadia Mono" w:hAnsi="Cascadia Mono" w:cs="Cascadia Mono"/>
+          <w:color w:val="000000"/>
+          <w:kern w:val="0"/>
+          <w:sz w:val="19"/>
+          <w:szCs w:val="19"/>
+          <w:highlight w:val="white"/>
+          <w:lang w:val="en-US"/>
+        </w:rPr>
+      </w:pPr>
+    </w:p>
+    <w:p>
+      <w:pPr>
+        <w:autoSpaceDE w:val="0"/>
+        <w:autoSpaceDN w:val="0"/>
+        <w:adjustRightInd w:val="0"/>
+        <w:spacing w:after="0" w:line="240" w:lineRule="auto"/>
+        <w:rPr>
+          <w:rFonts w:ascii="Cascadia Mono" w:hAnsi="Cascadia Mono" w:cs="Cascadia Mono"/>
+          <w:color w:val="000000"/>
+          <w:kern w:val="0"/>
+          <w:sz w:val="19"/>
+          <w:szCs w:val="19"/>
+          <w:highlight w:val="white"/>
+          <w:lang w:val="en-US"/>
+        </w:rPr>
+      </w:pPr>
+      <w:r>
+        <w:rPr>
+          <w:rFonts w:ascii="Cascadia Mono" w:hAnsi="Cascadia Mono" w:cs="Cascadia Mono"/>
+          <w:color w:val="008000"/>
+          <w:kern w:val="0"/>
+          <w:sz w:val="19"/>
+          <w:szCs w:val="19"/>
+          <w:highlight w:val="white"/>
+          <w:lang w:val="en-US"/>
+        </w:rPr>
+        <w:t xml:space="preserve">double </w:t>
+      </w:r>
+      <w:proofErr w:type="gramStart"/>
+      <w:r>
+        <w:rPr>
+          <w:rFonts w:ascii="Cascadia Mono" w:hAnsi="Cascadia Mono" w:cs="Cascadia Mono"/>
+          <w:color w:val="008000"/>
+          <w:kern w:val="0"/>
+          <w:sz w:val="19"/>
+          <w:szCs w:val="19"/>
+          <w:highlight w:val="white"/>
+          <w:lang w:val="en-US"/>
+        </w:rPr>
+        <w:t>df(</w:t>
+      </w:r>
+      <w:proofErr w:type="gramEnd"/>
+      <w:r>
+        <w:rPr>
+          <w:rFonts w:ascii="Cascadia Mono" w:hAnsi="Cascadia Mono" w:cs="Cascadia Mono"/>
+          <w:color w:val="008000"/>
+          <w:kern w:val="0"/>
+          <w:sz w:val="19"/>
+          <w:szCs w:val="19"/>
+          <w:highlight w:val="white"/>
+          <w:lang w:val="en-US"/>
+        </w:rPr>
+        <w:t>double x) {</w:t>
+      </w:r>
+    </w:p>
+    <w:p>
+      <w:pPr>
+        <w:autoSpaceDE w:val="0"/>
+        <w:autoSpaceDN w:val="0"/>
+        <w:adjustRightInd w:val="0"/>
+        <w:spacing w:after="0" w:line="240" w:lineRule="auto"/>
+        <w:rPr>
+          <w:rFonts w:ascii="Cascadia Mono" w:hAnsi="Cascadia Mono" w:cs="Cascadia Mono"/>
+          <w:color w:val="000000"/>
+          <w:kern w:val="0"/>
+          <w:sz w:val="19"/>
+          <w:szCs w:val="19"/>
+          <w:highlight w:val="white"/>
+          <w:lang w:val="en-US"/>
+        </w:rPr>
+      </w:pPr>
+      <w:r>
+        <w:rPr>
+          <w:rFonts w:ascii="Cascadia Mono" w:hAnsi="Cascadia Mono" w:cs="Cascadia Mono"/>
+          <w:color w:val="008000"/>
+          <w:kern w:val="0"/>
+          <w:sz w:val="19"/>
+          <w:szCs w:val="19"/>
+          <w:highlight w:val="white"/>
+          <w:lang w:val="en-US"/>
+        </w:rPr>
+        <w:t xml:space="preserve">    return 2 * </w:t>
+      </w:r>
+      <w:proofErr w:type="gramStart"/>
+      <w:r>
+        <w:rPr>
+          <w:rFonts w:ascii="Cascadia Mono" w:hAnsi="Cascadia Mono" w:cs="Cascadia Mono"/>
+          <w:color w:val="008000"/>
+          <w:kern w:val="0"/>
+          <w:sz w:val="19"/>
+          <w:szCs w:val="19"/>
+          <w:highlight w:val="white"/>
+          <w:lang w:val="en-US"/>
+        </w:rPr>
+        <w:t>x ;</w:t>
+      </w:r>
+      <w:proofErr w:type="gramEnd"/>
+      <w:r>
+        <w:rPr>
+          <w:rFonts w:ascii="Cascadia Mono" w:hAnsi="Cascadia Mono" w:cs="Cascadia Mono"/>
+          <w:color w:val="008000"/>
+          <w:kern w:val="0"/>
+          <w:sz w:val="19"/>
+          <w:szCs w:val="19"/>
+          <w:highlight w:val="white"/>
+          <w:lang w:val="en-US"/>
+        </w:rPr>
+        <w:t xml:space="preserve">            // f'(x)</w:t>
+      </w:r>
+    </w:p>
+    <w:p>
+      <w:pPr>
+        <w:autoSpaceDE w:val="0"/>
+        <w:autoSpaceDN w:val="0"/>
+        <w:adjustRightInd w:val="0"/>
+        <w:spacing w:after="0" w:line="240" w:lineRule="auto"/>
+        <w:rPr>
+          <w:rFonts w:ascii="Cascadia Mono" w:hAnsi="Cascadia Mono" w:cs="Cascadia Mono"/>
+          <w:color w:val="000000"/>
+          <w:kern w:val="0"/>
+          <w:sz w:val="19"/>
+          <w:szCs w:val="19"/>
+          <w:highlight w:val="white"/>
+          <w:lang w:val="en-US"/>
+        </w:rPr>
+      </w:pPr>
+      <w:r>
+        <w:rPr>
+          <w:rFonts w:ascii="Cascadia Mono" w:hAnsi="Cascadia Mono" w:cs="Cascadia Mono"/>
+          <w:color w:val="008000"/>
+          <w:kern w:val="0"/>
+          <w:sz w:val="19"/>
+          <w:szCs w:val="19"/>
+          <w:highlight w:val="white"/>
+          <w:lang w:val="en-US"/>
+        </w:rPr>
+        <w:t>}</w:t>
+      </w:r>
+    </w:p>
+    <w:p>
+      <w:pPr>
+        <w:autoSpaceDE w:val="0"/>
+        <w:autoSpaceDN w:val="0"/>
+        <w:adjustRightInd w:val="0"/>
+        <w:spacing w:after="0" w:line="240" w:lineRule="auto"/>
+        <w:rPr>
+          <w:rFonts w:ascii="Cascadia Mono" w:hAnsi="Cascadia Mono" w:cs="Cascadia Mono"/>
+          <w:color w:val="000000"/>
+          <w:kern w:val="0"/>
+          <w:sz w:val="19"/>
+          <w:szCs w:val="19"/>
+          <w:highlight w:val="white"/>
+          <w:lang w:val="en-US"/>
+        </w:rPr>
+      </w:pPr>
+    </w:p>
+    <w:p>
+      <w:pPr>
+        <w:autoSpaceDE w:val="0"/>
+        <w:autoSpaceDN w:val="0"/>
+        <w:adjustRightInd w:val="0"/>
+        <w:spacing w:after="0" w:line="240" w:lineRule="auto"/>
+        <w:rPr>
+          <w:rFonts w:ascii="Cascadia Mono" w:hAnsi="Cascadia Mono" w:cs="Cascadia Mono"/>
+          <w:color w:val="000000"/>
+          <w:kern w:val="0"/>
+          <w:sz w:val="19"/>
+          <w:szCs w:val="19"/>
+          <w:highlight w:val="white"/>
+          <w:lang w:val="en-US"/>
+        </w:rPr>
+      </w:pPr>
+      <w:r>
+        <w:rPr>
+          <w:rFonts w:ascii="Cascadia Mono" w:hAnsi="Cascadia Mono" w:cs="Cascadia Mono"/>
+          <w:color w:val="008000"/>
+          <w:kern w:val="0"/>
+          <w:sz w:val="19"/>
+          <w:szCs w:val="19"/>
+          <w:highlight w:val="white"/>
+          <w:lang w:val="en-US"/>
+        </w:rPr>
+        <w:t xml:space="preserve">double </w:t>
+      </w:r>
+      <w:proofErr w:type="spellStart"/>
+      <w:proofErr w:type="gramStart"/>
+      <w:r>
+        <w:rPr>
+          <w:rFonts w:ascii="Cascadia Mono" w:hAnsi="Cascadia Mono" w:cs="Cascadia Mono"/>
+          <w:color w:val="008000"/>
+          <w:kern w:val="0"/>
+          <w:sz w:val="19"/>
+          <w:szCs w:val="19"/>
+          <w:highlight w:val="white"/>
+          <w:lang w:val="en-US"/>
+        </w:rPr>
+        <w:t>ddf</w:t>
+      </w:r>
+      <w:proofErr w:type="spellEnd"/>
+      <w:r>
+        <w:rPr>
+          <w:rFonts w:ascii="Cascadia Mono" w:hAnsi="Cascadia Mono" w:cs="Cascadia Mono"/>
+          <w:color w:val="008000"/>
+          <w:kern w:val="0"/>
+          <w:sz w:val="19"/>
+          <w:szCs w:val="19"/>
+          <w:highlight w:val="white"/>
+          <w:lang w:val="en-US"/>
+        </w:rPr>
+        <w:t>(</w:t>
+      </w:r>
+      <w:proofErr w:type="gramEnd"/>
+      <w:r>
+        <w:rPr>
+          <w:rFonts w:ascii="Cascadia Mono" w:hAnsi="Cascadia Mono" w:cs="Cascadia Mono"/>
+          <w:color w:val="008000"/>
+          <w:kern w:val="0"/>
+          <w:sz w:val="19"/>
+          <w:szCs w:val="19"/>
+          <w:highlight w:val="white"/>
+          <w:lang w:val="en-US"/>
+        </w:rPr>
+        <w:t>double x) {</w:t>
+      </w:r>
+    </w:p>
+    <w:p>
+      <w:pPr>
+        <w:autoSpaceDE w:val="0"/>
+        <w:autoSpaceDN w:val="0"/>
+        <w:adjustRightInd w:val="0"/>
+        <w:spacing w:after="0" w:line="240" w:lineRule="auto"/>
+        <w:rPr>
+          <w:rFonts w:ascii="Cascadia Mono" w:hAnsi="Cascadia Mono" w:cs="Cascadia Mono"/>
+          <w:color w:val="000000"/>
+          <w:kern w:val="0"/>
+          <w:sz w:val="19"/>
+          <w:szCs w:val="19"/>
+          <w:highlight w:val="white"/>
+          <w:lang w:val="en-US"/>
+        </w:rPr>
+      </w:pPr>
+      <w:r>
+        <w:rPr>
+          <w:rFonts w:ascii="Cascadia Mono" w:hAnsi="Cascadia Mono" w:cs="Cascadia Mono"/>
+          <w:color w:val="008000"/>
+          <w:kern w:val="0"/>
+          <w:sz w:val="19"/>
+          <w:szCs w:val="19"/>
+          <w:highlight w:val="white"/>
+          <w:lang w:val="en-US"/>
+        </w:rPr>
+        <w:t xml:space="preserve">    return </w:t>
+      </w:r>
+      <w:proofErr w:type="gramStart"/>
+      <w:r>
+        <w:rPr>
+          <w:rFonts w:ascii="Cascadia Mono" w:hAnsi="Cascadia Mono" w:cs="Cascadia Mono"/>
+          <w:color w:val="008000"/>
+          <w:kern w:val="0"/>
+          <w:sz w:val="19"/>
+          <w:szCs w:val="19"/>
+          <w:highlight w:val="white"/>
+          <w:lang w:val="en-US"/>
+        </w:rPr>
+        <w:t xml:space="preserve">2;   </w:t>
+      </w:r>
+      <w:proofErr w:type="gramEnd"/>
+      <w:r>
+        <w:rPr>
+          <w:rFonts w:ascii="Cascadia Mono" w:hAnsi="Cascadia Mono" w:cs="Cascadia Mono"/>
+          <w:color w:val="008000"/>
+          <w:kern w:val="0"/>
+          <w:sz w:val="19"/>
+          <w:szCs w:val="19"/>
+          <w:highlight w:val="white"/>
+          <w:lang w:val="en-US"/>
+        </w:rPr>
+        <w:t xml:space="preserve">                 // f''(x)</w:t>
+      </w:r>
+    </w:p>
+    <w:p>
+      <w:pPr>
+        <w:autoSpaceDE w:val="0"/>
+        <w:autoSpaceDN w:val="0"/>
+        <w:adjustRightInd w:val="0"/>
+        <w:spacing w:after="0" w:line="240" w:lineRule="auto"/>
+        <w:rPr>
+          <w:rFonts w:ascii="Cascadia Mono" w:hAnsi="Cascadia Mono" w:cs="Cascadia Mono"/>
+          <w:color w:val="000000"/>
+          <w:kern w:val="0"/>
+          <w:sz w:val="19"/>
+          <w:szCs w:val="19"/>
+          <w:highlight w:val="white"/>
+          <w:lang w:val="en-US"/>
+        </w:rPr>
+      </w:pPr>
+      <w:r>
+        <w:rPr>
+          <w:rFonts w:ascii="Cascadia Mono" w:hAnsi="Cascadia Mono" w:cs="Cascadia Mono"/>
+          <w:color w:val="008000"/>
+          <w:kern w:val="0"/>
+          <w:sz w:val="19"/>
+          <w:szCs w:val="19"/>
+          <w:highlight w:val="white"/>
+          <w:lang w:val="en-US"/>
+        </w:rPr>
+        <w:t>}</w:t>
+      </w:r>
+    </w:p>
+    <w:p>
+      <w:pPr>
+        <w:autoSpaceDE w:val="0"/>
+        <w:autoSpaceDN w:val="0"/>
+        <w:adjustRightInd w:val="0"/>
+        <w:spacing w:after="0" w:line="240" w:lineRule="auto"/>
+        <w:rPr>
+          <w:rFonts w:ascii="Cascadia Mono" w:hAnsi="Cascadia Mono" w:cs="Cascadia Mono"/>
+          <w:color w:val="000000"/>
+          <w:kern w:val="0"/>
+          <w:sz w:val="19"/>
+          <w:szCs w:val="19"/>
+          <w:highlight w:val="white"/>
+          <w:lang w:val="en-US"/>
+        </w:rPr>
+      </w:pPr>
+    </w:p>
+    <w:p>
+      <w:pPr>
+        <w:autoSpaceDE w:val="0"/>
+        <w:autoSpaceDN w:val="0"/>
+        <w:adjustRightInd w:val="0"/>
+        <w:spacing w:after="0" w:line="240" w:lineRule="auto"/>
+        <w:rPr>
+          <w:rFonts w:ascii="Cascadia Mono" w:hAnsi="Cascadia Mono" w:cs="Cascadia Mono"/>
+          <w:color w:val="000000"/>
+          <w:kern w:val="0"/>
+          <w:sz w:val="19"/>
+          <w:szCs w:val="19"/>
+          <w:highlight w:val="white"/>
+          <w:lang w:val="en-US"/>
+        </w:rPr>
+      </w:pPr>
+      <w:r>
+        <w:rPr>
+          <w:rFonts w:ascii="Cascadia Mono" w:hAnsi="Cascadia Mono" w:cs="Cascadia Mono"/>
+          <w:color w:val="008000"/>
+          <w:kern w:val="0"/>
+          <w:sz w:val="19"/>
+          <w:szCs w:val="19"/>
+          <w:highlight w:val="white"/>
+          <w:lang w:val="en-US"/>
+        </w:rPr>
+        <w:t xml:space="preserve">int </w:t>
+      </w:r>
+      <w:proofErr w:type="gramStart"/>
+      <w:r>
+        <w:rPr>
+          <w:rFonts w:ascii="Cascadia Mono" w:hAnsi="Cascadia Mono" w:cs="Cascadia Mono"/>
+          <w:color w:val="008000"/>
+          <w:kern w:val="0"/>
+          <w:sz w:val="19"/>
+          <w:szCs w:val="19"/>
+          <w:highlight w:val="white"/>
+          <w:lang w:val="en-US"/>
+        </w:rPr>
+        <w:t>main(</w:t>
+      </w:r>
+      <w:proofErr w:type="gramEnd"/>
+      <w:r>
+        <w:rPr>
+          <w:rFonts w:ascii="Cascadia Mono" w:hAnsi="Cascadia Mono" w:cs="Cascadia Mono"/>
+          <w:color w:val="008000"/>
+          <w:kern w:val="0"/>
+          <w:sz w:val="19"/>
+          <w:szCs w:val="19"/>
+          <w:highlight w:val="white"/>
+          <w:lang w:val="en-US"/>
+        </w:rPr>
+        <w:t>) {</w:t>
+      </w:r>
+    </w:p>
+    <w:p>
+      <w:pPr>
+        <w:autoSpaceDE w:val="0"/>
+        <w:autoSpaceDN w:val="0"/>
+        <w:adjustRightInd w:val="0"/>
+        <w:spacing w:after="0" w:line="240" w:lineRule="auto"/>
+        <w:rPr>
+          <w:rFonts w:ascii="Cascadia Mono" w:hAnsi="Cascadia Mono" w:cs="Cascadia Mono"/>
+          <w:color w:val="000000"/>
+          <w:kern w:val="0"/>
+          <w:sz w:val="19"/>
+          <w:szCs w:val="19"/>
+          <w:highlight w:val="white"/>
+          <w:lang w:val="en-US"/>
+        </w:rPr>
+      </w:pPr>
+      <w:r>
+        <w:rPr>
+          <w:rFonts w:ascii="Cascadia Mono" w:hAnsi="Cascadia Mono" w:cs="Cascadia Mono"/>
+          <w:color w:val="008000"/>
+          <w:kern w:val="0"/>
+          <w:sz w:val="19"/>
+          <w:szCs w:val="19"/>
+          <w:highlight w:val="white"/>
+          <w:lang w:val="en-US"/>
+        </w:rPr>
+        <w:t xml:space="preserve">    </w:t>
+      </w:r>
+      <w:proofErr w:type="spellStart"/>
+      <w:proofErr w:type="gramStart"/>
+      <w:r>
+        <w:rPr>
+          <w:rFonts w:ascii="Cascadia Mono" w:hAnsi="Cascadia Mono" w:cs="Cascadia Mono"/>
+          <w:color w:val="008000"/>
+          <w:kern w:val="0"/>
+          <w:sz w:val="19"/>
+          <w:szCs w:val="19"/>
+          <w:highlight w:val="white"/>
+          <w:lang w:val="en-US"/>
+        </w:rPr>
+        <w:t>setlocale</w:t>
+      </w:r>
+      <w:proofErr w:type="spellEnd"/>
+      <w:r>
+        <w:rPr>
+          <w:rFonts w:ascii="Cascadia Mono" w:hAnsi="Cascadia Mono" w:cs="Cascadia Mono"/>
+          <w:color w:val="008000"/>
+          <w:kern w:val="0"/>
+          <w:sz w:val="19"/>
+          <w:szCs w:val="19"/>
+          <w:highlight w:val="white"/>
+          <w:lang w:val="en-US"/>
+        </w:rPr>
+        <w:t>(</w:t>
+      </w:r>
+      <w:proofErr w:type="gramEnd"/>
+      <w:r>
+        <w:rPr>
+          <w:rFonts w:ascii="Cascadia Mono" w:hAnsi="Cascadia Mono" w:cs="Cascadia Mono"/>
+          <w:color w:val="008000"/>
+          <w:kern w:val="0"/>
+          <w:sz w:val="19"/>
+          <w:szCs w:val="19"/>
+          <w:highlight w:val="white"/>
+          <w:lang w:val="en-US"/>
+        </w:rPr>
+        <w:t>LC_ALL, "</w:t>
+      </w:r>
+      <w:proofErr w:type="spellStart"/>
+      <w:r>
+        <w:rPr>
+          <w:rFonts w:ascii="Cascadia Mono" w:hAnsi="Cascadia Mono" w:cs="Cascadia Mono"/>
+          <w:color w:val="008000"/>
+          <w:kern w:val="0"/>
+          <w:sz w:val="19"/>
+          <w:szCs w:val="19"/>
+          <w:highlight w:val="white"/>
+          <w:lang w:val="en-US"/>
+        </w:rPr>
+        <w:t>rus</w:t>
+      </w:r>
+      <w:proofErr w:type="spellEnd"/>
+      <w:r>
+        <w:rPr>
+          <w:rFonts w:ascii="Cascadia Mono" w:hAnsi="Cascadia Mono" w:cs="Cascadia Mono"/>
+          <w:color w:val="008000"/>
+          <w:kern w:val="0"/>
+          <w:sz w:val="19"/>
+          <w:szCs w:val="19"/>
+          <w:highlight w:val="white"/>
+          <w:lang w:val="en-US"/>
+        </w:rPr>
+        <w:t>");</w:t>
+      </w:r>
+    </w:p>
+    <w:p>
+      <w:pPr>
+        <w:autoSpaceDE w:val="0"/>
+        <w:autoSpaceDN w:val="0"/>
+        <w:adjustRightInd w:val="0"/>
+        <w:spacing w:after="0" w:line="240" w:lineRule="auto"/>
+        <w:rPr>
+          <w:rFonts w:ascii="Cascadia Mono" w:hAnsi="Cascadia Mono" w:cs="Cascadia Mono"/>
+          <w:color w:val="000000"/>
+          <w:kern w:val="0"/>
+          <w:sz w:val="19"/>
+          <w:szCs w:val="19"/>
+          <w:highlight w:val="white"/>
+          <w:lang w:val="en-US"/>
+        </w:rPr>
+      </w:pPr>
+    </w:p>
+    <w:p>
+      <w:pPr>
+        <w:autoSpaceDE w:val="0"/>
+        <w:autoSpaceDN w:val="0"/>
+        <w:adjustRightInd w:val="0"/>
+        <w:spacing w:after="0" w:line="240" w:lineRule="auto"/>
+        <w:rPr>
+          <w:rFonts w:ascii="Cascadia Mono" w:hAnsi="Cascadia Mono" w:cs="Cascadia Mono"/>
+          <w:color w:val="000000"/>
+          <w:kern w:val="0"/>
+          <w:sz w:val="19"/>
+          <w:szCs w:val="19"/>
+          <w:highlight w:val="white"/>
+          <w:lang w:val="en-US"/>
+        </w:rPr>
+      </w:pPr>
+      <w:r>
+        <w:rPr>
+          <w:rFonts w:ascii="Cascadia Mono" w:hAnsi="Cascadia Mono" w:cs="Cascadia Mono"/>
+          <w:color w:val="008000"/>
+          <w:kern w:val="0"/>
+          <w:sz w:val="19"/>
+          <w:szCs w:val="19"/>
+          <w:highlight w:val="white"/>
+          <w:lang w:val="en-US"/>
+        </w:rPr>
+        <w:t xml:space="preserve">    double a = -3, b = </w:t>
+      </w:r>
+      <w:proofErr w:type="gramStart"/>
+      <w:r>
+        <w:rPr>
+          <w:rFonts w:ascii="Cascadia Mono" w:hAnsi="Cascadia Mono" w:cs="Cascadia Mono"/>
+          <w:color w:val="008000"/>
+          <w:kern w:val="0"/>
+          <w:sz w:val="19"/>
+          <w:szCs w:val="19"/>
+          <w:highlight w:val="white"/>
+          <w:lang w:val="en-US"/>
+        </w:rPr>
+        <w:t xml:space="preserve">7;   </w:t>
+      </w:r>
+      <w:proofErr w:type="gramEnd"/>
+      <w:r>
+        <w:rPr>
+          <w:rFonts w:ascii="Cascadia Mono" w:hAnsi="Cascadia Mono" w:cs="Cascadia Mono"/>
+          <w:color w:val="008000"/>
+          <w:kern w:val="0"/>
+          <w:sz w:val="19"/>
+          <w:szCs w:val="19"/>
+          <w:highlight w:val="white"/>
+          <w:lang w:val="en-US"/>
+        </w:rPr>
+        <w:t xml:space="preserve">     // </w:t>
+      </w:r>
+      <w:r>
+        <w:rPr>
+          <w:rFonts w:ascii="Cascadia Mono" w:hAnsi="Cascadia Mono" w:cs="Cascadia Mono"/>
+          <w:color w:val="008000"/>
+          <w:kern w:val="0"/>
+          <w:sz w:val="19"/>
+          <w:szCs w:val="19"/>
+          <w:highlight w:val="white"/>
+        </w:rPr>
+        <w:t>отрезок</w:t>
+      </w:r>
+    </w:p>
+    <w:p>
+      <w:pPr>
+        <w:autoSpaceDE w:val="0"/>
+        <w:autoSpaceDN w:val="0"/>
+        <w:adjustRightInd w:val="0"/>
+        <w:spacing w:after="0" w:line="240" w:lineRule="auto"/>
+        <w:rPr>
+          <w:rFonts w:ascii="Cascadia Mono" w:hAnsi="Cascadia Mono" w:cs="Cascadia Mono"/>
+          <w:color w:val="000000"/>
+          <w:kern w:val="0"/>
+          <w:sz w:val="19"/>
+          <w:szCs w:val="19"/>
+          <w:highlight w:val="white"/>
+        </w:rPr>
+      </w:pPr>
+      <w:r>
+        <w:rPr>
+          <w:rFonts w:ascii="Cascadia Mono" w:hAnsi="Cascadia Mono" w:cs="Cascadia Mono"/>
+          <w:color w:val="008000"/>
+          <w:kern w:val="0"/>
+          <w:sz w:val="19"/>
+          <w:szCs w:val="19"/>
+          <w:highlight w:val="white"/>
+          <w:lang w:val="en-US"/>
+        </w:rPr>
+        <w:t xml:space="preserve">    </w:t>
+      </w:r>
+      <w:proofErr w:type="spellStart"/>
+      <w:r>
+        <w:rPr>
+          <w:rFonts w:ascii="Cascadia Mono" w:hAnsi="Cascadia Mono" w:cs="Cascadia Mono"/>
+          <w:color w:val="008000"/>
+          <w:kern w:val="0"/>
+          <w:sz w:val="19"/>
+          <w:szCs w:val="19"/>
+          <w:highlight w:val="white"/>
+        </w:rPr>
+        <w:t>double</w:t>
+      </w:r>
+      <w:proofErr w:type="spellEnd"/>
+      <w:r>
+        <w:rPr>
+          <w:rFonts w:ascii="Cascadia Mono" w:hAnsi="Cascadia Mono" w:cs="Cascadia Mono"/>
+          <w:color w:val="008000"/>
+          <w:kern w:val="0"/>
+          <w:sz w:val="19"/>
+          <w:szCs w:val="19"/>
+          <w:highlight w:val="white"/>
+        </w:rPr>
+        <w:t xml:space="preserve"> x_1 = </w:t>
+      </w:r>
+      <w:proofErr w:type="gramStart"/>
+      <w:r>
+        <w:rPr>
+          <w:rFonts w:ascii="Cascadia Mono" w:hAnsi="Cascadia Mono" w:cs="Cascadia Mono"/>
+          <w:color w:val="008000"/>
+          <w:kern w:val="0"/>
+          <w:sz w:val="19"/>
+          <w:szCs w:val="19"/>
+          <w:highlight w:val="white"/>
+        </w:rPr>
+        <w:t xml:space="preserve">0;   </w:t>
+      </w:r>
+      <w:proofErr w:type="gramEnd"/>
+      <w:r>
+        <w:rPr>
+          <w:rFonts w:ascii="Cascadia Mono" w:hAnsi="Cascadia Mono" w:cs="Cascadia Mono"/>
+          <w:color w:val="008000"/>
+          <w:kern w:val="0"/>
+          <w:sz w:val="19"/>
+          <w:szCs w:val="19"/>
+          <w:highlight w:val="white"/>
+        </w:rPr>
+        <w:t xml:space="preserve">       // критическая точка из f'(x) = 0</w:t>
+      </w:r>
+    </w:p>
+    <w:p>
+      <w:pPr>
+        <w:autoSpaceDE w:val="0"/>
+        <w:autoSpaceDN w:val="0"/>
+        <w:adjustRightInd w:val="0"/>
+        <w:spacing w:after="0" w:line="240" w:lineRule="auto"/>
+        <w:rPr>
+          <w:rFonts w:ascii="Cascadia Mono" w:hAnsi="Cascadia Mono" w:cs="Cascadia Mono"/>
+          <w:color w:val="000000"/>
+          <w:kern w:val="0"/>
+          <w:sz w:val="19"/>
+          <w:szCs w:val="19"/>
+          <w:highlight w:val="white"/>
+        </w:rPr>
+      </w:pPr>
+    </w:p>
+    <w:p>
+      <w:pPr>
+        <w:autoSpaceDE w:val="0"/>
+        <w:autoSpaceDN w:val="0"/>
+        <w:adjustRightInd w:val="0"/>
+        <w:spacing w:after="0" w:line="240" w:lineRule="auto"/>
+        <w:rPr>
+          <w:rFonts w:ascii="Cascadia Mono" w:hAnsi="Cascadia Mono" w:cs="Cascadia Mono"/>
+          <w:color w:val="000000"/>
+          <w:kern w:val="0"/>
+          <w:sz w:val="19"/>
+          <w:szCs w:val="19"/>
+          <w:highlight w:val="white"/>
+        </w:rPr>
+      </w:pPr>
+      <w:r>
+        <w:rPr>
+          <w:rFonts w:ascii="Cascadia Mono" w:hAnsi="Cascadia Mono" w:cs="Cascadia Mono"/>
+          <w:color w:val="008000"/>
+          <w:kern w:val="0"/>
+          <w:sz w:val="19"/>
+          <w:szCs w:val="19"/>
+          <w:highlight w:val="white"/>
+        </w:rPr>
+        <w:t xml:space="preserve">    // Проверка попадания в отрезок</w:t>
+      </w:r>
+    </w:p>
+    <w:p>
+      <w:pPr>
+        <w:autoSpaceDE w:val="0"/>
+        <w:autoSpaceDN w:val="0"/>
+        <w:adjustRightInd w:val="0"/>
+        <w:spacing w:after="0" w:line="240" w:lineRule="auto"/>
+        <w:rPr>
+          <w:rFonts w:ascii="Cascadia Mono" w:hAnsi="Cascadia Mono" w:cs="Cascadia Mono"/>
+          <w:color w:val="000000"/>
+          <w:kern w:val="0"/>
+          <w:sz w:val="19"/>
+          <w:szCs w:val="19"/>
+          <w:highlight w:val="white"/>
+        </w:rPr>
+      </w:pPr>
+      <w:r>
+        <w:rPr>
+          <w:rFonts w:ascii="Cascadia Mono" w:hAnsi="Cascadia Mono" w:cs="Cascadia Mono"/>
+          <w:color w:val="008000"/>
+          <w:kern w:val="0"/>
+          <w:sz w:val="19"/>
+          <w:szCs w:val="19"/>
+          <w:highlight w:val="white"/>
+        </w:rPr>
+        <w:t xml:space="preserve">    </w:t>
+      </w:r>
+      <w:proofErr w:type="spellStart"/>
+      <w:r>
+        <w:rPr>
+          <w:rFonts w:ascii="Cascadia Mono" w:hAnsi="Cascadia Mono" w:cs="Cascadia Mono"/>
+          <w:color w:val="008000"/>
+          <w:kern w:val="0"/>
+          <w:sz w:val="19"/>
+          <w:szCs w:val="19"/>
+          <w:highlight w:val="white"/>
+        </w:rPr>
+        <w:t>if</w:t>
+      </w:r>
+      <w:proofErr w:type="spellEnd"/>
+      <w:r>
+        <w:rPr>
+          <w:rFonts w:ascii="Cascadia Mono" w:hAnsi="Cascadia Mono" w:cs="Cascadia Mono"/>
+          <w:color w:val="008000"/>
+          <w:kern w:val="0"/>
+          <w:sz w:val="19"/>
+          <w:szCs w:val="19"/>
+          <w:highlight w:val="white"/>
+        </w:rPr>
+        <w:t xml:space="preserve"> (x_1 </w:t>
+      </w:r>
+      <w:proofErr w:type="gramStart"/>
+      <w:r>
+        <w:rPr>
+          <w:rFonts w:ascii="Cascadia Mono" w:hAnsi="Cascadia Mono" w:cs="Cascadia Mono"/>
+          <w:color w:val="008000"/>
+          <w:kern w:val="0"/>
+          <w:sz w:val="19"/>
+          <w:szCs w:val="19"/>
+          <w:highlight w:val="white"/>
+        </w:rPr>
+        <w:t>&lt; a</w:t>
+      </w:r>
+      <w:proofErr w:type="gramEnd"/>
+      <w:r>
+        <w:rPr>
+          <w:rFonts w:ascii="Cascadia Mono" w:hAnsi="Cascadia Mono" w:cs="Cascadia Mono"/>
+          <w:color w:val="008000"/>
+          <w:kern w:val="0"/>
+          <w:sz w:val="19"/>
+          <w:szCs w:val="19"/>
+          <w:highlight w:val="white"/>
+        </w:rPr>
+        <w:t xml:space="preserve"> || x_1 &gt; b) {</w:t>
+      </w:r>
+    </w:p>
+    <w:p>
+      <w:pPr>
+        <w:autoSpaceDE w:val="0"/>
+        <w:autoSpaceDN w:val="0"/>
+        <w:adjustRightInd w:val="0"/>
+        <w:spacing w:after="0" w:line="240" w:lineRule="auto"/>
+        <w:rPr>
+          <w:rFonts w:ascii="Cascadia Mono" w:hAnsi="Cascadia Mono" w:cs="Cascadia Mono"/>
+          <w:color w:val="000000"/>
+          <w:kern w:val="0"/>
+          <w:sz w:val="19"/>
+          <w:szCs w:val="19"/>
+          <w:highlight w:val="white"/>
+        </w:rPr>
+      </w:pPr>
+      <w:r>
+        <w:rPr>
+          <w:rFonts w:ascii="Cascadia Mono" w:hAnsi="Cascadia Mono" w:cs="Cascadia Mono"/>
+          <w:color w:val="008000"/>
+          <w:kern w:val="0"/>
+          <w:sz w:val="19"/>
+          <w:szCs w:val="19"/>
+          <w:highlight w:val="white"/>
+        </w:rPr>
+        <w:t xml:space="preserve">        </w:t>
+      </w:r>
+      <w:proofErr w:type="spellStart"/>
+      <w:r>
+        <w:rPr>
+          <w:rFonts w:ascii="Cascadia Mono" w:hAnsi="Cascadia Mono" w:cs="Cascadia Mono"/>
+          <w:color w:val="008000"/>
+          <w:kern w:val="0"/>
+          <w:sz w:val="19"/>
+          <w:szCs w:val="19"/>
+          <w:highlight w:val="white"/>
+        </w:rPr>
+        <w:t>cout</w:t>
+      </w:r>
+      <w:proofErr w:type="spellEnd"/>
+      <w:r>
+        <w:rPr>
+          <w:rFonts w:ascii="Cascadia Mono" w:hAnsi="Cascadia Mono" w:cs="Cascadia Mono"/>
+          <w:color w:val="008000"/>
+          <w:kern w:val="0"/>
+          <w:sz w:val="19"/>
+          <w:szCs w:val="19"/>
+          <w:highlight w:val="white"/>
+        </w:rPr>
+        <w:t xml:space="preserve"> </w:t>
+      </w:r>
+      <w:proofErr w:type="gramStart"/>
+      <w:r>
+        <w:rPr>
+          <w:rFonts w:ascii="Cascadia Mono" w:hAnsi="Cascadia Mono" w:cs="Cascadia Mono"/>
+          <w:color w:val="008000"/>
+          <w:kern w:val="0"/>
+          <w:sz w:val="19"/>
+          <w:szCs w:val="19"/>
+          <w:highlight w:val="white"/>
+        </w:rPr>
+        <w:t>&lt;&lt; "</w:t>
+      </w:r>
+      <w:proofErr w:type="gramEnd"/>
+      <w:r>
+        <w:rPr>
+          <w:rFonts w:ascii="Cascadia Mono" w:hAnsi="Cascadia Mono" w:cs="Cascadia Mono"/>
+          <w:color w:val="008000"/>
+          <w:kern w:val="0"/>
+          <w:sz w:val="19"/>
+          <w:szCs w:val="19"/>
+          <w:highlight w:val="white"/>
+        </w:rPr>
+        <w:t>x* = " &lt;&lt; x_1 &lt;&lt; " вне отрезка \n";</w:t>
+      </w:r>
+    </w:p>
+    <w:p>
+      <w:pPr>
+        <w:autoSpaceDE w:val="0"/>
+        <w:autoSpaceDN w:val="0"/>
+        <w:adjustRightInd w:val="0"/>
+        <w:spacing w:after="0" w:line="240" w:lineRule="auto"/>
+        <w:rPr>
+          <w:rFonts w:ascii="Cascadia Mono" w:hAnsi="Cascadia Mono" w:cs="Cascadia Mono"/>
+          <w:color w:val="000000"/>
+          <w:kern w:val="0"/>
+          <w:sz w:val="19"/>
+          <w:szCs w:val="19"/>
+          <w:highlight w:val="white"/>
+        </w:rPr>
+      </w:pPr>
+      <w:r>
+        <w:rPr>
+          <w:rFonts w:ascii="Cascadia Mono" w:hAnsi="Cascadia Mono" w:cs="Cascadia Mono"/>
+          <w:color w:val="008000"/>
+          <w:kern w:val="0"/>
+          <w:sz w:val="19"/>
+          <w:szCs w:val="19"/>
+          <w:highlight w:val="white"/>
+        </w:rPr>
+        <w:t xml:space="preserve">        </w:t>
+      </w:r>
+      <w:proofErr w:type="spellStart"/>
+      <w:r>
+        <w:rPr>
+          <w:rFonts w:ascii="Cascadia Mono" w:hAnsi="Cascadia Mono" w:cs="Cascadia Mono"/>
+          <w:color w:val="008000"/>
+          <w:kern w:val="0"/>
+          <w:sz w:val="19"/>
+          <w:szCs w:val="19"/>
+          <w:highlight w:val="white"/>
+        </w:rPr>
+        <w:t>cout</w:t>
+      </w:r>
+      <w:proofErr w:type="spellEnd"/>
+      <w:r>
+        <w:rPr>
+          <w:rFonts w:ascii="Cascadia Mono" w:hAnsi="Cascadia Mono" w:cs="Cascadia Mono"/>
+          <w:color w:val="008000"/>
+          <w:kern w:val="0"/>
+          <w:sz w:val="19"/>
+          <w:szCs w:val="19"/>
+          <w:highlight w:val="white"/>
+        </w:rPr>
+        <w:t xml:space="preserve"> </w:t>
+      </w:r>
+      <w:proofErr w:type="gramStart"/>
+      <w:r>
+        <w:rPr>
+          <w:rFonts w:ascii="Cascadia Mono" w:hAnsi="Cascadia Mono" w:cs="Cascadia Mono"/>
+          <w:color w:val="008000"/>
+          <w:kern w:val="0"/>
+          <w:sz w:val="19"/>
+          <w:szCs w:val="19"/>
+          <w:highlight w:val="white"/>
+        </w:rPr>
+        <w:t>&lt;&lt; "</w:t>
+      </w:r>
+      <w:proofErr w:type="gramEnd"/>
+      <w:r>
+        <w:rPr>
+          <w:rFonts w:ascii="Cascadia Mono" w:hAnsi="Cascadia Mono" w:cs="Cascadia Mono"/>
+          <w:color w:val="008000"/>
+          <w:kern w:val="0"/>
+          <w:sz w:val="19"/>
+          <w:szCs w:val="19"/>
+          <w:highlight w:val="white"/>
+        </w:rPr>
+        <w:t>Экстремум ищем на концах отрезка:\n";</w:t>
+      </w:r>
+    </w:p>
+    <w:p>
+      <w:pPr>
+        <w:autoSpaceDE w:val="0"/>
+        <w:autoSpaceDN w:val="0"/>
+        <w:adjustRightInd w:val="0"/>
+        <w:spacing w:after="0" w:line="240" w:lineRule="auto"/>
+        <w:rPr>
+          <w:rFonts w:ascii="Cascadia Mono" w:hAnsi="Cascadia Mono" w:cs="Cascadia Mono"/>
+          <w:color w:val="000000"/>
+          <w:kern w:val="0"/>
+          <w:sz w:val="19"/>
+          <w:szCs w:val="19"/>
+          <w:highlight w:val="white"/>
+          <w:lang w:val="en-US"/>
+        </w:rPr>
+      </w:pPr>
+      <w:r>
+        <w:rPr>
+          <w:rFonts w:ascii="Cascadia Mono" w:hAnsi="Cascadia Mono" w:cs="Cascadia Mono"/>
+          <w:color w:val="008000"/>
+          <w:kern w:val="0"/>
+          <w:sz w:val="19"/>
+          <w:szCs w:val="19"/>
+          <w:highlight w:val="white"/>
+        </w:rPr>
+        <w:t xml:space="preserve">        </w:t>
+      </w:r>
+      <w:r>
+        <w:rPr>
+          <w:rFonts w:ascii="Cascadia Mono" w:hAnsi="Cascadia Mono" w:cs="Cascadia Mono"/>
+          <w:color w:val="008000"/>
+          <w:kern w:val="0"/>
+          <w:sz w:val="19"/>
+          <w:szCs w:val="19"/>
+          <w:highlight w:val="white"/>
+          <w:lang w:val="en-US"/>
+        </w:rPr>
+        <w:t>double fa = f(a), fb = f(b);</w:t>
+      </w:r>
+    </w:p>
+    <w:p>
+      <w:pPr>
+        <w:autoSpaceDE w:val="0"/>
+        <w:autoSpaceDN w:val="0"/>
+        <w:adjustRightInd w:val="0"/>
+        <w:spacing w:after="0" w:line="240" w:lineRule="auto"/>
+        <w:rPr>
+          <w:rFonts w:ascii="Cascadia Mono" w:hAnsi="Cascadia Mono" w:cs="Cascadia Mono"/>
+          <w:color w:val="000000"/>
+          <w:kern w:val="0"/>
+          <w:sz w:val="19"/>
+          <w:szCs w:val="19"/>
+          <w:highlight w:val="white"/>
+        </w:rPr>
+      </w:pPr>
+      <w:r>
+        <w:rPr>
+          <w:rFonts w:ascii="Cascadia Mono" w:hAnsi="Cascadia Mono" w:cs="Cascadia Mono"/>
+          <w:color w:val="008000"/>
+          <w:kern w:val="0"/>
+          <w:sz w:val="19"/>
+          <w:szCs w:val="19"/>
+          <w:highlight w:val="white"/>
+          <w:lang w:val="en-US"/>
+        </w:rPr>
+        <w:t xml:space="preserve">        </w:t>
+      </w:r>
+      <w:proofErr w:type="spellStart"/>
+      <w:r>
+        <w:rPr>
+          <w:rFonts w:ascii="Cascadia Mono" w:hAnsi="Cascadia Mono" w:cs="Cascadia Mono"/>
+          <w:color w:val="008000"/>
+          <w:kern w:val="0"/>
+          <w:sz w:val="19"/>
+          <w:szCs w:val="19"/>
+          <w:highlight w:val="white"/>
+        </w:rPr>
+        <w:t>if</w:t>
+      </w:r>
+      <w:proofErr w:type="spellEnd"/>
+      <w:r>
+        <w:rPr>
+          <w:rFonts w:ascii="Cascadia Mono" w:hAnsi="Cascadia Mono" w:cs="Cascadia Mono"/>
+          <w:color w:val="008000"/>
+          <w:kern w:val="0"/>
+          <w:sz w:val="19"/>
+          <w:szCs w:val="19"/>
+          <w:highlight w:val="white"/>
+        </w:rPr>
+        <w:t xml:space="preserve"> (</w:t>
+      </w:r>
+      <w:proofErr w:type="spellStart"/>
+      <w:r>
+        <w:rPr>
+          <w:rFonts w:ascii="Cascadia Mono" w:hAnsi="Cascadia Mono" w:cs="Cascadia Mono"/>
+          <w:color w:val="008000"/>
+          <w:kern w:val="0"/>
+          <w:sz w:val="19"/>
+          <w:szCs w:val="19"/>
+          <w:highlight w:val="white"/>
+        </w:rPr>
+        <w:t>fa</w:t>
+      </w:r>
+      <w:proofErr w:type="spellEnd"/>
+      <w:r>
+        <w:rPr>
+          <w:rFonts w:ascii="Cascadia Mono" w:hAnsi="Cascadia Mono" w:cs="Cascadia Mono"/>
+          <w:color w:val="008000"/>
+          <w:kern w:val="0"/>
+          <w:sz w:val="19"/>
+          <w:szCs w:val="19"/>
+          <w:highlight w:val="white"/>
+        </w:rPr>
+        <w:t xml:space="preserve"> </w:t>
+      </w:r>
+      <w:proofErr w:type="gramStart"/>
+      <w:r>
+        <w:rPr>
+          <w:rFonts w:ascii="Cascadia Mono" w:hAnsi="Cascadia Mono" w:cs="Cascadia Mono"/>
+          <w:color w:val="008000"/>
+          <w:kern w:val="0"/>
+          <w:sz w:val="19"/>
+          <w:szCs w:val="19"/>
+          <w:highlight w:val="white"/>
+        </w:rPr>
+        <w:t xml:space="preserve">&lt; </w:t>
+      </w:r>
+      <w:proofErr w:type="spellStart"/>
+      <w:r>
+        <w:rPr>
+          <w:rFonts w:ascii="Cascadia Mono" w:hAnsi="Cascadia Mono" w:cs="Cascadia Mono"/>
+          <w:color w:val="008000"/>
+          <w:kern w:val="0"/>
+          <w:sz w:val="19"/>
+          <w:szCs w:val="19"/>
+          <w:highlight w:val="white"/>
+        </w:rPr>
+        <w:t>fb</w:t>
+      </w:r>
+      <w:proofErr w:type="spellEnd"/>
+      <w:proofErr w:type="gramEnd"/>
+      <w:r>
+        <w:rPr>
+          <w:rFonts w:ascii="Cascadia Mono" w:hAnsi="Cascadia Mono" w:cs="Cascadia Mono"/>
+          <w:color w:val="008000"/>
+          <w:kern w:val="0"/>
+          <w:sz w:val="19"/>
+          <w:szCs w:val="19"/>
+          <w:highlight w:val="white"/>
+        </w:rPr>
+        <w:t>)</w:t>
+      </w:r>
+    </w:p>
+    <w:p>
+      <w:pPr>
+        <w:autoSpaceDE w:val="0"/>
+        <w:autoSpaceDN w:val="0"/>
+        <w:adjustRightInd w:val="0"/>
+        <w:spacing w:after="0" w:line="240" w:lineRule="auto"/>
+        <w:rPr>
+          <w:rFonts w:ascii="Cascadia Mono" w:hAnsi="Cascadia Mono" w:cs="Cascadia Mono"/>
+          <w:color w:val="000000"/>
+          <w:kern w:val="0"/>
+          <w:sz w:val="19"/>
+          <w:szCs w:val="19"/>
+          <w:highlight w:val="white"/>
+        </w:rPr>
+      </w:pPr>
+      <w:r>
+        <w:rPr>
+          <w:rFonts w:ascii="Cascadia Mono" w:hAnsi="Cascadia Mono" w:cs="Cascadia Mono"/>
+          <w:color w:val="008000"/>
+          <w:kern w:val="0"/>
+          <w:sz w:val="19"/>
+          <w:szCs w:val="19"/>
+          <w:highlight w:val="white"/>
+        </w:rPr>
+        <w:t xml:space="preserve">            </w:t>
+      </w:r>
+      <w:proofErr w:type="spellStart"/>
+      <w:r>
+        <w:rPr>
+          <w:rFonts w:ascii="Cascadia Mono" w:hAnsi="Cascadia Mono" w:cs="Cascadia Mono"/>
+          <w:color w:val="008000"/>
+          <w:kern w:val="0"/>
+          <w:sz w:val="19"/>
+          <w:szCs w:val="19"/>
+          <w:highlight w:val="white"/>
+        </w:rPr>
+        <w:t>cout</w:t>
+      </w:r>
+      <w:proofErr w:type="spellEnd"/>
+      <w:r>
+        <w:rPr>
+          <w:rFonts w:ascii="Cascadia Mono" w:hAnsi="Cascadia Mono" w:cs="Cascadia Mono"/>
+          <w:color w:val="008000"/>
+          <w:kern w:val="0"/>
+          <w:sz w:val="19"/>
+          <w:szCs w:val="19"/>
+          <w:highlight w:val="white"/>
+        </w:rPr>
+        <w:t xml:space="preserve"> </w:t>
+      </w:r>
+      <w:proofErr w:type="gramStart"/>
+      <w:r>
+        <w:rPr>
+          <w:rFonts w:ascii="Cascadia Mono" w:hAnsi="Cascadia Mono" w:cs="Cascadia Mono"/>
+          <w:color w:val="008000"/>
+          <w:kern w:val="0"/>
+          <w:sz w:val="19"/>
+          <w:szCs w:val="19"/>
+          <w:highlight w:val="white"/>
+        </w:rPr>
+        <w:t>&lt;&lt; "</w:t>
+      </w:r>
+      <w:proofErr w:type="gramEnd"/>
+      <w:r>
+        <w:rPr>
+          <w:rFonts w:ascii="Cascadia Mono" w:hAnsi="Cascadia Mono" w:cs="Cascadia Mono"/>
+          <w:color w:val="008000"/>
+          <w:kern w:val="0"/>
+          <w:sz w:val="19"/>
+          <w:szCs w:val="19"/>
+          <w:highlight w:val="white"/>
+        </w:rPr>
+        <w:t xml:space="preserve">Минимум на левом конце: x = " &lt;&lt; a &lt;&lt; ", f = " &lt;&lt; </w:t>
+      </w:r>
+      <w:proofErr w:type="spellStart"/>
+      <w:r>
+        <w:rPr>
+          <w:rFonts w:ascii="Cascadia Mono" w:hAnsi="Cascadia Mono" w:cs="Cascadia Mono"/>
+          <w:color w:val="008000"/>
+          <w:kern w:val="0"/>
+          <w:sz w:val="19"/>
+          <w:szCs w:val="19"/>
+          <w:highlight w:val="white"/>
+        </w:rPr>
+        <w:t>fa</w:t>
+      </w:r>
+      <w:proofErr w:type="spellEnd"/>
+      <w:r>
+        <w:rPr>
+          <w:rFonts w:ascii="Cascadia Mono" w:hAnsi="Cascadia Mono" w:cs="Cascadia Mono"/>
+          <w:color w:val="008000"/>
+          <w:kern w:val="0"/>
+          <w:sz w:val="19"/>
+          <w:szCs w:val="19"/>
+          <w:highlight w:val="white"/>
+        </w:rPr>
+        <w:t xml:space="preserve"> &lt;&lt; "\n";</w:t>
+      </w:r>
+    </w:p>
+    <w:p>
+      <w:pPr>
+        <w:autoSpaceDE w:val="0"/>
+        <w:autoSpaceDN w:val="0"/>
+        <w:adjustRightInd w:val="0"/>
+        <w:spacing w:after="0" w:line="240" w:lineRule="auto"/>
+        <w:rPr>
+          <w:rFonts w:ascii="Cascadia Mono" w:hAnsi="Cascadia Mono" w:cs="Cascadia Mono"/>
+          <w:color w:val="000000"/>
+          <w:kern w:val="0"/>
+          <w:sz w:val="19"/>
+          <w:szCs w:val="19"/>
+          <w:highlight w:val="white"/>
+        </w:rPr>
+      </w:pPr>
+      <w:r>
+        <w:rPr>
+          <w:rFonts w:ascii="Cascadia Mono" w:hAnsi="Cascadia Mono" w:cs="Cascadia Mono"/>
+          <w:color w:val="008000"/>
+          <w:kern w:val="0"/>
+          <w:sz w:val="19"/>
+          <w:szCs w:val="19"/>
+          <w:highlight w:val="white"/>
+        </w:rPr>
+        <w:t xml:space="preserve">        </w:t>
+      </w:r>
+      <w:proofErr w:type="spellStart"/>
+      <w:r>
+        <w:rPr>
+          <w:rFonts w:ascii="Cascadia Mono" w:hAnsi="Cascadia Mono" w:cs="Cascadia Mono"/>
+          <w:color w:val="008000"/>
+          <w:kern w:val="0"/>
+          <w:sz w:val="19"/>
+          <w:szCs w:val="19"/>
+          <w:highlight w:val="white"/>
+        </w:rPr>
+        <w:t>else</w:t>
+      </w:r>
+      <w:proofErr w:type="spellEnd"/>
+    </w:p>
+    <w:p>
+      <w:pPr>
+        <w:autoSpaceDE w:val="0"/>
+        <w:autoSpaceDN w:val="0"/>
+        <w:adjustRightInd w:val="0"/>
+        <w:spacing w:after="0" w:line="240" w:lineRule="auto"/>
+        <w:rPr>
+          <w:rFonts w:ascii="Cascadia Mono" w:hAnsi="Cascadia Mono" w:cs="Cascadia Mono"/>
+          <w:color w:val="000000"/>
+          <w:kern w:val="0"/>
+          <w:sz w:val="19"/>
+          <w:szCs w:val="19"/>
+          <w:highlight w:val="white"/>
+        </w:rPr>
+      </w:pPr>
+      <w:r>
+        <w:rPr>
+          <w:rFonts w:ascii="Cascadia Mono" w:hAnsi="Cascadia Mono" w:cs="Cascadia Mono"/>
+          <w:color w:val="008000"/>
+          <w:kern w:val="0"/>
+          <w:sz w:val="19"/>
+          <w:szCs w:val="19"/>
+          <w:highlight w:val="white"/>
+        </w:rPr>
+        <w:t xml:space="preserve">            </w:t>
+      </w:r>
+      <w:proofErr w:type="spellStart"/>
+      <w:r>
+        <w:rPr>
+          <w:rFonts w:ascii="Cascadia Mono" w:hAnsi="Cascadia Mono" w:cs="Cascadia Mono"/>
+          <w:color w:val="008000"/>
+          <w:kern w:val="0"/>
+          <w:sz w:val="19"/>
+          <w:szCs w:val="19"/>
+          <w:highlight w:val="white"/>
+        </w:rPr>
+        <w:t>cout</w:t>
+      </w:r>
+      <w:proofErr w:type="spellEnd"/>
+      <w:r>
+        <w:rPr>
+          <w:rFonts w:ascii="Cascadia Mono" w:hAnsi="Cascadia Mono" w:cs="Cascadia Mono"/>
+          <w:color w:val="008000"/>
+          <w:kern w:val="0"/>
+          <w:sz w:val="19"/>
+          <w:szCs w:val="19"/>
+          <w:highlight w:val="white"/>
+        </w:rPr>
+        <w:t xml:space="preserve"> </w:t>
+      </w:r>
+      <w:proofErr w:type="gramStart"/>
+      <w:r>
+        <w:rPr>
+          <w:rFonts w:ascii="Cascadia Mono" w:hAnsi="Cascadia Mono" w:cs="Cascadia Mono"/>
+          <w:color w:val="008000"/>
+          <w:kern w:val="0"/>
+          <w:sz w:val="19"/>
+          <w:szCs w:val="19"/>
+          <w:highlight w:val="white"/>
+        </w:rPr>
+        <w:t>&lt;&lt; "</w:t>
+      </w:r>
+      <w:proofErr w:type="gramEnd"/>
+      <w:r>
+        <w:rPr>
+          <w:rFonts w:ascii="Cascadia Mono" w:hAnsi="Cascadia Mono" w:cs="Cascadia Mono"/>
+          <w:color w:val="008000"/>
+          <w:kern w:val="0"/>
+          <w:sz w:val="19"/>
+          <w:szCs w:val="19"/>
+          <w:highlight w:val="white"/>
+        </w:rPr>
+        <w:t xml:space="preserve">Минимум на правом конце: x = " &lt;&lt; b &lt;&lt; ", f = " &lt;&lt; </w:t>
+      </w:r>
+      <w:proofErr w:type="spellStart"/>
+      <w:r>
+        <w:rPr>
+          <w:rFonts w:ascii="Cascadia Mono" w:hAnsi="Cascadia Mono" w:cs="Cascadia Mono"/>
+          <w:color w:val="008000"/>
+          <w:kern w:val="0"/>
+          <w:sz w:val="19"/>
+          <w:szCs w:val="19"/>
+          <w:highlight w:val="white"/>
+        </w:rPr>
+        <w:t>fb</w:t>
+      </w:r>
+      <w:proofErr w:type="spellEnd"/>
+      <w:r>
+        <w:rPr>
+          <w:rFonts w:ascii="Cascadia Mono" w:hAnsi="Cascadia Mono" w:cs="Cascadia Mono"/>
+          <w:color w:val="008000"/>
+          <w:kern w:val="0"/>
+          <w:sz w:val="19"/>
+          <w:szCs w:val="19"/>
+          <w:highlight w:val="white"/>
+        </w:rPr>
+        <w:t xml:space="preserve"> &lt;&lt; "\n";</w:t>
+      </w:r>
+    </w:p>
+    <w:p>
+      <w:pPr>
+        <w:autoSpaceDE w:val="0"/>
+        <w:autoSpaceDN w:val="0"/>
+        <w:adjustRightInd w:val="0"/>
+        <w:spacing w:after="0" w:line="240" w:lineRule="auto"/>
+        <w:rPr>
+          <w:rFonts w:ascii="Cascadia Mono" w:hAnsi="Cascadia Mono" w:cs="Cascadia Mono"/>
+          <w:color w:val="000000"/>
+          <w:kern w:val="0"/>
+          <w:sz w:val="19"/>
+          <w:szCs w:val="19"/>
+          <w:highlight w:val="white"/>
+        </w:rPr>
+      </w:pPr>
+    </w:p>
+    <w:p>
+      <w:pPr>
+        <w:autoSpaceDE w:val="0"/>
+        <w:autoSpaceDN w:val="0"/>
+        <w:adjustRightInd w:val="0"/>
+        <w:spacing w:after="0" w:line="240" w:lineRule="auto"/>
+        <w:rPr>
+          <w:rFonts w:ascii="Cascadia Mono" w:hAnsi="Cascadia Mono" w:cs="Cascadia Mono"/>
+          <w:color w:val="000000"/>
+          <w:kern w:val="0"/>
+          <w:sz w:val="19"/>
+          <w:szCs w:val="19"/>
+          <w:highlight w:val="white"/>
+        </w:rPr>
+      </w:pPr>
+      <w:r>
+        <w:rPr>
+          <w:rFonts w:ascii="Cascadia Mono" w:hAnsi="Cascadia Mono" w:cs="Cascadia Mono"/>
+          <w:color w:val="008000"/>
+          <w:kern w:val="0"/>
+          <w:sz w:val="19"/>
+          <w:szCs w:val="19"/>
+          <w:highlight w:val="white"/>
+        </w:rPr>
+        <w:t xml:space="preserve">    }</w:t>
+      </w:r>
+    </w:p>
+    <w:p>
+      <w:pPr>
+        <w:autoSpaceDE w:val="0"/>
+        <w:autoSpaceDN w:val="0"/>
+        <w:adjustRightInd w:val="0"/>
+        <w:spacing w:after="0" w:line="240" w:lineRule="auto"/>
+        <w:rPr>
+          <w:rFonts w:ascii="Cascadia Mono" w:hAnsi="Cascadia Mono" w:cs="Cascadia Mono"/>
+          <w:color w:val="000000"/>
+          <w:kern w:val="0"/>
+          <w:sz w:val="19"/>
+          <w:szCs w:val="19"/>
+          <w:highlight w:val="white"/>
+        </w:rPr>
+      </w:pPr>
+    </w:p>
+    <w:p>
+      <w:pPr>
+        <w:autoSpaceDE w:val="0"/>
+        <w:autoSpaceDN w:val="0"/>
+        <w:adjustRightInd w:val="0"/>
+        <w:spacing w:after="0" w:line="240" w:lineRule="auto"/>
+        <w:rPr>
+          <w:rFonts w:ascii="Cascadia Mono" w:hAnsi="Cascadia Mono" w:cs="Cascadia Mono"/>
+          <w:color w:val="000000"/>
+          <w:kern w:val="0"/>
+          <w:sz w:val="19"/>
+          <w:szCs w:val="19"/>
+          <w:highlight w:val="white"/>
+        </w:rPr>
+      </w:pPr>
+      <w:r>
+        <w:rPr>
+          <w:rFonts w:ascii="Cascadia Mono" w:hAnsi="Cascadia Mono" w:cs="Cascadia Mono"/>
+          <w:color w:val="008000"/>
+          <w:kern w:val="0"/>
+          <w:sz w:val="19"/>
+          <w:szCs w:val="19"/>
+          <w:highlight w:val="white"/>
+        </w:rPr>
+        <w:t xml:space="preserve">    // Определяем тип экстремума по второй производной</w:t>
+      </w:r>
+    </w:p>
+    <w:p>
+      <w:pPr>
+        <w:autoSpaceDE w:val="0"/>
+        <w:autoSpaceDN w:val="0"/>
+        <w:adjustRightInd w:val="0"/>
+        <w:spacing w:after="0" w:line="240" w:lineRule="auto"/>
+        <w:rPr>
+          <w:rFonts w:ascii="Cascadia Mono" w:hAnsi="Cascadia Mono" w:cs="Cascadia Mono"/>
+          <w:color w:val="000000"/>
+          <w:kern w:val="0"/>
+          <w:sz w:val="19"/>
+          <w:szCs w:val="19"/>
+          <w:highlight w:val="white"/>
+          <w:lang w:val="en-US"/>
+        </w:rPr>
+      </w:pPr>
+      <w:r>
+        <w:rPr>
+          <w:rFonts w:ascii="Cascadia Mono" w:hAnsi="Cascadia Mono" w:cs="Cascadia Mono"/>
+          <w:color w:val="008000"/>
+          <w:kern w:val="0"/>
+          <w:sz w:val="19"/>
+          <w:szCs w:val="19"/>
+          <w:highlight w:val="white"/>
+        </w:rPr>
+        <w:t xml:space="preserve">    </w:t>
+      </w:r>
+      <w:r>
+        <w:rPr>
+          <w:rFonts w:ascii="Cascadia Mono" w:hAnsi="Cascadia Mono" w:cs="Cascadia Mono"/>
+          <w:color w:val="008000"/>
+          <w:kern w:val="0"/>
+          <w:sz w:val="19"/>
+          <w:szCs w:val="19"/>
+          <w:highlight w:val="white"/>
+          <w:lang w:val="en-US"/>
+        </w:rPr>
+        <w:t xml:space="preserve">double second = </w:t>
+      </w:r>
+      <w:proofErr w:type="spellStart"/>
+      <w:r>
+        <w:rPr>
+          <w:rFonts w:ascii="Cascadia Mono" w:hAnsi="Cascadia Mono" w:cs="Cascadia Mono"/>
+          <w:color w:val="008000"/>
+          <w:kern w:val="0"/>
+          <w:sz w:val="19"/>
+          <w:szCs w:val="19"/>
+          <w:highlight w:val="white"/>
+          <w:lang w:val="en-US"/>
+        </w:rPr>
+        <w:t>ddf</w:t>
+      </w:r>
+      <w:proofErr w:type="spellEnd"/>
+      <w:r>
+        <w:rPr>
+          <w:rFonts w:ascii="Cascadia Mono" w:hAnsi="Cascadia Mono" w:cs="Cascadia Mono"/>
+          <w:color w:val="008000"/>
+          <w:kern w:val="0"/>
+          <w:sz w:val="19"/>
+          <w:szCs w:val="19"/>
+          <w:highlight w:val="white"/>
+          <w:lang w:val="en-US"/>
+        </w:rPr>
+        <w:t>(x_1);</w:t>
+      </w:r>
+    </w:p>
+    <w:p>
+      <w:pPr>
+        <w:autoSpaceDE w:val="0"/>
+        <w:autoSpaceDN w:val="0"/>
+        <w:adjustRightInd w:val="0"/>
+        <w:spacing w:after="0" w:line="240" w:lineRule="auto"/>
+        <w:rPr>
+          <w:rFonts w:ascii="Cascadia Mono" w:hAnsi="Cascadia Mono" w:cs="Cascadia Mono"/>
+          <w:color w:val="000000"/>
+          <w:kern w:val="0"/>
+          <w:sz w:val="19"/>
+          <w:szCs w:val="19"/>
+          <w:highlight w:val="white"/>
+          <w:lang w:val="en-US"/>
+        </w:rPr>
+      </w:pPr>
+      <w:r>
+        <w:rPr>
+          <w:rFonts w:ascii="Cascadia Mono" w:hAnsi="Cascadia Mono" w:cs="Cascadia Mono"/>
+          <w:color w:val="008000"/>
+          <w:kern w:val="0"/>
+          <w:sz w:val="19"/>
+          <w:szCs w:val="19"/>
+          <w:highlight w:val="white"/>
+          <w:lang w:val="en-US"/>
+        </w:rPr>
+        <w:lastRenderedPageBreak/>
+        <w:t xml:space="preserve">    double value = f(x_1);</w:t>
+      </w:r>
+    </w:p>
+    <w:p>
+      <w:pPr>
+        <w:autoSpaceDE w:val="0"/>
+        <w:autoSpaceDN w:val="0"/>
+        <w:adjustRightInd w:val="0"/>
+        <w:spacing w:after="0" w:line="240" w:lineRule="auto"/>
+        <w:rPr>
+          <w:rFonts w:ascii="Cascadia Mono" w:hAnsi="Cascadia Mono" w:cs="Cascadia Mono"/>
+          <w:color w:val="000000"/>
+          <w:kern w:val="0"/>
+          <w:sz w:val="19"/>
+          <w:szCs w:val="19"/>
+          <w:highlight w:val="white"/>
+          <w:lang w:val="en-US"/>
+        </w:rPr>
+      </w:pPr>
+    </w:p>
+    <w:p>
+      <w:pPr>
+        <w:autoSpaceDE w:val="0"/>
+        <w:autoSpaceDN w:val="0"/>
+        <w:adjustRightInd w:val="0"/>
+        <w:spacing w:after="0" w:line="240" w:lineRule="auto"/>
+        <w:rPr>
+          <w:rFonts w:ascii="Cascadia Mono" w:hAnsi="Cascadia Mono" w:cs="Cascadia Mono"/>
+          <w:color w:val="000000"/>
+          <w:kern w:val="0"/>
+          <w:sz w:val="19"/>
+          <w:szCs w:val="19"/>
+          <w:highlight w:val="white"/>
+        </w:rPr>
+      </w:pPr>
+      <w:r>
+        <w:rPr>
+          <w:rFonts w:ascii="Cascadia Mono" w:hAnsi="Cascadia Mono" w:cs="Cascadia Mono"/>
+          <w:color w:val="008000"/>
+          <w:kern w:val="0"/>
+          <w:sz w:val="19"/>
+          <w:szCs w:val="19"/>
+          <w:highlight w:val="white"/>
+          <w:lang w:val="en-US"/>
+        </w:rPr>
+        <w:t xml:space="preserve">    </w:t>
+      </w:r>
+      <w:proofErr w:type="spellStart"/>
+      <w:r>
+        <w:rPr>
+          <w:rFonts w:ascii="Cascadia Mono" w:hAnsi="Cascadia Mono" w:cs="Cascadia Mono"/>
+          <w:color w:val="008000"/>
+          <w:kern w:val="0"/>
+          <w:sz w:val="19"/>
+          <w:szCs w:val="19"/>
+          <w:highlight w:val="white"/>
+        </w:rPr>
+        <w:t>cout</w:t>
+      </w:r>
+      <w:proofErr w:type="spellEnd"/>
+      <w:r>
+        <w:rPr>
+          <w:rFonts w:ascii="Cascadia Mono" w:hAnsi="Cascadia Mono" w:cs="Cascadia Mono"/>
+          <w:color w:val="008000"/>
+          <w:kern w:val="0"/>
+          <w:sz w:val="19"/>
+          <w:szCs w:val="19"/>
+          <w:highlight w:val="white"/>
+        </w:rPr>
+        <w:t xml:space="preserve"> </w:t>
+      </w:r>
+      <w:proofErr w:type="gramStart"/>
+      <w:r>
+        <w:rPr>
+          <w:rFonts w:ascii="Cascadia Mono" w:hAnsi="Cascadia Mono" w:cs="Cascadia Mono"/>
+          <w:color w:val="008000"/>
+          <w:kern w:val="0"/>
+          <w:sz w:val="19"/>
+          <w:szCs w:val="19"/>
+          <w:highlight w:val="white"/>
+        </w:rPr>
+        <w:t>&lt;&lt; "</w:t>
+      </w:r>
+      <w:proofErr w:type="gramEnd"/>
+      <w:r>
+        <w:rPr>
+          <w:rFonts w:ascii="Cascadia Mono" w:hAnsi="Cascadia Mono" w:cs="Cascadia Mono"/>
+          <w:color w:val="008000"/>
+          <w:kern w:val="0"/>
+          <w:sz w:val="19"/>
+          <w:szCs w:val="19"/>
+          <w:highlight w:val="white"/>
+        </w:rPr>
+        <w:t>Критическая точка: x* = " &lt;&lt; x_1 &lt;&lt; "\n";</w:t>
+      </w:r>
+    </w:p>
+    <w:p>
+      <w:pPr>
+        <w:autoSpaceDE w:val="0"/>
+        <w:autoSpaceDN w:val="0"/>
+        <w:adjustRightInd w:val="0"/>
+        <w:spacing w:after="0" w:line="240" w:lineRule="auto"/>
+        <w:rPr>
+          <w:rFonts w:ascii="Cascadia Mono" w:hAnsi="Cascadia Mono" w:cs="Cascadia Mono"/>
+          <w:color w:val="000000"/>
+          <w:kern w:val="0"/>
+          <w:sz w:val="19"/>
+          <w:szCs w:val="19"/>
+          <w:highlight w:val="white"/>
+          <w:lang w:val="en-US"/>
+        </w:rPr>
+      </w:pPr>
+      <w:r>
+        <w:rPr>
+          <w:rFonts w:ascii="Cascadia Mono" w:hAnsi="Cascadia Mono" w:cs="Cascadia Mono"/>
+          <w:color w:val="008000"/>
+          <w:kern w:val="0"/>
+          <w:sz w:val="19"/>
+          <w:szCs w:val="19"/>
+          <w:highlight w:val="white"/>
+        </w:rPr>
+        <w:t xml:space="preserve">    </w:t>
+      </w:r>
+      <w:proofErr w:type="spellStart"/>
+      <w:r>
+        <w:rPr>
+          <w:rFonts w:ascii="Cascadia Mono" w:hAnsi="Cascadia Mono" w:cs="Cascadia Mono"/>
+          <w:color w:val="008000"/>
+          <w:kern w:val="0"/>
+          <w:sz w:val="19"/>
+          <w:szCs w:val="19"/>
+          <w:highlight w:val="white"/>
+          <w:lang w:val="en-US"/>
+        </w:rPr>
+        <w:t>cout</w:t>
+      </w:r>
+      <w:proofErr w:type="spellEnd"/>
+      <w:r>
+        <w:rPr>
+          <w:rFonts w:ascii="Cascadia Mono" w:hAnsi="Cascadia Mono" w:cs="Cascadia Mono"/>
+          <w:color w:val="008000"/>
+          <w:kern w:val="0"/>
+          <w:sz w:val="19"/>
+          <w:szCs w:val="19"/>
+          <w:highlight w:val="white"/>
+          <w:lang w:val="en-US"/>
+        </w:rPr>
+        <w:t xml:space="preserve"> &lt;&lt; "f(x*) = " &lt;&lt; value &lt;&lt; "\n";</w:t>
+      </w:r>
+    </w:p>
+    <w:p>
+      <w:pPr>
+        <w:autoSpaceDE w:val="0"/>
+        <w:autoSpaceDN w:val="0"/>
+        <w:adjustRightInd w:val="0"/>
+        <w:spacing w:after="0" w:line="240" w:lineRule="auto"/>
+        <w:rPr>
+          <w:rFonts w:ascii="Cascadia Mono" w:hAnsi="Cascadia Mono" w:cs="Cascadia Mono"/>
+          <w:color w:val="000000"/>
+          <w:kern w:val="0"/>
+          <w:sz w:val="19"/>
+          <w:szCs w:val="19"/>
+          <w:highlight w:val="white"/>
+          <w:lang w:val="en-US"/>
+        </w:rPr>
+      </w:pPr>
+    </w:p>
+    <w:p>
+      <w:pPr>
+        <w:autoSpaceDE w:val="0"/>
+        <w:autoSpaceDN w:val="0"/>
+        <w:adjustRightInd w:val="0"/>
+        <w:spacing w:after="0" w:line="240" w:lineRule="auto"/>
+        <w:rPr>
+          <w:rFonts w:ascii="Cascadia Mono" w:hAnsi="Cascadia Mono" w:cs="Cascadia Mono"/>
+          <w:color w:val="000000"/>
+          <w:kern w:val="0"/>
+          <w:sz w:val="19"/>
+          <w:szCs w:val="19"/>
+          <w:highlight w:val="white"/>
+          <w:lang w:val="en-US"/>
+        </w:rPr>
+      </w:pPr>
+      <w:r>
+        <w:rPr>
+          <w:rFonts w:ascii="Cascadia Mono" w:hAnsi="Cascadia Mono" w:cs="Cascadia Mono"/>
+          <w:color w:val="008000"/>
+          <w:kern w:val="0"/>
+          <w:sz w:val="19"/>
+          <w:szCs w:val="19"/>
+          <w:highlight w:val="white"/>
+          <w:lang w:val="en-US"/>
+        </w:rPr>
+        <w:t xml:space="preserve">    if (second &gt; 0)</w:t>
+      </w:r>
+    </w:p>
+    <w:p>
+      <w:pPr>
+        <w:autoSpaceDE w:val="0"/>
+        <w:autoSpaceDN w:val="0"/>
+        <w:adjustRightInd w:val="0"/>
+        <w:spacing w:after="0" w:line="240" w:lineRule="auto"/>
+        <w:rPr>
+          <w:rFonts w:ascii="Cascadia Mono" w:hAnsi="Cascadia Mono" w:cs="Cascadia Mono"/>
+          <w:color w:val="000000"/>
+          <w:kern w:val="0"/>
+          <w:sz w:val="19"/>
+          <w:szCs w:val="19"/>
+          <w:highlight w:val="white"/>
+          <w:lang w:val="en-US"/>
+        </w:rPr>
+      </w:pPr>
+      <w:r>
+        <w:rPr>
+          <w:rFonts w:ascii="Cascadia Mono" w:hAnsi="Cascadia Mono" w:cs="Cascadia Mono"/>
+          <w:color w:val="008000"/>
+          <w:kern w:val="0"/>
+          <w:sz w:val="19"/>
+          <w:szCs w:val="19"/>
+          <w:highlight w:val="white"/>
+          <w:lang w:val="en-US"/>
+        </w:rPr>
+        <w:t xml:space="preserve">        </w:t>
+      </w:r>
+      <w:proofErr w:type="spellStart"/>
+      <w:r>
+        <w:rPr>
+          <w:rFonts w:ascii="Cascadia Mono" w:hAnsi="Cascadia Mono" w:cs="Cascadia Mono"/>
+          <w:color w:val="008000"/>
+          <w:kern w:val="0"/>
+          <w:sz w:val="19"/>
+          <w:szCs w:val="19"/>
+          <w:highlight w:val="white"/>
+          <w:lang w:val="en-US"/>
+        </w:rPr>
+        <w:t>cout</w:t>
+      </w:r>
+      <w:proofErr w:type="spellEnd"/>
+      <w:r>
+        <w:rPr>
+          <w:rFonts w:ascii="Cascadia Mono" w:hAnsi="Cascadia Mono" w:cs="Cascadia Mono"/>
+          <w:color w:val="008000"/>
+          <w:kern w:val="0"/>
+          <w:sz w:val="19"/>
+          <w:szCs w:val="19"/>
+          <w:highlight w:val="white"/>
+          <w:lang w:val="en-US"/>
+        </w:rPr>
+        <w:t xml:space="preserve"> &lt;&lt; " </w:t>
+      </w:r>
+      <w:r>
+        <w:rPr>
+          <w:rFonts w:ascii="Cascadia Mono" w:hAnsi="Cascadia Mono" w:cs="Cascadia Mono"/>
+          <w:color w:val="008000"/>
+          <w:kern w:val="0"/>
+          <w:sz w:val="19"/>
+          <w:szCs w:val="19"/>
+          <w:highlight w:val="white"/>
+        </w:rPr>
+        <w:t>МИНИМУМ</w:t>
+      </w:r>
+      <w:r>
+        <w:rPr>
+          <w:rFonts w:ascii="Cascadia Mono" w:hAnsi="Cascadia Mono" w:cs="Cascadia Mono"/>
+          <w:color w:val="008000"/>
+          <w:kern w:val="0"/>
+          <w:sz w:val="19"/>
+          <w:szCs w:val="19"/>
+          <w:highlight w:val="white"/>
+          <w:lang w:val="en-US"/>
+        </w:rPr>
+        <w:t>\n";</w:t>
+      </w:r>
+    </w:p>
+    <w:p>
+      <w:pPr>
+        <w:autoSpaceDE w:val="0"/>
+        <w:autoSpaceDN w:val="0"/>
+        <w:adjustRightInd w:val="0"/>
+        <w:spacing w:after="0" w:line="240" w:lineRule="auto"/>
+        <w:rPr>
+          <w:rFonts w:ascii="Cascadia Mono" w:hAnsi="Cascadia Mono" w:cs="Cascadia Mono"/>
+          <w:color w:val="000000"/>
+          <w:kern w:val="0"/>
+          <w:sz w:val="19"/>
+          <w:szCs w:val="19"/>
+          <w:highlight w:val="white"/>
+          <w:lang w:val="en-US"/>
+        </w:rPr>
+      </w:pPr>
+      <w:r>
+        <w:rPr>
+          <w:rFonts w:ascii="Cascadia Mono" w:hAnsi="Cascadia Mono" w:cs="Cascadia Mono"/>
+          <w:color w:val="008000"/>
+          <w:kern w:val="0"/>
+          <w:sz w:val="19"/>
+          <w:szCs w:val="19"/>
+          <w:highlight w:val="white"/>
+          <w:lang w:val="en-US"/>
+        </w:rPr>
+        <w:t xml:space="preserve">    else if (second &lt; 0)</w:t>
+      </w:r>
+    </w:p>
+    <w:p>
+      <w:pPr>
+        <w:autoSpaceDE w:val="0"/>
+        <w:autoSpaceDN w:val="0"/>
+        <w:adjustRightInd w:val="0"/>
+        <w:spacing w:after="0" w:line="240" w:lineRule="auto"/>
+        <w:rPr>
+          <w:rFonts w:ascii="Cascadia Mono" w:hAnsi="Cascadia Mono" w:cs="Cascadia Mono"/>
+          <w:color w:val="000000"/>
+          <w:kern w:val="0"/>
+          <w:sz w:val="19"/>
+          <w:szCs w:val="19"/>
+          <w:highlight w:val="white"/>
+          <w:lang w:val="en-US"/>
+        </w:rPr>
+      </w:pPr>
+      <w:r>
+        <w:rPr>
+          <w:rFonts w:ascii="Cascadia Mono" w:hAnsi="Cascadia Mono" w:cs="Cascadia Mono"/>
+          <w:color w:val="008000"/>
+          <w:kern w:val="0"/>
+          <w:sz w:val="19"/>
+          <w:szCs w:val="19"/>
+          <w:highlight w:val="white"/>
+          <w:lang w:val="en-US"/>
+        </w:rPr>
+        <w:t xml:space="preserve">        </w:t>
+      </w:r>
+      <w:proofErr w:type="spellStart"/>
+      <w:r>
+        <w:rPr>
+          <w:rFonts w:ascii="Cascadia Mono" w:hAnsi="Cascadia Mono" w:cs="Cascadia Mono"/>
+          <w:color w:val="008000"/>
+          <w:kern w:val="0"/>
+          <w:sz w:val="19"/>
+          <w:szCs w:val="19"/>
+          <w:highlight w:val="white"/>
+          <w:lang w:val="en-US"/>
+        </w:rPr>
+        <w:t>cout</w:t>
+      </w:r>
+      <w:proofErr w:type="spellEnd"/>
+      <w:r>
+        <w:rPr>
+          <w:rFonts w:ascii="Cascadia Mono" w:hAnsi="Cascadia Mono" w:cs="Cascadia Mono"/>
+          <w:color w:val="008000"/>
+          <w:kern w:val="0"/>
+          <w:sz w:val="19"/>
+          <w:szCs w:val="19"/>
+          <w:highlight w:val="white"/>
+          <w:lang w:val="en-US"/>
+        </w:rPr>
+        <w:t xml:space="preserve"> &lt;&lt; " </w:t>
+      </w:r>
+      <w:r>
+        <w:rPr>
+          <w:rFonts w:ascii="Cascadia Mono" w:hAnsi="Cascadia Mono" w:cs="Cascadia Mono"/>
+          <w:color w:val="008000"/>
+          <w:kern w:val="0"/>
+          <w:sz w:val="19"/>
+          <w:szCs w:val="19"/>
+          <w:highlight w:val="white"/>
+        </w:rPr>
+        <w:t>МАКСИМУМ</w:t>
+      </w:r>
+      <w:r>
+        <w:rPr>
+          <w:rFonts w:ascii="Cascadia Mono" w:hAnsi="Cascadia Mono" w:cs="Cascadia Mono"/>
+          <w:color w:val="008000"/>
+          <w:kern w:val="0"/>
+          <w:sz w:val="19"/>
+          <w:szCs w:val="19"/>
+          <w:highlight w:val="white"/>
+          <w:lang w:val="en-US"/>
+        </w:rPr>
+        <w:t>\n";</w:t>
+      </w:r>
+    </w:p>
+    <w:p>
+      <w:pPr>
+        <w:autoSpaceDE w:val="0"/>
+        <w:autoSpaceDN w:val="0"/>
+        <w:adjustRightInd w:val="0"/>
+        <w:spacing w:after="0" w:line="240" w:lineRule="auto"/>
+        <w:rPr>
+          <w:rFonts w:ascii="Cascadia Mono" w:hAnsi="Cascadia Mono" w:cs="Cascadia Mono"/>
+          <w:color w:val="000000"/>
+          <w:kern w:val="0"/>
+          <w:sz w:val="19"/>
+          <w:szCs w:val="19"/>
+          <w:highlight w:val="white"/>
+          <w:lang w:val="en-US"/>
+        </w:rPr>
+      </w:pPr>
     </w:p>
     <w:p>
       <w:pPr>
@@ -1063,60 +3348,14 @@
       </w:pPr>
       <w:r>
         <w:rPr>
-          <w:rFonts w:ascii="Times New Roman" w:hAnsi="Times New Roman" w:cs="Times New Roman"/>
-          <w:noProof/>
-          <w:sz w:val="28"/>
-          <w:szCs w:val="28"/>
-          <w:lang w:eastAsia="ru-RU"/>
-        </w:rPr>
-        <w:drawing>
-          <wp:inline distT="0" distB="0" distL="0" distR="0" wp14:anchorId="26EF7E8E" wp14:editId="0B16C11A">
-            <wp:extent cx="4886325" cy="5108050"/>
-            <wp:effectExtent l="0" t="0" r="0" b="0"/>
-            <wp:docPr id="2" name="Рисунок 2" descr="C:\Users\ruden\Downloads\2026-09-17_00-43-40.png"/>
-            <wp:cNvGraphicFramePr>
-              <a:graphicFrameLocks xmlns:a="http://schemas.openxmlformats.org/drawingml/2006/main" noChangeAspect="1"/>
-            </wp:cNvGraphicFramePr>
-            <a:graphic xmlns:a="http://schemas.openxmlformats.org/drawingml/2006/main">
-              <a:graphicData uri="http://schemas.openxmlformats.org/drawingml/2006/picture">
-                <pic:pic xmlns:pic="http://schemas.openxmlformats.org/drawingml/2006/picture">
-                  <pic:nvPicPr>
-                    <pic:cNvPr id="0" name="Picture 2" descr="C:\Users\ruden\Downloads\2026-09-17_00-43-40.png"/>
-                    <pic:cNvPicPr>
-                      <a:picLocks noChangeAspect="1" noChangeArrowheads="1"/>
-                    </pic:cNvPicPr>
-                  </pic:nvPicPr>
-                  <pic:blipFill>
-                    <a:blip r:embed="rId6">
-                      <a:extLst>
-                        <a:ext uri="{28A0092B-C50C-407E-A947-70E740481C1C}">
-                          <a14:useLocalDpi xmlns:a14="http://schemas.microsoft.com/office/drawing/2010/main" val="0"/>
-                        </a:ext>
-                      </a:extLst>
-                    </a:blip>
-                    <a:srcRect/>
-                    <a:stretch>
-                      <a:fillRect/>
-                    </a:stretch>
-                  </pic:blipFill>
-                  <pic:spPr bwMode="auto">
-                    <a:xfrm>
-                      <a:off x="0" y="0"/>
-                      <a:ext cx="4888190" cy="5110000"/>
-                    </a:xfrm>
-                    <a:prstGeom prst="rect">
-                      <a:avLst/>
-                    </a:prstGeom>
-                    <a:noFill/>
-                    <a:ln>
-                      <a:noFill/>
-                    </a:ln>
-                  </pic:spPr>
-                </pic:pic>
-              </a:graphicData>
-            </a:graphic>
-          </wp:inline>
-        </w:drawing>
+          <w:rFonts w:ascii="Cascadia Mono" w:hAnsi="Cascadia Mono" w:cs="Cascadia Mono"/>
+          <w:color w:val="008000"/>
+          <w:kern w:val="0"/>
+          <w:sz w:val="19"/>
+          <w:szCs w:val="19"/>
+          <w:highlight w:val="white"/>
+        </w:rPr>
+        <w:t>}</w:t>
       </w:r>
     </w:p>
     <w:p>
@@ -1145,7 +3384,6 @@
           <w:sz w:val="28"/>
           <w:szCs w:val="28"/>
         </w:rPr>
-        <w:lastRenderedPageBreak/>
         <w:t>Вывод:</w:t>
       </w:r>
     </w:p>
@@ -1184,7 +3422,7 @@
                     </pic:cNvPicPr>
                   </pic:nvPicPr>
                   <pic:blipFill>
-                    <a:blip r:embed="rId7">
+                    <a:blip r:embed="rId5">
                       <a:extLst>
                         <a:ext uri="{28A0092B-C50C-407E-A947-70E740481C1C}">
                           <a14:useLocalDpi xmlns:a14="http://schemas.microsoft.com/office/drawing/2010/main" val="0"/>
@@ -1287,8 +3525,26 @@
           <w:rFonts w:ascii="Times New Roman" w:hAnsi="Times New Roman" w:cs="Times New Roman"/>
           <w:sz w:val="28"/>
         </w:rPr>
-        <w:t>используя метод Свенна .</w:t>
-      </w:r>
+        <w:t xml:space="preserve">используя метод </w:t>
+      </w:r>
+      <w:proofErr w:type="spellStart"/>
+      <w:proofErr w:type="gramStart"/>
+      <w:r>
+        <w:rPr>
+          <w:rFonts w:ascii="Times New Roman" w:hAnsi="Times New Roman" w:cs="Times New Roman"/>
+          <w:sz w:val="28"/>
+        </w:rPr>
+        <w:t>Свенна</w:t>
+      </w:r>
+      <w:proofErr w:type="spellEnd"/>
+      <w:r>
+        <w:rPr>
+          <w:rFonts w:ascii="Times New Roman" w:hAnsi="Times New Roman" w:cs="Times New Roman"/>
+          <w:sz w:val="28"/>
+        </w:rPr>
+        <w:t xml:space="preserve"> .</w:t>
+      </w:r>
+      <w:proofErr w:type="gramEnd"/>
     </w:p>
     <w:p>
       <w:pPr>
@@ -1308,13 +3564,23 @@
           <w:szCs w:val="28"/>
         </w:rPr>
       </w:pPr>
-      <w:r>
-        <w:rPr>
-          <w:rFonts w:ascii="Times New Roman" w:hAnsi="Times New Roman" w:cs="Times New Roman"/>
-          <w:sz w:val="28"/>
-          <w:szCs w:val="28"/>
-        </w:rPr>
-        <w:t xml:space="preserve">Задача(14): </w:t>
+      <w:proofErr w:type="gramStart"/>
+      <w:r>
+        <w:rPr>
+          <w:rFonts w:ascii="Times New Roman" w:hAnsi="Times New Roman" w:cs="Times New Roman"/>
+          <w:sz w:val="28"/>
+          <w:szCs w:val="28"/>
+        </w:rPr>
+        <w:t>Задача(</w:t>
+      </w:r>
+      <w:proofErr w:type="gramEnd"/>
+      <w:r>
+        <w:rPr>
+          <w:rFonts w:ascii="Times New Roman" w:hAnsi="Times New Roman" w:cs="Times New Roman"/>
+          <w:sz w:val="28"/>
+          <w:szCs w:val="28"/>
+        </w:rPr>
+        <w:t xml:space="preserve">14): </w:t>
       </w:r>
       <m:oMath>
         <m:r>
@@ -1450,7 +3716,7 @@
                     </pic:cNvPicPr>
                   </pic:nvPicPr>
                   <pic:blipFill>
-                    <a:blip r:embed="rId8">
+                    <a:blip r:embed="rId6">
                       <a:extLst>
                         <a:ext uri="{28A0092B-C50C-407E-A947-70E740481C1C}">
                           <a14:useLocalDpi xmlns:a14="http://schemas.microsoft.com/office/drawing/2010/main" val="0"/>
@@ -1508,8 +3774,2733 @@
           <w:sz w:val="36"/>
           <w:szCs w:val="28"/>
         </w:rPr>
-        <w:t>Код:</w:t>
-      </w:r>
+        <w:t>Код</w:t>
+      </w:r>
+      <w:r>
+        <w:rPr>
+          <w:rFonts w:ascii="Times New Roman" w:hAnsi="Times New Roman" w:cs="Times New Roman"/>
+          <w:sz w:val="36"/>
+          <w:szCs w:val="28"/>
+          <w:lang w:val="en-US"/>
+        </w:rPr>
+        <w:t>:</w:t>
+      </w:r>
+    </w:p>
+    <w:p>
+      <w:pPr>
+        <w:autoSpaceDE w:val="0"/>
+        <w:autoSpaceDN w:val="0"/>
+        <w:adjustRightInd w:val="0"/>
+        <w:spacing w:after="0" w:line="240" w:lineRule="auto"/>
+        <w:rPr>
+          <w:rFonts w:ascii="Cascadia Mono" w:hAnsi="Cascadia Mono" w:cs="Cascadia Mono"/>
+          <w:color w:val="000000"/>
+          <w:kern w:val="0"/>
+          <w:sz w:val="19"/>
+          <w:szCs w:val="19"/>
+          <w:highlight w:val="white"/>
+          <w:lang w:val="en-US"/>
+        </w:rPr>
+      </w:pPr>
+      <w:r>
+        <w:rPr>
+          <w:rFonts w:ascii="Cascadia Mono" w:hAnsi="Cascadia Mono" w:cs="Cascadia Mono"/>
+          <w:color w:val="808080"/>
+          <w:kern w:val="0"/>
+          <w:sz w:val="19"/>
+          <w:szCs w:val="19"/>
+          <w:highlight w:val="white"/>
+          <w:lang w:val="en-US"/>
+        </w:rPr>
+        <w:t>#include</w:t>
+      </w:r>
+      <w:r>
+        <w:rPr>
+          <w:rFonts w:ascii="Cascadia Mono" w:hAnsi="Cascadia Mono" w:cs="Cascadia Mono"/>
+          <w:color w:val="000000"/>
+          <w:kern w:val="0"/>
+          <w:sz w:val="19"/>
+          <w:szCs w:val="19"/>
+          <w:highlight w:val="white"/>
+          <w:lang w:val="en-US"/>
+        </w:rPr>
+        <w:t xml:space="preserve"> </w:t>
+      </w:r>
+      <w:r>
+        <w:rPr>
+          <w:rFonts w:ascii="Cascadia Mono" w:hAnsi="Cascadia Mono" w:cs="Cascadia Mono"/>
+          <w:color w:val="A31515"/>
+          <w:kern w:val="0"/>
+          <w:sz w:val="19"/>
+          <w:szCs w:val="19"/>
+          <w:highlight w:val="white"/>
+          <w:lang w:val="en-US"/>
+        </w:rPr>
+        <w:t>&lt;iostream&gt;</w:t>
+      </w:r>
+    </w:p>
+    <w:p>
+      <w:pPr>
+        <w:autoSpaceDE w:val="0"/>
+        <w:autoSpaceDN w:val="0"/>
+        <w:adjustRightInd w:val="0"/>
+        <w:spacing w:after="0" w:line="240" w:lineRule="auto"/>
+        <w:rPr>
+          <w:rFonts w:ascii="Cascadia Mono" w:hAnsi="Cascadia Mono" w:cs="Cascadia Mono"/>
+          <w:color w:val="000000"/>
+          <w:kern w:val="0"/>
+          <w:sz w:val="19"/>
+          <w:szCs w:val="19"/>
+          <w:highlight w:val="white"/>
+          <w:lang w:val="en-US"/>
+        </w:rPr>
+      </w:pPr>
+      <w:r>
+        <w:rPr>
+          <w:rFonts w:ascii="Cascadia Mono" w:hAnsi="Cascadia Mono" w:cs="Cascadia Mono"/>
+          <w:color w:val="808080"/>
+          <w:kern w:val="0"/>
+          <w:sz w:val="19"/>
+          <w:szCs w:val="19"/>
+          <w:highlight w:val="white"/>
+          <w:lang w:val="en-US"/>
+        </w:rPr>
+        <w:t>#include</w:t>
+      </w:r>
+      <w:r>
+        <w:rPr>
+          <w:rFonts w:ascii="Cascadia Mono" w:hAnsi="Cascadia Mono" w:cs="Cascadia Mono"/>
+          <w:color w:val="000000"/>
+          <w:kern w:val="0"/>
+          <w:sz w:val="19"/>
+          <w:szCs w:val="19"/>
+          <w:highlight w:val="white"/>
+          <w:lang w:val="en-US"/>
+        </w:rPr>
+        <w:t xml:space="preserve"> </w:t>
+      </w:r>
+      <w:r>
+        <w:rPr>
+          <w:rFonts w:ascii="Cascadia Mono" w:hAnsi="Cascadia Mono" w:cs="Cascadia Mono"/>
+          <w:color w:val="A31515"/>
+          <w:kern w:val="0"/>
+          <w:sz w:val="19"/>
+          <w:szCs w:val="19"/>
+          <w:highlight w:val="white"/>
+          <w:lang w:val="en-US"/>
+        </w:rPr>
+        <w:t>&lt;cmath&gt;</w:t>
+      </w:r>
+    </w:p>
+    <w:p>
+      <w:pPr>
+        <w:autoSpaceDE w:val="0"/>
+        <w:autoSpaceDN w:val="0"/>
+        <w:adjustRightInd w:val="0"/>
+        <w:spacing w:after="0" w:line="240" w:lineRule="auto"/>
+        <w:rPr>
+          <w:rFonts w:ascii="Cascadia Mono" w:hAnsi="Cascadia Mono" w:cs="Cascadia Mono"/>
+          <w:color w:val="000000"/>
+          <w:kern w:val="0"/>
+          <w:sz w:val="19"/>
+          <w:szCs w:val="19"/>
+          <w:highlight w:val="white"/>
+          <w:lang w:val="en-US"/>
+        </w:rPr>
+      </w:pPr>
+      <w:r>
+        <w:rPr>
+          <w:rFonts w:ascii="Cascadia Mono" w:hAnsi="Cascadia Mono" w:cs="Cascadia Mono"/>
+          <w:color w:val="0000FF"/>
+          <w:kern w:val="0"/>
+          <w:sz w:val="19"/>
+          <w:szCs w:val="19"/>
+          <w:highlight w:val="white"/>
+          <w:lang w:val="en-US"/>
+        </w:rPr>
+        <w:t>using</w:t>
+      </w:r>
+      <w:r>
+        <w:rPr>
+          <w:rFonts w:ascii="Cascadia Mono" w:hAnsi="Cascadia Mono" w:cs="Cascadia Mono"/>
+          <w:color w:val="000000"/>
+          <w:kern w:val="0"/>
+          <w:sz w:val="19"/>
+          <w:szCs w:val="19"/>
+          <w:highlight w:val="white"/>
+          <w:lang w:val="en-US"/>
+        </w:rPr>
+        <w:t xml:space="preserve"> </w:t>
+      </w:r>
+      <w:r>
+        <w:rPr>
+          <w:rFonts w:ascii="Cascadia Mono" w:hAnsi="Cascadia Mono" w:cs="Cascadia Mono"/>
+          <w:color w:val="0000FF"/>
+          <w:kern w:val="0"/>
+          <w:sz w:val="19"/>
+          <w:szCs w:val="19"/>
+          <w:highlight w:val="white"/>
+          <w:lang w:val="en-US"/>
+        </w:rPr>
+        <w:t>namespace</w:t>
+      </w:r>
+      <w:r>
+        <w:rPr>
+          <w:rFonts w:ascii="Cascadia Mono" w:hAnsi="Cascadia Mono" w:cs="Cascadia Mono"/>
+          <w:color w:val="000000"/>
+          <w:kern w:val="0"/>
+          <w:sz w:val="19"/>
+          <w:szCs w:val="19"/>
+          <w:highlight w:val="white"/>
+          <w:lang w:val="en-US"/>
+        </w:rPr>
+        <w:t xml:space="preserve"> std;</w:t>
+      </w:r>
+    </w:p>
+    <w:p>
+      <w:pPr>
+        <w:autoSpaceDE w:val="0"/>
+        <w:autoSpaceDN w:val="0"/>
+        <w:adjustRightInd w:val="0"/>
+        <w:spacing w:after="0" w:line="240" w:lineRule="auto"/>
+        <w:rPr>
+          <w:rFonts w:ascii="Cascadia Mono" w:hAnsi="Cascadia Mono" w:cs="Cascadia Mono"/>
+          <w:color w:val="000000"/>
+          <w:kern w:val="0"/>
+          <w:sz w:val="19"/>
+          <w:szCs w:val="19"/>
+          <w:highlight w:val="white"/>
+          <w:lang w:val="en-US"/>
+        </w:rPr>
+      </w:pPr>
+    </w:p>
+    <w:p>
+      <w:pPr>
+        <w:autoSpaceDE w:val="0"/>
+        <w:autoSpaceDN w:val="0"/>
+        <w:adjustRightInd w:val="0"/>
+        <w:spacing w:after="0" w:line="240" w:lineRule="auto"/>
+        <w:rPr>
+          <w:rFonts w:ascii="Cascadia Mono" w:hAnsi="Cascadia Mono" w:cs="Cascadia Mono"/>
+          <w:color w:val="000000"/>
+          <w:kern w:val="0"/>
+          <w:sz w:val="19"/>
+          <w:szCs w:val="19"/>
+          <w:highlight w:val="white"/>
+          <w:lang w:val="en-US"/>
+        </w:rPr>
+      </w:pPr>
+      <w:r>
+        <w:rPr>
+          <w:rFonts w:ascii="Cascadia Mono" w:hAnsi="Cascadia Mono" w:cs="Cascadia Mono"/>
+          <w:color w:val="008000"/>
+          <w:kern w:val="0"/>
+          <w:sz w:val="19"/>
+          <w:szCs w:val="19"/>
+          <w:highlight w:val="white"/>
+          <w:lang w:val="en-US"/>
+        </w:rPr>
+        <w:t xml:space="preserve">// ===== </w:t>
+      </w:r>
+      <w:r>
+        <w:rPr>
+          <w:rFonts w:ascii="Cascadia Mono" w:hAnsi="Cascadia Mono" w:cs="Cascadia Mono"/>
+          <w:color w:val="008000"/>
+          <w:kern w:val="0"/>
+          <w:sz w:val="19"/>
+          <w:szCs w:val="19"/>
+          <w:highlight w:val="white"/>
+        </w:rPr>
+        <w:t>ФУНКЦИЯ</w:t>
+      </w:r>
+      <w:r>
+        <w:rPr>
+          <w:rFonts w:ascii="Cascadia Mono" w:hAnsi="Cascadia Mono" w:cs="Cascadia Mono"/>
+          <w:color w:val="008000"/>
+          <w:kern w:val="0"/>
+          <w:sz w:val="19"/>
+          <w:szCs w:val="19"/>
+          <w:highlight w:val="white"/>
+          <w:lang w:val="en-US"/>
+        </w:rPr>
+        <w:t xml:space="preserve"> =====</w:t>
+      </w:r>
+    </w:p>
+    <w:p>
+      <w:pPr>
+        <w:autoSpaceDE w:val="0"/>
+        <w:autoSpaceDN w:val="0"/>
+        <w:adjustRightInd w:val="0"/>
+        <w:spacing w:after="0" w:line="240" w:lineRule="auto"/>
+        <w:rPr>
+          <w:rFonts w:ascii="Cascadia Mono" w:hAnsi="Cascadia Mono" w:cs="Cascadia Mono"/>
+          <w:color w:val="000000"/>
+          <w:kern w:val="0"/>
+          <w:sz w:val="19"/>
+          <w:szCs w:val="19"/>
+          <w:highlight w:val="white"/>
+          <w:lang w:val="en-US"/>
+        </w:rPr>
+      </w:pPr>
+      <w:r>
+        <w:rPr>
+          <w:rFonts w:ascii="Cascadia Mono" w:hAnsi="Cascadia Mono" w:cs="Cascadia Mono"/>
+          <w:color w:val="0000FF"/>
+          <w:kern w:val="0"/>
+          <w:sz w:val="19"/>
+          <w:szCs w:val="19"/>
+          <w:highlight w:val="white"/>
+          <w:lang w:val="en-US"/>
+        </w:rPr>
+        <w:t>double</w:t>
+      </w:r>
+      <w:r>
+        <w:rPr>
+          <w:rFonts w:ascii="Cascadia Mono" w:hAnsi="Cascadia Mono" w:cs="Cascadia Mono"/>
+          <w:color w:val="000000"/>
+          <w:kern w:val="0"/>
+          <w:sz w:val="19"/>
+          <w:szCs w:val="19"/>
+          <w:highlight w:val="white"/>
+          <w:lang w:val="en-US"/>
+        </w:rPr>
+        <w:t xml:space="preserve"> f(</w:t>
+      </w:r>
+      <w:r>
+        <w:rPr>
+          <w:rFonts w:ascii="Cascadia Mono" w:hAnsi="Cascadia Mono" w:cs="Cascadia Mono"/>
+          <w:color w:val="0000FF"/>
+          <w:kern w:val="0"/>
+          <w:sz w:val="19"/>
+          <w:szCs w:val="19"/>
+          <w:highlight w:val="white"/>
+          <w:lang w:val="en-US"/>
+        </w:rPr>
+        <w:t>double</w:t>
+      </w:r>
+      <w:r>
+        <w:rPr>
+          <w:rFonts w:ascii="Cascadia Mono" w:hAnsi="Cascadia Mono" w:cs="Cascadia Mono"/>
+          <w:color w:val="000000"/>
+          <w:kern w:val="0"/>
+          <w:sz w:val="19"/>
+          <w:szCs w:val="19"/>
+          <w:highlight w:val="white"/>
+          <w:lang w:val="en-US"/>
+        </w:rPr>
+        <w:t xml:space="preserve"> </w:t>
+      </w:r>
+      <w:r>
+        <w:rPr>
+          <w:rFonts w:ascii="Cascadia Mono" w:hAnsi="Cascadia Mono" w:cs="Cascadia Mono"/>
+          <w:color w:val="808080"/>
+          <w:kern w:val="0"/>
+          <w:sz w:val="19"/>
+          <w:szCs w:val="19"/>
+          <w:highlight w:val="white"/>
+          <w:lang w:val="en-US"/>
+        </w:rPr>
+        <w:t>x</w:t>
+      </w:r>
+      <w:r>
+        <w:rPr>
+          <w:rFonts w:ascii="Cascadia Mono" w:hAnsi="Cascadia Mono" w:cs="Cascadia Mono"/>
+          <w:color w:val="000000"/>
+          <w:kern w:val="0"/>
+          <w:sz w:val="19"/>
+          <w:szCs w:val="19"/>
+          <w:highlight w:val="white"/>
+          <w:lang w:val="en-US"/>
+        </w:rPr>
+        <w:t>) {</w:t>
+      </w:r>
+    </w:p>
+    <w:p>
+      <w:pPr>
+        <w:autoSpaceDE w:val="0"/>
+        <w:autoSpaceDN w:val="0"/>
+        <w:adjustRightInd w:val="0"/>
+        <w:spacing w:after="0" w:line="240" w:lineRule="auto"/>
+        <w:rPr>
+          <w:rFonts w:ascii="Cascadia Mono" w:hAnsi="Cascadia Mono" w:cs="Cascadia Mono"/>
+          <w:color w:val="000000"/>
+          <w:kern w:val="0"/>
+          <w:sz w:val="19"/>
+          <w:szCs w:val="19"/>
+          <w:highlight w:val="white"/>
+          <w:lang w:val="en-US"/>
+        </w:rPr>
+      </w:pPr>
+      <w:r>
+        <w:rPr>
+          <w:rFonts w:ascii="Cascadia Mono" w:hAnsi="Cascadia Mono" w:cs="Cascadia Mono"/>
+          <w:color w:val="000000"/>
+          <w:kern w:val="0"/>
+          <w:sz w:val="19"/>
+          <w:szCs w:val="19"/>
+          <w:highlight w:val="white"/>
+          <w:lang w:val="en-US"/>
+        </w:rPr>
+        <w:t xml:space="preserve">    </w:t>
+      </w:r>
+      <w:r>
+        <w:rPr>
+          <w:rFonts w:ascii="Cascadia Mono" w:hAnsi="Cascadia Mono" w:cs="Cascadia Mono"/>
+          <w:color w:val="0000FF"/>
+          <w:kern w:val="0"/>
+          <w:sz w:val="19"/>
+          <w:szCs w:val="19"/>
+          <w:highlight w:val="white"/>
+          <w:lang w:val="en-US"/>
+        </w:rPr>
+        <w:t>return</w:t>
+      </w:r>
+      <w:r>
+        <w:rPr>
+          <w:rFonts w:ascii="Cascadia Mono" w:hAnsi="Cascadia Mono" w:cs="Cascadia Mono"/>
+          <w:color w:val="000000"/>
+          <w:kern w:val="0"/>
+          <w:sz w:val="19"/>
+          <w:szCs w:val="19"/>
+          <w:highlight w:val="white"/>
+          <w:lang w:val="en-US"/>
+        </w:rPr>
+        <w:t xml:space="preserve"> </w:t>
+      </w:r>
+      <w:r>
+        <w:rPr>
+          <w:rFonts w:ascii="Cascadia Mono" w:hAnsi="Cascadia Mono" w:cs="Cascadia Mono"/>
+          <w:color w:val="808080"/>
+          <w:kern w:val="0"/>
+          <w:sz w:val="19"/>
+          <w:szCs w:val="19"/>
+          <w:highlight w:val="white"/>
+          <w:lang w:val="en-US"/>
+        </w:rPr>
+        <w:t>x</w:t>
+      </w:r>
+      <w:r>
+        <w:rPr>
+          <w:rFonts w:ascii="Cascadia Mono" w:hAnsi="Cascadia Mono" w:cs="Cascadia Mono"/>
+          <w:color w:val="000000"/>
+          <w:kern w:val="0"/>
+          <w:sz w:val="19"/>
+          <w:szCs w:val="19"/>
+          <w:highlight w:val="white"/>
+          <w:lang w:val="en-US"/>
+        </w:rPr>
+        <w:t xml:space="preserve"> * </w:t>
+      </w:r>
+      <w:r>
+        <w:rPr>
+          <w:rFonts w:ascii="Cascadia Mono" w:hAnsi="Cascadia Mono" w:cs="Cascadia Mono"/>
+          <w:color w:val="808080"/>
+          <w:kern w:val="0"/>
+          <w:sz w:val="19"/>
+          <w:szCs w:val="19"/>
+          <w:highlight w:val="white"/>
+          <w:lang w:val="en-US"/>
+        </w:rPr>
+        <w:t>x</w:t>
+      </w:r>
+      <w:r>
+        <w:rPr>
+          <w:rFonts w:ascii="Cascadia Mono" w:hAnsi="Cascadia Mono" w:cs="Cascadia Mono"/>
+          <w:color w:val="000000"/>
+          <w:kern w:val="0"/>
+          <w:sz w:val="19"/>
+          <w:szCs w:val="19"/>
+          <w:highlight w:val="white"/>
+          <w:lang w:val="en-US"/>
+        </w:rPr>
+        <w:t xml:space="preserve"> + 2;</w:t>
+      </w:r>
+    </w:p>
+    <w:p>
+      <w:pPr>
+        <w:autoSpaceDE w:val="0"/>
+        <w:autoSpaceDN w:val="0"/>
+        <w:adjustRightInd w:val="0"/>
+        <w:spacing w:after="0" w:line="240" w:lineRule="auto"/>
+        <w:rPr>
+          <w:rFonts w:ascii="Cascadia Mono" w:hAnsi="Cascadia Mono" w:cs="Cascadia Mono"/>
+          <w:color w:val="000000"/>
+          <w:kern w:val="0"/>
+          <w:sz w:val="19"/>
+          <w:szCs w:val="19"/>
+          <w:highlight w:val="white"/>
+          <w:lang w:val="en-US"/>
+        </w:rPr>
+      </w:pPr>
+      <w:r>
+        <w:rPr>
+          <w:rFonts w:ascii="Cascadia Mono" w:hAnsi="Cascadia Mono" w:cs="Cascadia Mono"/>
+          <w:color w:val="000000"/>
+          <w:kern w:val="0"/>
+          <w:sz w:val="19"/>
+          <w:szCs w:val="19"/>
+          <w:highlight w:val="white"/>
+          <w:lang w:val="en-US"/>
+        </w:rPr>
+        <w:t>}</w:t>
+      </w:r>
+    </w:p>
+    <w:p>
+      <w:pPr>
+        <w:autoSpaceDE w:val="0"/>
+        <w:autoSpaceDN w:val="0"/>
+        <w:adjustRightInd w:val="0"/>
+        <w:spacing w:after="0" w:line="240" w:lineRule="auto"/>
+        <w:rPr>
+          <w:rFonts w:ascii="Cascadia Mono" w:hAnsi="Cascadia Mono" w:cs="Cascadia Mono"/>
+          <w:color w:val="000000"/>
+          <w:kern w:val="0"/>
+          <w:sz w:val="19"/>
+          <w:szCs w:val="19"/>
+          <w:highlight w:val="white"/>
+          <w:lang w:val="en-US"/>
+        </w:rPr>
+      </w:pPr>
+    </w:p>
+    <w:p>
+      <w:pPr>
+        <w:autoSpaceDE w:val="0"/>
+        <w:autoSpaceDN w:val="0"/>
+        <w:adjustRightInd w:val="0"/>
+        <w:spacing w:after="0" w:line="240" w:lineRule="auto"/>
+        <w:rPr>
+          <w:rFonts w:ascii="Cascadia Mono" w:hAnsi="Cascadia Mono" w:cs="Cascadia Mono"/>
+          <w:color w:val="000000"/>
+          <w:kern w:val="0"/>
+          <w:sz w:val="19"/>
+          <w:szCs w:val="19"/>
+          <w:highlight w:val="white"/>
+          <w:lang w:val="en-US"/>
+        </w:rPr>
+      </w:pPr>
+      <w:r>
+        <w:rPr>
+          <w:rFonts w:ascii="Cascadia Mono" w:hAnsi="Cascadia Mono" w:cs="Cascadia Mono"/>
+          <w:color w:val="0000FF"/>
+          <w:kern w:val="0"/>
+          <w:sz w:val="19"/>
+          <w:szCs w:val="19"/>
+          <w:highlight w:val="white"/>
+          <w:lang w:val="en-US"/>
+        </w:rPr>
+        <w:t>int</w:t>
+      </w:r>
+      <w:r>
+        <w:rPr>
+          <w:rFonts w:ascii="Cascadia Mono" w:hAnsi="Cascadia Mono" w:cs="Cascadia Mono"/>
+          <w:color w:val="000000"/>
+          <w:kern w:val="0"/>
+          <w:sz w:val="19"/>
+          <w:szCs w:val="19"/>
+          <w:highlight w:val="white"/>
+          <w:lang w:val="en-US"/>
+        </w:rPr>
+        <w:t xml:space="preserve"> main() {</w:t>
+      </w:r>
+    </w:p>
+    <w:p>
+      <w:pPr>
+        <w:autoSpaceDE w:val="0"/>
+        <w:autoSpaceDN w:val="0"/>
+        <w:adjustRightInd w:val="0"/>
+        <w:spacing w:after="0" w:line="240" w:lineRule="auto"/>
+        <w:rPr>
+          <w:rFonts w:ascii="Cascadia Mono" w:hAnsi="Cascadia Mono" w:cs="Cascadia Mono"/>
+          <w:color w:val="000000"/>
+          <w:kern w:val="0"/>
+          <w:sz w:val="19"/>
+          <w:szCs w:val="19"/>
+          <w:highlight w:val="white"/>
+          <w:lang w:val="en-US"/>
+        </w:rPr>
+      </w:pPr>
+      <w:r>
+        <w:rPr>
+          <w:rFonts w:ascii="Cascadia Mono" w:hAnsi="Cascadia Mono" w:cs="Cascadia Mono"/>
+          <w:color w:val="000000"/>
+          <w:kern w:val="0"/>
+          <w:sz w:val="19"/>
+          <w:szCs w:val="19"/>
+          <w:highlight w:val="white"/>
+          <w:lang w:val="en-US"/>
+        </w:rPr>
+        <w:t xml:space="preserve">    setlocale(</w:t>
+      </w:r>
+      <w:r>
+        <w:rPr>
+          <w:rFonts w:ascii="Cascadia Mono" w:hAnsi="Cascadia Mono" w:cs="Cascadia Mono"/>
+          <w:color w:val="6F008A"/>
+          <w:kern w:val="0"/>
+          <w:sz w:val="19"/>
+          <w:szCs w:val="19"/>
+          <w:highlight w:val="white"/>
+          <w:lang w:val="en-US"/>
+        </w:rPr>
+        <w:t>LC_ALL</w:t>
+      </w:r>
+      <w:r>
+        <w:rPr>
+          <w:rFonts w:ascii="Cascadia Mono" w:hAnsi="Cascadia Mono" w:cs="Cascadia Mono"/>
+          <w:color w:val="000000"/>
+          <w:kern w:val="0"/>
+          <w:sz w:val="19"/>
+          <w:szCs w:val="19"/>
+          <w:highlight w:val="white"/>
+          <w:lang w:val="en-US"/>
+        </w:rPr>
+        <w:t xml:space="preserve">, </w:t>
+      </w:r>
+      <w:r>
+        <w:rPr>
+          <w:rFonts w:ascii="Cascadia Mono" w:hAnsi="Cascadia Mono" w:cs="Cascadia Mono"/>
+          <w:color w:val="A31515"/>
+          <w:kern w:val="0"/>
+          <w:sz w:val="19"/>
+          <w:szCs w:val="19"/>
+          <w:highlight w:val="white"/>
+          <w:lang w:val="en-US"/>
+        </w:rPr>
+        <w:t>"rus"</w:t>
+      </w:r>
+      <w:r>
+        <w:rPr>
+          <w:rFonts w:ascii="Cascadia Mono" w:hAnsi="Cascadia Mono" w:cs="Cascadia Mono"/>
+          <w:color w:val="000000"/>
+          <w:kern w:val="0"/>
+          <w:sz w:val="19"/>
+          <w:szCs w:val="19"/>
+          <w:highlight w:val="white"/>
+          <w:lang w:val="en-US"/>
+        </w:rPr>
+        <w:t>);</w:t>
+      </w:r>
+    </w:p>
+    <w:p>
+      <w:pPr>
+        <w:autoSpaceDE w:val="0"/>
+        <w:autoSpaceDN w:val="0"/>
+        <w:adjustRightInd w:val="0"/>
+        <w:spacing w:after="0" w:line="240" w:lineRule="auto"/>
+        <w:rPr>
+          <w:rFonts w:ascii="Cascadia Mono" w:hAnsi="Cascadia Mono" w:cs="Cascadia Mono"/>
+          <w:color w:val="000000"/>
+          <w:kern w:val="0"/>
+          <w:sz w:val="19"/>
+          <w:szCs w:val="19"/>
+          <w:highlight w:val="white"/>
+          <w:lang w:val="en-US"/>
+        </w:rPr>
+      </w:pPr>
+      <w:r>
+        <w:rPr>
+          <w:rFonts w:ascii="Cascadia Mono" w:hAnsi="Cascadia Mono" w:cs="Cascadia Mono"/>
+          <w:color w:val="000000"/>
+          <w:kern w:val="0"/>
+          <w:sz w:val="19"/>
+          <w:szCs w:val="19"/>
+          <w:highlight w:val="white"/>
+          <w:lang w:val="en-US"/>
+        </w:rPr>
+        <w:t xml:space="preserve">    </w:t>
+      </w:r>
+      <w:r>
+        <w:rPr>
+          <w:rFonts w:ascii="Cascadia Mono" w:hAnsi="Cascadia Mono" w:cs="Cascadia Mono"/>
+          <w:color w:val="0000FF"/>
+          <w:kern w:val="0"/>
+          <w:sz w:val="19"/>
+          <w:szCs w:val="19"/>
+          <w:highlight w:val="white"/>
+          <w:lang w:val="en-US"/>
+        </w:rPr>
+        <w:t>double</w:t>
+      </w:r>
+      <w:r>
+        <w:rPr>
+          <w:rFonts w:ascii="Cascadia Mono" w:hAnsi="Cascadia Mono" w:cs="Cascadia Mono"/>
+          <w:color w:val="000000"/>
+          <w:kern w:val="0"/>
+          <w:sz w:val="19"/>
+          <w:szCs w:val="19"/>
+          <w:highlight w:val="white"/>
+          <w:lang w:val="en-US"/>
+        </w:rPr>
+        <w:t xml:space="preserve"> x0 = 0;      </w:t>
+      </w:r>
+      <w:r>
+        <w:rPr>
+          <w:rFonts w:ascii="Cascadia Mono" w:hAnsi="Cascadia Mono" w:cs="Cascadia Mono"/>
+          <w:color w:val="008000"/>
+          <w:kern w:val="0"/>
+          <w:sz w:val="19"/>
+          <w:szCs w:val="19"/>
+          <w:highlight w:val="white"/>
+          <w:lang w:val="en-US"/>
+        </w:rPr>
+        <w:t xml:space="preserve">// </w:t>
+      </w:r>
+      <w:r>
+        <w:rPr>
+          <w:rFonts w:ascii="Cascadia Mono" w:hAnsi="Cascadia Mono" w:cs="Cascadia Mono"/>
+          <w:color w:val="008000"/>
+          <w:kern w:val="0"/>
+          <w:sz w:val="19"/>
+          <w:szCs w:val="19"/>
+          <w:highlight w:val="white"/>
+        </w:rPr>
+        <w:t>начальная</w:t>
+      </w:r>
+      <w:r>
+        <w:rPr>
+          <w:rFonts w:ascii="Cascadia Mono" w:hAnsi="Cascadia Mono" w:cs="Cascadia Mono"/>
+          <w:color w:val="008000"/>
+          <w:kern w:val="0"/>
+          <w:sz w:val="19"/>
+          <w:szCs w:val="19"/>
+          <w:highlight w:val="white"/>
+          <w:lang w:val="en-US"/>
+        </w:rPr>
+        <w:t xml:space="preserve"> </w:t>
+      </w:r>
+      <w:r>
+        <w:rPr>
+          <w:rFonts w:ascii="Cascadia Mono" w:hAnsi="Cascadia Mono" w:cs="Cascadia Mono"/>
+          <w:color w:val="008000"/>
+          <w:kern w:val="0"/>
+          <w:sz w:val="19"/>
+          <w:szCs w:val="19"/>
+          <w:highlight w:val="white"/>
+        </w:rPr>
+        <w:t>точка</w:t>
+      </w:r>
+    </w:p>
+    <w:p>
+      <w:pPr>
+        <w:autoSpaceDE w:val="0"/>
+        <w:autoSpaceDN w:val="0"/>
+        <w:adjustRightInd w:val="0"/>
+        <w:spacing w:after="0" w:line="240" w:lineRule="auto"/>
+        <w:rPr>
+          <w:rFonts w:ascii="Cascadia Mono" w:hAnsi="Cascadia Mono" w:cs="Cascadia Mono"/>
+          <w:color w:val="000000"/>
+          <w:kern w:val="0"/>
+          <w:sz w:val="19"/>
+          <w:szCs w:val="19"/>
+          <w:highlight w:val="white"/>
+          <w:lang w:val="en-US"/>
+        </w:rPr>
+      </w:pPr>
+      <w:r>
+        <w:rPr>
+          <w:rFonts w:ascii="Cascadia Mono" w:hAnsi="Cascadia Mono" w:cs="Cascadia Mono"/>
+          <w:color w:val="000000"/>
+          <w:kern w:val="0"/>
+          <w:sz w:val="19"/>
+          <w:szCs w:val="19"/>
+          <w:highlight w:val="white"/>
+          <w:lang w:val="en-US"/>
+        </w:rPr>
+        <w:t xml:space="preserve">    </w:t>
+      </w:r>
+      <w:r>
+        <w:rPr>
+          <w:rFonts w:ascii="Cascadia Mono" w:hAnsi="Cascadia Mono" w:cs="Cascadia Mono"/>
+          <w:color w:val="0000FF"/>
+          <w:kern w:val="0"/>
+          <w:sz w:val="19"/>
+          <w:szCs w:val="19"/>
+          <w:highlight w:val="white"/>
+          <w:lang w:val="en-US"/>
+        </w:rPr>
+        <w:t>double</w:t>
+      </w:r>
+      <w:r>
+        <w:rPr>
+          <w:rFonts w:ascii="Cascadia Mono" w:hAnsi="Cascadia Mono" w:cs="Cascadia Mono"/>
+          <w:color w:val="000000"/>
+          <w:kern w:val="0"/>
+          <w:sz w:val="19"/>
+          <w:szCs w:val="19"/>
+          <w:highlight w:val="white"/>
+          <w:lang w:val="en-US"/>
+        </w:rPr>
+        <w:t xml:space="preserve"> t = 1;      </w:t>
+      </w:r>
+      <w:r>
+        <w:rPr>
+          <w:rFonts w:ascii="Cascadia Mono" w:hAnsi="Cascadia Mono" w:cs="Cascadia Mono"/>
+          <w:color w:val="008000"/>
+          <w:kern w:val="0"/>
+          <w:sz w:val="19"/>
+          <w:szCs w:val="19"/>
+          <w:highlight w:val="white"/>
+          <w:lang w:val="en-US"/>
+        </w:rPr>
+        <w:t xml:space="preserve">// </w:t>
+      </w:r>
+      <w:r>
+        <w:rPr>
+          <w:rFonts w:ascii="Cascadia Mono" w:hAnsi="Cascadia Mono" w:cs="Cascadia Mono"/>
+          <w:color w:val="008000"/>
+          <w:kern w:val="0"/>
+          <w:sz w:val="19"/>
+          <w:szCs w:val="19"/>
+          <w:highlight w:val="white"/>
+        </w:rPr>
+        <w:t>начальный</w:t>
+      </w:r>
+      <w:r>
+        <w:rPr>
+          <w:rFonts w:ascii="Cascadia Mono" w:hAnsi="Cascadia Mono" w:cs="Cascadia Mono"/>
+          <w:color w:val="008000"/>
+          <w:kern w:val="0"/>
+          <w:sz w:val="19"/>
+          <w:szCs w:val="19"/>
+          <w:highlight w:val="white"/>
+          <w:lang w:val="en-US"/>
+        </w:rPr>
+        <w:t xml:space="preserve"> </w:t>
+      </w:r>
+      <w:r>
+        <w:rPr>
+          <w:rFonts w:ascii="Cascadia Mono" w:hAnsi="Cascadia Mono" w:cs="Cascadia Mono"/>
+          <w:color w:val="008000"/>
+          <w:kern w:val="0"/>
+          <w:sz w:val="19"/>
+          <w:szCs w:val="19"/>
+          <w:highlight w:val="white"/>
+        </w:rPr>
+        <w:t>шаг</w:t>
+      </w:r>
+    </w:p>
+    <w:p>
+      <w:pPr>
+        <w:autoSpaceDE w:val="0"/>
+        <w:autoSpaceDN w:val="0"/>
+        <w:adjustRightInd w:val="0"/>
+        <w:spacing w:after="0" w:line="240" w:lineRule="auto"/>
+        <w:rPr>
+          <w:rFonts w:ascii="Cascadia Mono" w:hAnsi="Cascadia Mono" w:cs="Cascadia Mono"/>
+          <w:color w:val="000000"/>
+          <w:kern w:val="0"/>
+          <w:sz w:val="19"/>
+          <w:szCs w:val="19"/>
+          <w:highlight w:val="white"/>
+          <w:lang w:val="en-US"/>
+        </w:rPr>
+      </w:pPr>
+    </w:p>
+    <w:p>
+      <w:pPr>
+        <w:autoSpaceDE w:val="0"/>
+        <w:autoSpaceDN w:val="0"/>
+        <w:adjustRightInd w:val="0"/>
+        <w:spacing w:after="0" w:line="240" w:lineRule="auto"/>
+        <w:rPr>
+          <w:rFonts w:ascii="Cascadia Mono" w:hAnsi="Cascadia Mono" w:cs="Cascadia Mono"/>
+          <w:color w:val="000000"/>
+          <w:kern w:val="0"/>
+          <w:sz w:val="19"/>
+          <w:szCs w:val="19"/>
+          <w:highlight w:val="white"/>
+          <w:lang w:val="en-US"/>
+        </w:rPr>
+      </w:pPr>
+      <w:r>
+        <w:rPr>
+          <w:rFonts w:ascii="Cascadia Mono" w:hAnsi="Cascadia Mono" w:cs="Cascadia Mono"/>
+          <w:color w:val="000000"/>
+          <w:kern w:val="0"/>
+          <w:sz w:val="19"/>
+          <w:szCs w:val="19"/>
+          <w:highlight w:val="white"/>
+          <w:lang w:val="en-US"/>
+        </w:rPr>
+        <w:t xml:space="preserve">    </w:t>
+      </w:r>
+      <w:r>
+        <w:rPr>
+          <w:rFonts w:ascii="Cascadia Mono" w:hAnsi="Cascadia Mono" w:cs="Cascadia Mono"/>
+          <w:color w:val="0000FF"/>
+          <w:kern w:val="0"/>
+          <w:sz w:val="19"/>
+          <w:szCs w:val="19"/>
+          <w:highlight w:val="white"/>
+          <w:lang w:val="en-US"/>
+        </w:rPr>
+        <w:t>double</w:t>
+      </w:r>
+      <w:r>
+        <w:rPr>
+          <w:rFonts w:ascii="Cascadia Mono" w:hAnsi="Cascadia Mono" w:cs="Cascadia Mono"/>
+          <w:color w:val="000000"/>
+          <w:kern w:val="0"/>
+          <w:sz w:val="19"/>
+          <w:szCs w:val="19"/>
+          <w:highlight w:val="white"/>
+          <w:lang w:val="en-US"/>
+        </w:rPr>
+        <w:t xml:space="preserve"> f0 = f(x0);</w:t>
+      </w:r>
+    </w:p>
+    <w:p>
+      <w:pPr>
+        <w:autoSpaceDE w:val="0"/>
+        <w:autoSpaceDN w:val="0"/>
+        <w:adjustRightInd w:val="0"/>
+        <w:spacing w:after="0" w:line="240" w:lineRule="auto"/>
+        <w:rPr>
+          <w:rFonts w:ascii="Cascadia Mono" w:hAnsi="Cascadia Mono" w:cs="Cascadia Mono"/>
+          <w:color w:val="000000"/>
+          <w:kern w:val="0"/>
+          <w:sz w:val="19"/>
+          <w:szCs w:val="19"/>
+          <w:highlight w:val="white"/>
+          <w:lang w:val="en-US"/>
+        </w:rPr>
+      </w:pPr>
+      <w:r>
+        <w:rPr>
+          <w:rFonts w:ascii="Cascadia Mono" w:hAnsi="Cascadia Mono" w:cs="Cascadia Mono"/>
+          <w:color w:val="000000"/>
+          <w:kern w:val="0"/>
+          <w:sz w:val="19"/>
+          <w:szCs w:val="19"/>
+          <w:highlight w:val="white"/>
+          <w:lang w:val="en-US"/>
+        </w:rPr>
+        <w:t xml:space="preserve">    </w:t>
+      </w:r>
+      <w:r>
+        <w:rPr>
+          <w:rFonts w:ascii="Cascadia Mono" w:hAnsi="Cascadia Mono" w:cs="Cascadia Mono"/>
+          <w:color w:val="0000FF"/>
+          <w:kern w:val="0"/>
+          <w:sz w:val="19"/>
+          <w:szCs w:val="19"/>
+          <w:highlight w:val="white"/>
+          <w:lang w:val="en-US"/>
+        </w:rPr>
+        <w:t>double</w:t>
+      </w:r>
+      <w:r>
+        <w:rPr>
+          <w:rFonts w:ascii="Cascadia Mono" w:hAnsi="Cascadia Mono" w:cs="Cascadia Mono"/>
+          <w:color w:val="000000"/>
+          <w:kern w:val="0"/>
+          <w:sz w:val="19"/>
+          <w:szCs w:val="19"/>
+          <w:highlight w:val="white"/>
+          <w:lang w:val="en-US"/>
+        </w:rPr>
+        <w:t xml:space="preserve"> fl = f(x0 - t);</w:t>
+      </w:r>
+    </w:p>
+    <w:p>
+      <w:pPr>
+        <w:autoSpaceDE w:val="0"/>
+        <w:autoSpaceDN w:val="0"/>
+        <w:adjustRightInd w:val="0"/>
+        <w:spacing w:after="0" w:line="240" w:lineRule="auto"/>
+        <w:rPr>
+          <w:rFonts w:ascii="Cascadia Mono" w:hAnsi="Cascadia Mono" w:cs="Cascadia Mono"/>
+          <w:color w:val="000000"/>
+          <w:kern w:val="0"/>
+          <w:sz w:val="19"/>
+          <w:szCs w:val="19"/>
+          <w:highlight w:val="white"/>
+          <w:lang w:val="en-US"/>
+        </w:rPr>
+      </w:pPr>
+      <w:r>
+        <w:rPr>
+          <w:rFonts w:ascii="Cascadia Mono" w:hAnsi="Cascadia Mono" w:cs="Cascadia Mono"/>
+          <w:color w:val="000000"/>
+          <w:kern w:val="0"/>
+          <w:sz w:val="19"/>
+          <w:szCs w:val="19"/>
+          <w:highlight w:val="white"/>
+          <w:lang w:val="en-US"/>
+        </w:rPr>
+        <w:t xml:space="preserve">    </w:t>
+      </w:r>
+      <w:r>
+        <w:rPr>
+          <w:rFonts w:ascii="Cascadia Mono" w:hAnsi="Cascadia Mono" w:cs="Cascadia Mono"/>
+          <w:color w:val="0000FF"/>
+          <w:kern w:val="0"/>
+          <w:sz w:val="19"/>
+          <w:szCs w:val="19"/>
+          <w:highlight w:val="white"/>
+          <w:lang w:val="en-US"/>
+        </w:rPr>
+        <w:t>double</w:t>
+      </w:r>
+      <w:r>
+        <w:rPr>
+          <w:rFonts w:ascii="Cascadia Mono" w:hAnsi="Cascadia Mono" w:cs="Cascadia Mono"/>
+          <w:color w:val="000000"/>
+          <w:kern w:val="0"/>
+          <w:sz w:val="19"/>
+          <w:szCs w:val="19"/>
+          <w:highlight w:val="white"/>
+          <w:lang w:val="en-US"/>
+        </w:rPr>
+        <w:t xml:space="preserve"> fr = f(x0 + t);</w:t>
+      </w:r>
+    </w:p>
+    <w:p>
+      <w:pPr>
+        <w:autoSpaceDE w:val="0"/>
+        <w:autoSpaceDN w:val="0"/>
+        <w:adjustRightInd w:val="0"/>
+        <w:spacing w:after="0" w:line="240" w:lineRule="auto"/>
+        <w:rPr>
+          <w:rFonts w:ascii="Cascadia Mono" w:hAnsi="Cascadia Mono" w:cs="Cascadia Mono"/>
+          <w:color w:val="000000"/>
+          <w:kern w:val="0"/>
+          <w:sz w:val="19"/>
+          <w:szCs w:val="19"/>
+          <w:highlight w:val="white"/>
+          <w:lang w:val="en-US"/>
+        </w:rPr>
+      </w:pPr>
+    </w:p>
+    <w:p>
+      <w:pPr>
+        <w:autoSpaceDE w:val="0"/>
+        <w:autoSpaceDN w:val="0"/>
+        <w:adjustRightInd w:val="0"/>
+        <w:spacing w:after="0" w:line="240" w:lineRule="auto"/>
+        <w:rPr>
+          <w:rFonts w:ascii="Cascadia Mono" w:hAnsi="Cascadia Mono" w:cs="Cascadia Mono"/>
+          <w:color w:val="000000"/>
+          <w:kern w:val="0"/>
+          <w:sz w:val="19"/>
+          <w:szCs w:val="19"/>
+          <w:highlight w:val="white"/>
+        </w:rPr>
+      </w:pPr>
+      <w:r>
+        <w:rPr>
+          <w:rFonts w:ascii="Cascadia Mono" w:hAnsi="Cascadia Mono" w:cs="Cascadia Mono"/>
+          <w:color w:val="000000"/>
+          <w:kern w:val="0"/>
+          <w:sz w:val="19"/>
+          <w:szCs w:val="19"/>
+          <w:highlight w:val="white"/>
+          <w:lang w:val="en-US"/>
+        </w:rPr>
+        <w:t xml:space="preserve">    </w:t>
+      </w:r>
+      <w:r>
+        <w:rPr>
+          <w:rFonts w:ascii="Cascadia Mono" w:hAnsi="Cascadia Mono" w:cs="Cascadia Mono"/>
+          <w:color w:val="008000"/>
+          <w:kern w:val="0"/>
+          <w:sz w:val="19"/>
+          <w:szCs w:val="19"/>
+          <w:highlight w:val="white"/>
+        </w:rPr>
+        <w:t>// Проверка условия (а): минимум внутри [x0-t, x0+t]</w:t>
+      </w:r>
+    </w:p>
+    <w:p>
+      <w:pPr>
+        <w:autoSpaceDE w:val="0"/>
+        <w:autoSpaceDN w:val="0"/>
+        <w:adjustRightInd w:val="0"/>
+        <w:spacing w:after="0" w:line="240" w:lineRule="auto"/>
+        <w:rPr>
+          <w:rFonts w:ascii="Cascadia Mono" w:hAnsi="Cascadia Mono" w:cs="Cascadia Mono"/>
+          <w:color w:val="000000"/>
+          <w:kern w:val="0"/>
+          <w:sz w:val="19"/>
+          <w:szCs w:val="19"/>
+          <w:highlight w:val="white"/>
+        </w:rPr>
+      </w:pPr>
+      <w:r>
+        <w:rPr>
+          <w:rFonts w:ascii="Cascadia Mono" w:hAnsi="Cascadia Mono" w:cs="Cascadia Mono"/>
+          <w:color w:val="000000"/>
+          <w:kern w:val="0"/>
+          <w:sz w:val="19"/>
+          <w:szCs w:val="19"/>
+          <w:highlight w:val="white"/>
+        </w:rPr>
+        <w:t xml:space="preserve">    </w:t>
+      </w:r>
+      <w:proofErr w:type="spellStart"/>
+      <w:r>
+        <w:rPr>
+          <w:rFonts w:ascii="Cascadia Mono" w:hAnsi="Cascadia Mono" w:cs="Cascadia Mono"/>
+          <w:color w:val="0000FF"/>
+          <w:kern w:val="0"/>
+          <w:sz w:val="19"/>
+          <w:szCs w:val="19"/>
+          <w:highlight w:val="white"/>
+        </w:rPr>
+        <w:t>if</w:t>
+      </w:r>
+      <w:proofErr w:type="spellEnd"/>
+      <w:r>
+        <w:rPr>
+          <w:rFonts w:ascii="Cascadia Mono" w:hAnsi="Cascadia Mono" w:cs="Cascadia Mono"/>
+          <w:color w:val="000000"/>
+          <w:kern w:val="0"/>
+          <w:sz w:val="19"/>
+          <w:szCs w:val="19"/>
+          <w:highlight w:val="white"/>
+        </w:rPr>
+        <w:t xml:space="preserve"> (</w:t>
+      </w:r>
+      <w:proofErr w:type="spellStart"/>
+      <w:r>
+        <w:rPr>
+          <w:rFonts w:ascii="Cascadia Mono" w:hAnsi="Cascadia Mono" w:cs="Cascadia Mono"/>
+          <w:color w:val="000000"/>
+          <w:kern w:val="0"/>
+          <w:sz w:val="19"/>
+          <w:szCs w:val="19"/>
+          <w:highlight w:val="white"/>
+        </w:rPr>
+        <w:t>fl</w:t>
+      </w:r>
+      <w:proofErr w:type="spellEnd"/>
+      <w:r>
+        <w:rPr>
+          <w:rFonts w:ascii="Cascadia Mono" w:hAnsi="Cascadia Mono" w:cs="Cascadia Mono"/>
+          <w:color w:val="000000"/>
+          <w:kern w:val="0"/>
+          <w:sz w:val="19"/>
+          <w:szCs w:val="19"/>
+          <w:highlight w:val="white"/>
+        </w:rPr>
+        <w:t xml:space="preserve"> &gt;= f0 &amp;&amp; f0 &lt;= </w:t>
+      </w:r>
+      <w:proofErr w:type="spellStart"/>
+      <w:r>
+        <w:rPr>
+          <w:rFonts w:ascii="Cascadia Mono" w:hAnsi="Cascadia Mono" w:cs="Cascadia Mono"/>
+          <w:color w:val="000000"/>
+          <w:kern w:val="0"/>
+          <w:sz w:val="19"/>
+          <w:szCs w:val="19"/>
+          <w:highlight w:val="white"/>
+        </w:rPr>
+        <w:t>fr</w:t>
+      </w:r>
+      <w:proofErr w:type="spellEnd"/>
+      <w:r>
+        <w:rPr>
+          <w:rFonts w:ascii="Cascadia Mono" w:hAnsi="Cascadia Mono" w:cs="Cascadia Mono"/>
+          <w:color w:val="000000"/>
+          <w:kern w:val="0"/>
+          <w:sz w:val="19"/>
+          <w:szCs w:val="19"/>
+          <w:highlight w:val="white"/>
+        </w:rPr>
+        <w:t>) {</w:t>
+      </w:r>
+    </w:p>
+    <w:p>
+      <w:pPr>
+        <w:autoSpaceDE w:val="0"/>
+        <w:autoSpaceDN w:val="0"/>
+        <w:adjustRightInd w:val="0"/>
+        <w:spacing w:after="0" w:line="240" w:lineRule="auto"/>
+        <w:rPr>
+          <w:rFonts w:ascii="Cascadia Mono" w:hAnsi="Cascadia Mono" w:cs="Cascadia Mono"/>
+          <w:color w:val="000000"/>
+          <w:kern w:val="0"/>
+          <w:sz w:val="19"/>
+          <w:szCs w:val="19"/>
+          <w:highlight w:val="white"/>
+        </w:rPr>
+      </w:pPr>
+      <w:r>
+        <w:rPr>
+          <w:rFonts w:ascii="Cascadia Mono" w:hAnsi="Cascadia Mono" w:cs="Cascadia Mono"/>
+          <w:color w:val="000000"/>
+          <w:kern w:val="0"/>
+          <w:sz w:val="19"/>
+          <w:szCs w:val="19"/>
+          <w:highlight w:val="white"/>
+        </w:rPr>
+        <w:t xml:space="preserve">        </w:t>
+      </w:r>
+      <w:proofErr w:type="spellStart"/>
+      <w:r>
+        <w:rPr>
+          <w:rFonts w:ascii="Cascadia Mono" w:hAnsi="Cascadia Mono" w:cs="Cascadia Mono"/>
+          <w:color w:val="000000"/>
+          <w:kern w:val="0"/>
+          <w:sz w:val="19"/>
+          <w:szCs w:val="19"/>
+          <w:highlight w:val="white"/>
+        </w:rPr>
+        <w:t>cout</w:t>
+      </w:r>
+      <w:proofErr w:type="spellEnd"/>
+      <w:r>
+        <w:rPr>
+          <w:rFonts w:ascii="Cascadia Mono" w:hAnsi="Cascadia Mono" w:cs="Cascadia Mono"/>
+          <w:color w:val="000000"/>
+          <w:kern w:val="0"/>
+          <w:sz w:val="19"/>
+          <w:szCs w:val="19"/>
+          <w:highlight w:val="white"/>
+        </w:rPr>
+        <w:t xml:space="preserve"> </w:t>
+      </w:r>
+      <w:r>
+        <w:rPr>
+          <w:rFonts w:ascii="Cascadia Mono" w:hAnsi="Cascadia Mono" w:cs="Cascadia Mono"/>
+          <w:color w:val="008080"/>
+          <w:kern w:val="0"/>
+          <w:sz w:val="19"/>
+          <w:szCs w:val="19"/>
+          <w:highlight w:val="white"/>
+        </w:rPr>
+        <w:t>&lt;&lt;</w:t>
+      </w:r>
+      <w:r>
+        <w:rPr>
+          <w:rFonts w:ascii="Cascadia Mono" w:hAnsi="Cascadia Mono" w:cs="Cascadia Mono"/>
+          <w:color w:val="000000"/>
+          <w:kern w:val="0"/>
+          <w:sz w:val="19"/>
+          <w:szCs w:val="19"/>
+          <w:highlight w:val="white"/>
+        </w:rPr>
+        <w:t xml:space="preserve"> </w:t>
+      </w:r>
+      <w:r>
+        <w:rPr>
+          <w:rFonts w:ascii="Cascadia Mono" w:hAnsi="Cascadia Mono" w:cs="Cascadia Mono"/>
+          <w:color w:val="A31515"/>
+          <w:kern w:val="0"/>
+          <w:sz w:val="19"/>
+          <w:szCs w:val="19"/>
+          <w:highlight w:val="white"/>
+        </w:rPr>
+        <w:t>"Интервал: ["</w:t>
+      </w:r>
+      <w:r>
+        <w:rPr>
+          <w:rFonts w:ascii="Cascadia Mono" w:hAnsi="Cascadia Mono" w:cs="Cascadia Mono"/>
+          <w:color w:val="000000"/>
+          <w:kern w:val="0"/>
+          <w:sz w:val="19"/>
+          <w:szCs w:val="19"/>
+          <w:highlight w:val="white"/>
+        </w:rPr>
+        <w:t xml:space="preserve"> </w:t>
+      </w:r>
+      <w:r>
+        <w:rPr>
+          <w:rFonts w:ascii="Cascadia Mono" w:hAnsi="Cascadia Mono" w:cs="Cascadia Mono"/>
+          <w:color w:val="008080"/>
+          <w:kern w:val="0"/>
+          <w:sz w:val="19"/>
+          <w:szCs w:val="19"/>
+          <w:highlight w:val="white"/>
+        </w:rPr>
+        <w:t>&lt;&lt;</w:t>
+      </w:r>
+      <w:r>
+        <w:rPr>
+          <w:rFonts w:ascii="Cascadia Mono" w:hAnsi="Cascadia Mono" w:cs="Cascadia Mono"/>
+          <w:color w:val="000000"/>
+          <w:kern w:val="0"/>
+          <w:sz w:val="19"/>
+          <w:szCs w:val="19"/>
+          <w:highlight w:val="white"/>
+        </w:rPr>
+        <w:t xml:space="preserve"> x0 - t </w:t>
+      </w:r>
+      <w:r>
+        <w:rPr>
+          <w:rFonts w:ascii="Cascadia Mono" w:hAnsi="Cascadia Mono" w:cs="Cascadia Mono"/>
+          <w:color w:val="008080"/>
+          <w:kern w:val="0"/>
+          <w:sz w:val="19"/>
+          <w:szCs w:val="19"/>
+          <w:highlight w:val="white"/>
+        </w:rPr>
+        <w:t>&lt;&lt;</w:t>
+      </w:r>
+      <w:r>
+        <w:rPr>
+          <w:rFonts w:ascii="Cascadia Mono" w:hAnsi="Cascadia Mono" w:cs="Cascadia Mono"/>
+          <w:color w:val="000000"/>
+          <w:kern w:val="0"/>
+          <w:sz w:val="19"/>
+          <w:szCs w:val="19"/>
+          <w:highlight w:val="white"/>
+        </w:rPr>
+        <w:t xml:space="preserve"> </w:t>
+      </w:r>
+      <w:r>
+        <w:rPr>
+          <w:rFonts w:ascii="Cascadia Mono" w:hAnsi="Cascadia Mono" w:cs="Cascadia Mono"/>
+          <w:color w:val="A31515"/>
+          <w:kern w:val="0"/>
+          <w:sz w:val="19"/>
+          <w:szCs w:val="19"/>
+          <w:highlight w:val="white"/>
+        </w:rPr>
+        <w:t>", "</w:t>
+      </w:r>
+      <w:r>
+        <w:rPr>
+          <w:rFonts w:ascii="Cascadia Mono" w:hAnsi="Cascadia Mono" w:cs="Cascadia Mono"/>
+          <w:color w:val="000000"/>
+          <w:kern w:val="0"/>
+          <w:sz w:val="19"/>
+          <w:szCs w:val="19"/>
+          <w:highlight w:val="white"/>
+        </w:rPr>
+        <w:t xml:space="preserve"> </w:t>
+      </w:r>
+      <w:r>
+        <w:rPr>
+          <w:rFonts w:ascii="Cascadia Mono" w:hAnsi="Cascadia Mono" w:cs="Cascadia Mono"/>
+          <w:color w:val="008080"/>
+          <w:kern w:val="0"/>
+          <w:sz w:val="19"/>
+          <w:szCs w:val="19"/>
+          <w:highlight w:val="white"/>
+        </w:rPr>
+        <w:t>&lt;&lt;</w:t>
+      </w:r>
+      <w:r>
+        <w:rPr>
+          <w:rFonts w:ascii="Cascadia Mono" w:hAnsi="Cascadia Mono" w:cs="Cascadia Mono"/>
+          <w:color w:val="000000"/>
+          <w:kern w:val="0"/>
+          <w:sz w:val="19"/>
+          <w:szCs w:val="19"/>
+          <w:highlight w:val="white"/>
+        </w:rPr>
+        <w:t xml:space="preserve"> x0 + t </w:t>
+      </w:r>
+      <w:r>
+        <w:rPr>
+          <w:rFonts w:ascii="Cascadia Mono" w:hAnsi="Cascadia Mono" w:cs="Cascadia Mono"/>
+          <w:color w:val="008080"/>
+          <w:kern w:val="0"/>
+          <w:sz w:val="19"/>
+          <w:szCs w:val="19"/>
+          <w:highlight w:val="white"/>
+        </w:rPr>
+        <w:t>&lt;&lt;</w:t>
+      </w:r>
+      <w:r>
+        <w:rPr>
+          <w:rFonts w:ascii="Cascadia Mono" w:hAnsi="Cascadia Mono" w:cs="Cascadia Mono"/>
+          <w:color w:val="000000"/>
+          <w:kern w:val="0"/>
+          <w:sz w:val="19"/>
+          <w:szCs w:val="19"/>
+          <w:highlight w:val="white"/>
+        </w:rPr>
+        <w:t xml:space="preserve"> </w:t>
+      </w:r>
+      <w:r>
+        <w:rPr>
+          <w:rFonts w:ascii="Cascadia Mono" w:hAnsi="Cascadia Mono" w:cs="Cascadia Mono"/>
+          <w:color w:val="A31515"/>
+          <w:kern w:val="0"/>
+          <w:sz w:val="19"/>
+          <w:szCs w:val="19"/>
+          <w:highlight w:val="white"/>
+        </w:rPr>
+        <w:t>"]\n"</w:t>
+      </w:r>
+      <w:r>
+        <w:rPr>
+          <w:rFonts w:ascii="Cascadia Mono" w:hAnsi="Cascadia Mono" w:cs="Cascadia Mono"/>
+          <w:color w:val="000000"/>
+          <w:kern w:val="0"/>
+          <w:sz w:val="19"/>
+          <w:szCs w:val="19"/>
+          <w:highlight w:val="white"/>
+        </w:rPr>
+        <w:t>;</w:t>
+      </w:r>
+    </w:p>
+    <w:p>
+      <w:pPr>
+        <w:autoSpaceDE w:val="0"/>
+        <w:autoSpaceDN w:val="0"/>
+        <w:adjustRightInd w:val="0"/>
+        <w:spacing w:after="0" w:line="240" w:lineRule="auto"/>
+        <w:rPr>
+          <w:rFonts w:ascii="Cascadia Mono" w:hAnsi="Cascadia Mono" w:cs="Cascadia Mono"/>
+          <w:color w:val="000000"/>
+          <w:kern w:val="0"/>
+          <w:sz w:val="19"/>
+          <w:szCs w:val="19"/>
+          <w:highlight w:val="white"/>
+        </w:rPr>
+      </w:pPr>
+      <w:r>
+        <w:rPr>
+          <w:rFonts w:ascii="Cascadia Mono" w:hAnsi="Cascadia Mono" w:cs="Cascadia Mono"/>
+          <w:color w:val="000000"/>
+          <w:kern w:val="0"/>
+          <w:sz w:val="19"/>
+          <w:szCs w:val="19"/>
+          <w:highlight w:val="white"/>
+        </w:rPr>
+        <w:t xml:space="preserve">        </w:t>
+      </w:r>
+      <w:proofErr w:type="spellStart"/>
+      <w:r>
+        <w:rPr>
+          <w:rFonts w:ascii="Cascadia Mono" w:hAnsi="Cascadia Mono" w:cs="Cascadia Mono"/>
+          <w:color w:val="0000FF"/>
+          <w:kern w:val="0"/>
+          <w:sz w:val="19"/>
+          <w:szCs w:val="19"/>
+          <w:highlight w:val="white"/>
+        </w:rPr>
+        <w:t>return</w:t>
+      </w:r>
+      <w:proofErr w:type="spellEnd"/>
+      <w:r>
+        <w:rPr>
+          <w:rFonts w:ascii="Cascadia Mono" w:hAnsi="Cascadia Mono" w:cs="Cascadia Mono"/>
+          <w:color w:val="000000"/>
+          <w:kern w:val="0"/>
+          <w:sz w:val="19"/>
+          <w:szCs w:val="19"/>
+          <w:highlight w:val="white"/>
+        </w:rPr>
+        <w:t xml:space="preserve"> 0;</w:t>
+      </w:r>
+    </w:p>
+    <w:p>
+      <w:pPr>
+        <w:autoSpaceDE w:val="0"/>
+        <w:autoSpaceDN w:val="0"/>
+        <w:adjustRightInd w:val="0"/>
+        <w:spacing w:after="0" w:line="240" w:lineRule="auto"/>
+        <w:rPr>
+          <w:rFonts w:ascii="Cascadia Mono" w:hAnsi="Cascadia Mono" w:cs="Cascadia Mono"/>
+          <w:color w:val="000000"/>
+          <w:kern w:val="0"/>
+          <w:sz w:val="19"/>
+          <w:szCs w:val="19"/>
+          <w:highlight w:val="white"/>
+        </w:rPr>
+      </w:pPr>
+      <w:r>
+        <w:rPr>
+          <w:rFonts w:ascii="Cascadia Mono" w:hAnsi="Cascadia Mono" w:cs="Cascadia Mono"/>
+          <w:color w:val="000000"/>
+          <w:kern w:val="0"/>
+          <w:sz w:val="19"/>
+          <w:szCs w:val="19"/>
+          <w:highlight w:val="white"/>
+        </w:rPr>
+        <w:t xml:space="preserve">    }</w:t>
+      </w:r>
+    </w:p>
+    <w:p>
+      <w:pPr>
+        <w:autoSpaceDE w:val="0"/>
+        <w:autoSpaceDN w:val="0"/>
+        <w:adjustRightInd w:val="0"/>
+        <w:spacing w:after="0" w:line="240" w:lineRule="auto"/>
+        <w:rPr>
+          <w:rFonts w:ascii="Cascadia Mono" w:hAnsi="Cascadia Mono" w:cs="Cascadia Mono"/>
+          <w:color w:val="000000"/>
+          <w:kern w:val="0"/>
+          <w:sz w:val="19"/>
+          <w:szCs w:val="19"/>
+          <w:highlight w:val="white"/>
+        </w:rPr>
+      </w:pPr>
+    </w:p>
+    <w:p>
+      <w:pPr>
+        <w:autoSpaceDE w:val="0"/>
+        <w:autoSpaceDN w:val="0"/>
+        <w:adjustRightInd w:val="0"/>
+        <w:spacing w:after="0" w:line="240" w:lineRule="auto"/>
+        <w:rPr>
+          <w:rFonts w:ascii="Cascadia Mono" w:hAnsi="Cascadia Mono" w:cs="Cascadia Mono"/>
+          <w:color w:val="000000"/>
+          <w:kern w:val="0"/>
+          <w:sz w:val="19"/>
+          <w:szCs w:val="19"/>
+          <w:highlight w:val="white"/>
+        </w:rPr>
+      </w:pPr>
+      <w:r>
+        <w:rPr>
+          <w:rFonts w:ascii="Cascadia Mono" w:hAnsi="Cascadia Mono" w:cs="Cascadia Mono"/>
+          <w:color w:val="000000"/>
+          <w:kern w:val="0"/>
+          <w:sz w:val="19"/>
+          <w:szCs w:val="19"/>
+          <w:highlight w:val="white"/>
+        </w:rPr>
+        <w:t xml:space="preserve">    </w:t>
+      </w:r>
+      <w:r>
+        <w:rPr>
+          <w:rFonts w:ascii="Cascadia Mono" w:hAnsi="Cascadia Mono" w:cs="Cascadia Mono"/>
+          <w:color w:val="008000"/>
+          <w:kern w:val="0"/>
+          <w:sz w:val="19"/>
+          <w:szCs w:val="19"/>
+          <w:highlight w:val="white"/>
+        </w:rPr>
+        <w:t>// Направление движения</w:t>
+      </w:r>
+    </w:p>
+    <w:p>
+      <w:pPr>
+        <w:autoSpaceDE w:val="0"/>
+        <w:autoSpaceDN w:val="0"/>
+        <w:adjustRightInd w:val="0"/>
+        <w:spacing w:after="0" w:line="240" w:lineRule="auto"/>
+        <w:rPr>
+          <w:rFonts w:ascii="Cascadia Mono" w:hAnsi="Cascadia Mono" w:cs="Cascadia Mono"/>
+          <w:color w:val="000000"/>
+          <w:kern w:val="0"/>
+          <w:sz w:val="19"/>
+          <w:szCs w:val="19"/>
+          <w:highlight w:val="white"/>
+        </w:rPr>
+      </w:pPr>
+      <w:r>
+        <w:rPr>
+          <w:rFonts w:ascii="Cascadia Mono" w:hAnsi="Cascadia Mono" w:cs="Cascadia Mono"/>
+          <w:color w:val="000000"/>
+          <w:kern w:val="0"/>
+          <w:sz w:val="19"/>
+          <w:szCs w:val="19"/>
+          <w:highlight w:val="white"/>
+        </w:rPr>
+        <w:t xml:space="preserve">    </w:t>
+      </w:r>
+      <w:proofErr w:type="spellStart"/>
+      <w:r>
+        <w:rPr>
+          <w:rFonts w:ascii="Cascadia Mono" w:hAnsi="Cascadia Mono" w:cs="Cascadia Mono"/>
+          <w:color w:val="0000FF"/>
+          <w:kern w:val="0"/>
+          <w:sz w:val="19"/>
+          <w:szCs w:val="19"/>
+          <w:highlight w:val="white"/>
+        </w:rPr>
+        <w:t>double</w:t>
+      </w:r>
+      <w:proofErr w:type="spellEnd"/>
+      <w:r>
+        <w:rPr>
+          <w:rFonts w:ascii="Cascadia Mono" w:hAnsi="Cascadia Mono" w:cs="Cascadia Mono"/>
+          <w:color w:val="000000"/>
+          <w:kern w:val="0"/>
+          <w:sz w:val="19"/>
+          <w:szCs w:val="19"/>
+          <w:highlight w:val="white"/>
+        </w:rPr>
+        <w:t xml:space="preserve"> d = t;</w:t>
+      </w:r>
+    </w:p>
+    <w:p>
+      <w:pPr>
+        <w:autoSpaceDE w:val="0"/>
+        <w:autoSpaceDN w:val="0"/>
+        <w:adjustRightInd w:val="0"/>
+        <w:spacing w:after="0" w:line="240" w:lineRule="auto"/>
+        <w:rPr>
+          <w:rFonts w:ascii="Cascadia Mono" w:hAnsi="Cascadia Mono" w:cs="Cascadia Mono"/>
+          <w:color w:val="000000"/>
+          <w:kern w:val="0"/>
+          <w:sz w:val="19"/>
+          <w:szCs w:val="19"/>
+          <w:highlight w:val="white"/>
+        </w:rPr>
+      </w:pPr>
+      <w:r>
+        <w:rPr>
+          <w:rFonts w:ascii="Cascadia Mono" w:hAnsi="Cascadia Mono" w:cs="Cascadia Mono"/>
+          <w:color w:val="000000"/>
+          <w:kern w:val="0"/>
+          <w:sz w:val="19"/>
+          <w:szCs w:val="19"/>
+          <w:highlight w:val="white"/>
+        </w:rPr>
+        <w:t xml:space="preserve">    </w:t>
+      </w:r>
+      <w:proofErr w:type="spellStart"/>
+      <w:r>
+        <w:rPr>
+          <w:rFonts w:ascii="Cascadia Mono" w:hAnsi="Cascadia Mono" w:cs="Cascadia Mono"/>
+          <w:color w:val="0000FF"/>
+          <w:kern w:val="0"/>
+          <w:sz w:val="19"/>
+          <w:szCs w:val="19"/>
+          <w:highlight w:val="white"/>
+        </w:rPr>
+        <w:t>if</w:t>
+      </w:r>
+      <w:proofErr w:type="spellEnd"/>
+      <w:r>
+        <w:rPr>
+          <w:rFonts w:ascii="Cascadia Mono" w:hAnsi="Cascadia Mono" w:cs="Cascadia Mono"/>
+          <w:color w:val="000000"/>
+          <w:kern w:val="0"/>
+          <w:sz w:val="19"/>
+          <w:szCs w:val="19"/>
+          <w:highlight w:val="white"/>
+        </w:rPr>
+        <w:t xml:space="preserve"> (</w:t>
+      </w:r>
+      <w:proofErr w:type="spellStart"/>
+      <w:r>
+        <w:rPr>
+          <w:rFonts w:ascii="Cascadia Mono" w:hAnsi="Cascadia Mono" w:cs="Cascadia Mono"/>
+          <w:color w:val="000000"/>
+          <w:kern w:val="0"/>
+          <w:sz w:val="19"/>
+          <w:szCs w:val="19"/>
+          <w:highlight w:val="white"/>
+        </w:rPr>
+        <w:t>fl</w:t>
+      </w:r>
+      <w:proofErr w:type="spellEnd"/>
+      <w:r>
+        <w:rPr>
+          <w:rFonts w:ascii="Cascadia Mono" w:hAnsi="Cascadia Mono" w:cs="Cascadia Mono"/>
+          <w:color w:val="000000"/>
+          <w:kern w:val="0"/>
+          <w:sz w:val="19"/>
+          <w:szCs w:val="19"/>
+          <w:highlight w:val="white"/>
+        </w:rPr>
+        <w:t xml:space="preserve"> &lt; f0) d = -t;</w:t>
+      </w:r>
+    </w:p>
+    <w:p>
+      <w:pPr>
+        <w:autoSpaceDE w:val="0"/>
+        <w:autoSpaceDN w:val="0"/>
+        <w:adjustRightInd w:val="0"/>
+        <w:spacing w:after="0" w:line="240" w:lineRule="auto"/>
+        <w:rPr>
+          <w:rFonts w:ascii="Cascadia Mono" w:hAnsi="Cascadia Mono" w:cs="Cascadia Mono"/>
+          <w:color w:val="000000"/>
+          <w:kern w:val="0"/>
+          <w:sz w:val="19"/>
+          <w:szCs w:val="19"/>
+          <w:highlight w:val="white"/>
+        </w:rPr>
+      </w:pPr>
+    </w:p>
+    <w:p>
+      <w:pPr>
+        <w:autoSpaceDE w:val="0"/>
+        <w:autoSpaceDN w:val="0"/>
+        <w:adjustRightInd w:val="0"/>
+        <w:spacing w:after="0" w:line="240" w:lineRule="auto"/>
+        <w:rPr>
+          <w:rFonts w:ascii="Cascadia Mono" w:hAnsi="Cascadia Mono" w:cs="Cascadia Mono"/>
+          <w:color w:val="000000"/>
+          <w:kern w:val="0"/>
+          <w:sz w:val="19"/>
+          <w:szCs w:val="19"/>
+          <w:highlight w:val="white"/>
+        </w:rPr>
+      </w:pPr>
+      <w:r>
+        <w:rPr>
+          <w:rFonts w:ascii="Cascadia Mono" w:hAnsi="Cascadia Mono" w:cs="Cascadia Mono"/>
+          <w:color w:val="000000"/>
+          <w:kern w:val="0"/>
+          <w:sz w:val="19"/>
+          <w:szCs w:val="19"/>
+          <w:highlight w:val="white"/>
+        </w:rPr>
+        <w:t xml:space="preserve">    </w:t>
+      </w:r>
+      <w:r>
+        <w:rPr>
+          <w:rFonts w:ascii="Cascadia Mono" w:hAnsi="Cascadia Mono" w:cs="Cascadia Mono"/>
+          <w:color w:val="008000"/>
+          <w:kern w:val="0"/>
+          <w:sz w:val="19"/>
+          <w:szCs w:val="19"/>
+          <w:highlight w:val="white"/>
+        </w:rPr>
+        <w:t>// Итерации</w:t>
+      </w:r>
+    </w:p>
+    <w:p>
+      <w:pPr>
+        <w:autoSpaceDE w:val="0"/>
+        <w:autoSpaceDN w:val="0"/>
+        <w:adjustRightInd w:val="0"/>
+        <w:spacing w:after="0" w:line="240" w:lineRule="auto"/>
+        <w:rPr>
+          <w:rFonts w:ascii="Cascadia Mono" w:hAnsi="Cascadia Mono" w:cs="Cascadia Mono"/>
+          <w:color w:val="000000"/>
+          <w:kern w:val="0"/>
+          <w:sz w:val="19"/>
+          <w:szCs w:val="19"/>
+          <w:highlight w:val="white"/>
+          <w:lang w:val="en-US"/>
+        </w:rPr>
+      </w:pPr>
+      <w:r>
+        <w:rPr>
+          <w:rFonts w:ascii="Cascadia Mono" w:hAnsi="Cascadia Mono" w:cs="Cascadia Mono"/>
+          <w:color w:val="000000"/>
+          <w:kern w:val="0"/>
+          <w:sz w:val="19"/>
+          <w:szCs w:val="19"/>
+          <w:highlight w:val="white"/>
+        </w:rPr>
+        <w:t xml:space="preserve">    </w:t>
+      </w:r>
+      <w:r>
+        <w:rPr>
+          <w:rFonts w:ascii="Cascadia Mono" w:hAnsi="Cascadia Mono" w:cs="Cascadia Mono"/>
+          <w:color w:val="0000FF"/>
+          <w:kern w:val="0"/>
+          <w:sz w:val="19"/>
+          <w:szCs w:val="19"/>
+          <w:highlight w:val="white"/>
+          <w:lang w:val="en-US"/>
+        </w:rPr>
+        <w:t>double</w:t>
+      </w:r>
+      <w:r>
+        <w:rPr>
+          <w:rFonts w:ascii="Cascadia Mono" w:hAnsi="Cascadia Mono" w:cs="Cascadia Mono"/>
+          <w:color w:val="000000"/>
+          <w:kern w:val="0"/>
+          <w:sz w:val="19"/>
+          <w:szCs w:val="19"/>
+          <w:highlight w:val="white"/>
+          <w:lang w:val="en-US"/>
+        </w:rPr>
+        <w:t xml:space="preserve"> xp = x0, fp = f0;</w:t>
+      </w:r>
+    </w:p>
+    <w:p>
+      <w:pPr>
+        <w:autoSpaceDE w:val="0"/>
+        <w:autoSpaceDN w:val="0"/>
+        <w:adjustRightInd w:val="0"/>
+        <w:spacing w:after="0" w:line="240" w:lineRule="auto"/>
+        <w:rPr>
+          <w:rFonts w:ascii="Cascadia Mono" w:hAnsi="Cascadia Mono" w:cs="Cascadia Mono"/>
+          <w:color w:val="000000"/>
+          <w:kern w:val="0"/>
+          <w:sz w:val="19"/>
+          <w:szCs w:val="19"/>
+          <w:highlight w:val="white"/>
+          <w:lang w:val="en-US"/>
+        </w:rPr>
+      </w:pPr>
+      <w:r>
+        <w:rPr>
+          <w:rFonts w:ascii="Cascadia Mono" w:hAnsi="Cascadia Mono" w:cs="Cascadia Mono"/>
+          <w:color w:val="000000"/>
+          <w:kern w:val="0"/>
+          <w:sz w:val="19"/>
+          <w:szCs w:val="19"/>
+          <w:highlight w:val="white"/>
+          <w:lang w:val="en-US"/>
+        </w:rPr>
+        <w:t xml:space="preserve">    </w:t>
+      </w:r>
+      <w:r>
+        <w:rPr>
+          <w:rFonts w:ascii="Cascadia Mono" w:hAnsi="Cascadia Mono" w:cs="Cascadia Mono"/>
+          <w:color w:val="0000FF"/>
+          <w:kern w:val="0"/>
+          <w:sz w:val="19"/>
+          <w:szCs w:val="19"/>
+          <w:highlight w:val="white"/>
+          <w:lang w:val="en-US"/>
+        </w:rPr>
+        <w:t>double</w:t>
+      </w:r>
+      <w:r>
+        <w:rPr>
+          <w:rFonts w:ascii="Cascadia Mono" w:hAnsi="Cascadia Mono" w:cs="Cascadia Mono"/>
+          <w:color w:val="000000"/>
+          <w:kern w:val="0"/>
+          <w:sz w:val="19"/>
+          <w:szCs w:val="19"/>
+          <w:highlight w:val="white"/>
+          <w:lang w:val="en-US"/>
+        </w:rPr>
+        <w:t xml:space="preserve"> xc = x0 + d, fc = f(xc);</w:t>
+      </w:r>
+    </w:p>
+    <w:p>
+      <w:pPr>
+        <w:autoSpaceDE w:val="0"/>
+        <w:autoSpaceDN w:val="0"/>
+        <w:adjustRightInd w:val="0"/>
+        <w:spacing w:after="0" w:line="240" w:lineRule="auto"/>
+        <w:rPr>
+          <w:rFonts w:ascii="Cascadia Mono" w:hAnsi="Cascadia Mono" w:cs="Cascadia Mono"/>
+          <w:color w:val="000000"/>
+          <w:kern w:val="0"/>
+          <w:sz w:val="19"/>
+          <w:szCs w:val="19"/>
+          <w:highlight w:val="white"/>
+          <w:lang w:val="en-US"/>
+        </w:rPr>
+      </w:pPr>
+    </w:p>
+    <w:p>
+      <w:pPr>
+        <w:autoSpaceDE w:val="0"/>
+        <w:autoSpaceDN w:val="0"/>
+        <w:adjustRightInd w:val="0"/>
+        <w:spacing w:after="0" w:line="240" w:lineRule="auto"/>
+        <w:rPr>
+          <w:rFonts w:ascii="Cascadia Mono" w:hAnsi="Cascadia Mono" w:cs="Cascadia Mono"/>
+          <w:color w:val="000000"/>
+          <w:kern w:val="0"/>
+          <w:sz w:val="19"/>
+          <w:szCs w:val="19"/>
+          <w:highlight w:val="white"/>
+          <w:lang w:val="en-US"/>
+        </w:rPr>
+      </w:pPr>
+      <w:r>
+        <w:rPr>
+          <w:rFonts w:ascii="Cascadia Mono" w:hAnsi="Cascadia Mono" w:cs="Cascadia Mono"/>
+          <w:color w:val="000000"/>
+          <w:kern w:val="0"/>
+          <w:sz w:val="19"/>
+          <w:szCs w:val="19"/>
+          <w:highlight w:val="white"/>
+          <w:lang w:val="en-US"/>
+        </w:rPr>
+        <w:t xml:space="preserve">    </w:t>
+      </w:r>
+      <w:r>
+        <w:rPr>
+          <w:rFonts w:ascii="Cascadia Mono" w:hAnsi="Cascadia Mono" w:cs="Cascadia Mono"/>
+          <w:color w:val="0000FF"/>
+          <w:kern w:val="0"/>
+          <w:sz w:val="19"/>
+          <w:szCs w:val="19"/>
+          <w:highlight w:val="white"/>
+          <w:lang w:val="en-US"/>
+        </w:rPr>
+        <w:t>while</w:t>
+      </w:r>
+      <w:r>
+        <w:rPr>
+          <w:rFonts w:ascii="Cascadia Mono" w:hAnsi="Cascadia Mono" w:cs="Cascadia Mono"/>
+          <w:color w:val="000000"/>
+          <w:kern w:val="0"/>
+          <w:sz w:val="19"/>
+          <w:szCs w:val="19"/>
+          <w:highlight w:val="white"/>
+          <w:lang w:val="en-US"/>
+        </w:rPr>
+        <w:t xml:space="preserve"> (fc &lt; fp) {</w:t>
+      </w:r>
+    </w:p>
+    <w:p>
+      <w:pPr>
+        <w:autoSpaceDE w:val="0"/>
+        <w:autoSpaceDN w:val="0"/>
+        <w:adjustRightInd w:val="0"/>
+        <w:spacing w:after="0" w:line="240" w:lineRule="auto"/>
+        <w:rPr>
+          <w:rFonts w:ascii="Cascadia Mono" w:hAnsi="Cascadia Mono" w:cs="Cascadia Mono"/>
+          <w:color w:val="000000"/>
+          <w:kern w:val="0"/>
+          <w:sz w:val="19"/>
+          <w:szCs w:val="19"/>
+          <w:highlight w:val="white"/>
+          <w:lang w:val="en-US"/>
+        </w:rPr>
+      </w:pPr>
+      <w:r>
+        <w:rPr>
+          <w:rFonts w:ascii="Cascadia Mono" w:hAnsi="Cascadia Mono" w:cs="Cascadia Mono"/>
+          <w:color w:val="000000"/>
+          <w:kern w:val="0"/>
+          <w:sz w:val="19"/>
+          <w:szCs w:val="19"/>
+          <w:highlight w:val="white"/>
+          <w:lang w:val="en-US"/>
+        </w:rPr>
+        <w:t xml:space="preserve">        d *= 2;</w:t>
+      </w:r>
+    </w:p>
+    <w:p>
+      <w:pPr>
+        <w:autoSpaceDE w:val="0"/>
+        <w:autoSpaceDN w:val="0"/>
+        <w:adjustRightInd w:val="0"/>
+        <w:spacing w:after="0" w:line="240" w:lineRule="auto"/>
+        <w:rPr>
+          <w:rFonts w:ascii="Cascadia Mono" w:hAnsi="Cascadia Mono" w:cs="Cascadia Mono"/>
+          <w:color w:val="000000"/>
+          <w:kern w:val="0"/>
+          <w:sz w:val="19"/>
+          <w:szCs w:val="19"/>
+          <w:highlight w:val="white"/>
+          <w:lang w:val="en-US"/>
+        </w:rPr>
+      </w:pPr>
+      <w:r>
+        <w:rPr>
+          <w:rFonts w:ascii="Cascadia Mono" w:hAnsi="Cascadia Mono" w:cs="Cascadia Mono"/>
+          <w:color w:val="000000"/>
+          <w:kern w:val="0"/>
+          <w:sz w:val="19"/>
+          <w:szCs w:val="19"/>
+          <w:highlight w:val="white"/>
+          <w:lang w:val="en-US"/>
+        </w:rPr>
+        <w:t xml:space="preserve">        </w:t>
+      </w:r>
+      <w:r>
+        <w:rPr>
+          <w:rFonts w:ascii="Cascadia Mono" w:hAnsi="Cascadia Mono" w:cs="Cascadia Mono"/>
+          <w:color w:val="0000FF"/>
+          <w:kern w:val="0"/>
+          <w:sz w:val="19"/>
+          <w:szCs w:val="19"/>
+          <w:highlight w:val="white"/>
+          <w:lang w:val="en-US"/>
+        </w:rPr>
+        <w:t>double</w:t>
+      </w:r>
+      <w:r>
+        <w:rPr>
+          <w:rFonts w:ascii="Cascadia Mono" w:hAnsi="Cascadia Mono" w:cs="Cascadia Mono"/>
+          <w:color w:val="000000"/>
+          <w:kern w:val="0"/>
+          <w:sz w:val="19"/>
+          <w:szCs w:val="19"/>
+          <w:highlight w:val="white"/>
+          <w:lang w:val="en-US"/>
+        </w:rPr>
+        <w:t xml:space="preserve"> xn = xc + d;</w:t>
+      </w:r>
+    </w:p>
+    <w:p>
+      <w:pPr>
+        <w:autoSpaceDE w:val="0"/>
+        <w:autoSpaceDN w:val="0"/>
+        <w:adjustRightInd w:val="0"/>
+        <w:spacing w:after="0" w:line="240" w:lineRule="auto"/>
+        <w:rPr>
+          <w:rFonts w:ascii="Cascadia Mono" w:hAnsi="Cascadia Mono" w:cs="Cascadia Mono"/>
+          <w:color w:val="000000"/>
+          <w:kern w:val="0"/>
+          <w:sz w:val="19"/>
+          <w:szCs w:val="19"/>
+          <w:highlight w:val="white"/>
+          <w:lang w:val="en-US"/>
+        </w:rPr>
+      </w:pPr>
+      <w:r>
+        <w:rPr>
+          <w:rFonts w:ascii="Cascadia Mono" w:hAnsi="Cascadia Mono" w:cs="Cascadia Mono"/>
+          <w:color w:val="000000"/>
+          <w:kern w:val="0"/>
+          <w:sz w:val="19"/>
+          <w:szCs w:val="19"/>
+          <w:highlight w:val="white"/>
+          <w:lang w:val="en-US"/>
+        </w:rPr>
+        <w:t xml:space="preserve">        </w:t>
+      </w:r>
+      <w:r>
+        <w:rPr>
+          <w:rFonts w:ascii="Cascadia Mono" w:hAnsi="Cascadia Mono" w:cs="Cascadia Mono"/>
+          <w:color w:val="0000FF"/>
+          <w:kern w:val="0"/>
+          <w:sz w:val="19"/>
+          <w:szCs w:val="19"/>
+          <w:highlight w:val="white"/>
+          <w:lang w:val="en-US"/>
+        </w:rPr>
+        <w:t>double</w:t>
+      </w:r>
+      <w:r>
+        <w:rPr>
+          <w:rFonts w:ascii="Cascadia Mono" w:hAnsi="Cascadia Mono" w:cs="Cascadia Mono"/>
+          <w:color w:val="000000"/>
+          <w:kern w:val="0"/>
+          <w:sz w:val="19"/>
+          <w:szCs w:val="19"/>
+          <w:highlight w:val="white"/>
+          <w:lang w:val="en-US"/>
+        </w:rPr>
+        <w:t xml:space="preserve"> fn = f(xn);</w:t>
+      </w:r>
+    </w:p>
+    <w:p>
+      <w:pPr>
+        <w:autoSpaceDE w:val="0"/>
+        <w:autoSpaceDN w:val="0"/>
+        <w:adjustRightInd w:val="0"/>
+        <w:spacing w:after="0" w:line="240" w:lineRule="auto"/>
+        <w:rPr>
+          <w:rFonts w:ascii="Cascadia Mono" w:hAnsi="Cascadia Mono" w:cs="Cascadia Mono"/>
+          <w:color w:val="000000"/>
+          <w:kern w:val="0"/>
+          <w:sz w:val="19"/>
+          <w:szCs w:val="19"/>
+          <w:highlight w:val="white"/>
+          <w:lang w:val="en-US"/>
+        </w:rPr>
+      </w:pPr>
+      <w:r>
+        <w:rPr>
+          <w:rFonts w:ascii="Cascadia Mono" w:hAnsi="Cascadia Mono" w:cs="Cascadia Mono"/>
+          <w:color w:val="000000"/>
+          <w:kern w:val="0"/>
+          <w:sz w:val="19"/>
+          <w:szCs w:val="19"/>
+          <w:highlight w:val="white"/>
+          <w:lang w:val="en-US"/>
+        </w:rPr>
+        <w:t xml:space="preserve">        </w:t>
+      </w:r>
+      <w:r>
+        <w:rPr>
+          <w:rFonts w:ascii="Cascadia Mono" w:hAnsi="Cascadia Mono" w:cs="Cascadia Mono"/>
+          <w:color w:val="0000FF"/>
+          <w:kern w:val="0"/>
+          <w:sz w:val="19"/>
+          <w:szCs w:val="19"/>
+          <w:highlight w:val="white"/>
+          <w:lang w:val="en-US"/>
+        </w:rPr>
+        <w:t>if</w:t>
+      </w:r>
+      <w:r>
+        <w:rPr>
+          <w:rFonts w:ascii="Cascadia Mono" w:hAnsi="Cascadia Mono" w:cs="Cascadia Mono"/>
+          <w:color w:val="000000"/>
+          <w:kern w:val="0"/>
+          <w:sz w:val="19"/>
+          <w:szCs w:val="19"/>
+          <w:highlight w:val="white"/>
+          <w:lang w:val="en-US"/>
+        </w:rPr>
+        <w:t xml:space="preserve"> (fn &gt;= fc) {</w:t>
+      </w:r>
+    </w:p>
+    <w:p>
+      <w:pPr>
+        <w:autoSpaceDE w:val="0"/>
+        <w:autoSpaceDN w:val="0"/>
+        <w:adjustRightInd w:val="0"/>
+        <w:spacing w:after="0" w:line="240" w:lineRule="auto"/>
+        <w:rPr>
+          <w:rFonts w:ascii="Cascadia Mono" w:hAnsi="Cascadia Mono" w:cs="Cascadia Mono"/>
+          <w:color w:val="000000"/>
+          <w:kern w:val="0"/>
+          <w:sz w:val="19"/>
+          <w:szCs w:val="19"/>
+          <w:highlight w:val="white"/>
+          <w:lang w:val="en-US"/>
+        </w:rPr>
+      </w:pPr>
+      <w:r>
+        <w:rPr>
+          <w:rFonts w:ascii="Cascadia Mono" w:hAnsi="Cascadia Mono" w:cs="Cascadia Mono"/>
+          <w:color w:val="000000"/>
+          <w:kern w:val="0"/>
+          <w:sz w:val="19"/>
+          <w:szCs w:val="19"/>
+          <w:highlight w:val="white"/>
+          <w:lang w:val="en-US"/>
+        </w:rPr>
+        <w:t xml:space="preserve">            cout </w:t>
+      </w:r>
+      <w:r>
+        <w:rPr>
+          <w:rFonts w:ascii="Cascadia Mono" w:hAnsi="Cascadia Mono" w:cs="Cascadia Mono"/>
+          <w:color w:val="008080"/>
+          <w:kern w:val="0"/>
+          <w:sz w:val="19"/>
+          <w:szCs w:val="19"/>
+          <w:highlight w:val="white"/>
+          <w:lang w:val="en-US"/>
+        </w:rPr>
+        <w:t>&lt;&lt;</w:t>
+      </w:r>
+      <w:r>
+        <w:rPr>
+          <w:rFonts w:ascii="Cascadia Mono" w:hAnsi="Cascadia Mono" w:cs="Cascadia Mono"/>
+          <w:color w:val="000000"/>
+          <w:kern w:val="0"/>
+          <w:sz w:val="19"/>
+          <w:szCs w:val="19"/>
+          <w:highlight w:val="white"/>
+          <w:lang w:val="en-US"/>
+        </w:rPr>
+        <w:t xml:space="preserve"> </w:t>
+      </w:r>
+      <w:r>
+        <w:rPr>
+          <w:rFonts w:ascii="Cascadia Mono" w:hAnsi="Cascadia Mono" w:cs="Cascadia Mono"/>
+          <w:color w:val="A31515"/>
+          <w:kern w:val="0"/>
+          <w:sz w:val="19"/>
+          <w:szCs w:val="19"/>
+          <w:highlight w:val="white"/>
+          <w:lang w:val="en-US"/>
+        </w:rPr>
+        <w:t>"</w:t>
+      </w:r>
+      <w:r>
+        <w:rPr>
+          <w:rFonts w:ascii="Cascadia Mono" w:hAnsi="Cascadia Mono" w:cs="Cascadia Mono"/>
+          <w:color w:val="A31515"/>
+          <w:kern w:val="0"/>
+          <w:sz w:val="19"/>
+          <w:szCs w:val="19"/>
+          <w:highlight w:val="white"/>
+        </w:rPr>
+        <w:t>Интервал</w:t>
+      </w:r>
+      <w:r>
+        <w:rPr>
+          <w:rFonts w:ascii="Cascadia Mono" w:hAnsi="Cascadia Mono" w:cs="Cascadia Mono"/>
+          <w:color w:val="A31515"/>
+          <w:kern w:val="0"/>
+          <w:sz w:val="19"/>
+          <w:szCs w:val="19"/>
+          <w:highlight w:val="white"/>
+          <w:lang w:val="en-US"/>
+        </w:rPr>
+        <w:t>: ["</w:t>
+      </w:r>
+      <w:r>
+        <w:rPr>
+          <w:rFonts w:ascii="Cascadia Mono" w:hAnsi="Cascadia Mono" w:cs="Cascadia Mono"/>
+          <w:color w:val="000000"/>
+          <w:kern w:val="0"/>
+          <w:sz w:val="19"/>
+          <w:szCs w:val="19"/>
+          <w:highlight w:val="white"/>
+          <w:lang w:val="en-US"/>
+        </w:rPr>
+        <w:t xml:space="preserve"> </w:t>
+      </w:r>
+      <w:r>
+        <w:rPr>
+          <w:rFonts w:ascii="Cascadia Mono" w:hAnsi="Cascadia Mono" w:cs="Cascadia Mono"/>
+          <w:color w:val="008080"/>
+          <w:kern w:val="0"/>
+          <w:sz w:val="19"/>
+          <w:szCs w:val="19"/>
+          <w:highlight w:val="white"/>
+          <w:lang w:val="en-US"/>
+        </w:rPr>
+        <w:t>&lt;&lt;</w:t>
+      </w:r>
+      <w:r>
+        <w:rPr>
+          <w:rFonts w:ascii="Cascadia Mono" w:hAnsi="Cascadia Mono" w:cs="Cascadia Mono"/>
+          <w:color w:val="000000"/>
+          <w:kern w:val="0"/>
+          <w:sz w:val="19"/>
+          <w:szCs w:val="19"/>
+          <w:highlight w:val="white"/>
+          <w:lang w:val="en-US"/>
+        </w:rPr>
+        <w:t xml:space="preserve"> min(xp, xn) </w:t>
+      </w:r>
+      <w:r>
+        <w:rPr>
+          <w:rFonts w:ascii="Cascadia Mono" w:hAnsi="Cascadia Mono" w:cs="Cascadia Mono"/>
+          <w:color w:val="008080"/>
+          <w:kern w:val="0"/>
+          <w:sz w:val="19"/>
+          <w:szCs w:val="19"/>
+          <w:highlight w:val="white"/>
+          <w:lang w:val="en-US"/>
+        </w:rPr>
+        <w:t>&lt;&lt;</w:t>
+      </w:r>
+      <w:r>
+        <w:rPr>
+          <w:rFonts w:ascii="Cascadia Mono" w:hAnsi="Cascadia Mono" w:cs="Cascadia Mono"/>
+          <w:color w:val="000000"/>
+          <w:kern w:val="0"/>
+          <w:sz w:val="19"/>
+          <w:szCs w:val="19"/>
+          <w:highlight w:val="white"/>
+          <w:lang w:val="en-US"/>
+        </w:rPr>
+        <w:t xml:space="preserve"> </w:t>
+      </w:r>
+      <w:r>
+        <w:rPr>
+          <w:rFonts w:ascii="Cascadia Mono" w:hAnsi="Cascadia Mono" w:cs="Cascadia Mono"/>
+          <w:color w:val="A31515"/>
+          <w:kern w:val="0"/>
+          <w:sz w:val="19"/>
+          <w:szCs w:val="19"/>
+          <w:highlight w:val="white"/>
+          <w:lang w:val="en-US"/>
+        </w:rPr>
+        <w:t>", "</w:t>
+      </w:r>
+      <w:r>
+        <w:rPr>
+          <w:rFonts w:ascii="Cascadia Mono" w:hAnsi="Cascadia Mono" w:cs="Cascadia Mono"/>
+          <w:color w:val="000000"/>
+          <w:kern w:val="0"/>
+          <w:sz w:val="19"/>
+          <w:szCs w:val="19"/>
+          <w:highlight w:val="white"/>
+          <w:lang w:val="en-US"/>
+        </w:rPr>
+        <w:t xml:space="preserve"> </w:t>
+      </w:r>
+      <w:r>
+        <w:rPr>
+          <w:rFonts w:ascii="Cascadia Mono" w:hAnsi="Cascadia Mono" w:cs="Cascadia Mono"/>
+          <w:color w:val="008080"/>
+          <w:kern w:val="0"/>
+          <w:sz w:val="19"/>
+          <w:szCs w:val="19"/>
+          <w:highlight w:val="white"/>
+          <w:lang w:val="en-US"/>
+        </w:rPr>
+        <w:t>&lt;&lt;</w:t>
+      </w:r>
+      <w:r>
+        <w:rPr>
+          <w:rFonts w:ascii="Cascadia Mono" w:hAnsi="Cascadia Mono" w:cs="Cascadia Mono"/>
+          <w:color w:val="000000"/>
+          <w:kern w:val="0"/>
+          <w:sz w:val="19"/>
+          <w:szCs w:val="19"/>
+          <w:highlight w:val="white"/>
+          <w:lang w:val="en-US"/>
+        </w:rPr>
+        <w:t xml:space="preserve"> max(xp, xn) </w:t>
+      </w:r>
+      <w:r>
+        <w:rPr>
+          <w:rFonts w:ascii="Cascadia Mono" w:hAnsi="Cascadia Mono" w:cs="Cascadia Mono"/>
+          <w:color w:val="008080"/>
+          <w:kern w:val="0"/>
+          <w:sz w:val="19"/>
+          <w:szCs w:val="19"/>
+          <w:highlight w:val="white"/>
+          <w:lang w:val="en-US"/>
+        </w:rPr>
+        <w:t>&lt;&lt;</w:t>
+      </w:r>
+      <w:r>
+        <w:rPr>
+          <w:rFonts w:ascii="Cascadia Mono" w:hAnsi="Cascadia Mono" w:cs="Cascadia Mono"/>
+          <w:color w:val="000000"/>
+          <w:kern w:val="0"/>
+          <w:sz w:val="19"/>
+          <w:szCs w:val="19"/>
+          <w:highlight w:val="white"/>
+          <w:lang w:val="en-US"/>
+        </w:rPr>
+        <w:t xml:space="preserve"> </w:t>
+      </w:r>
+      <w:r>
+        <w:rPr>
+          <w:rFonts w:ascii="Cascadia Mono" w:hAnsi="Cascadia Mono" w:cs="Cascadia Mono"/>
+          <w:color w:val="A31515"/>
+          <w:kern w:val="0"/>
+          <w:sz w:val="19"/>
+          <w:szCs w:val="19"/>
+          <w:highlight w:val="white"/>
+          <w:lang w:val="en-US"/>
+        </w:rPr>
+        <w:t>"]\n"</w:t>
+      </w:r>
+      <w:r>
+        <w:rPr>
+          <w:rFonts w:ascii="Cascadia Mono" w:hAnsi="Cascadia Mono" w:cs="Cascadia Mono"/>
+          <w:color w:val="000000"/>
+          <w:kern w:val="0"/>
+          <w:sz w:val="19"/>
+          <w:szCs w:val="19"/>
+          <w:highlight w:val="white"/>
+          <w:lang w:val="en-US"/>
+        </w:rPr>
+        <w:t>;</w:t>
+      </w:r>
+    </w:p>
+    <w:p>
+      <w:pPr>
+        <w:autoSpaceDE w:val="0"/>
+        <w:autoSpaceDN w:val="0"/>
+        <w:adjustRightInd w:val="0"/>
+        <w:spacing w:after="0" w:line="240" w:lineRule="auto"/>
+        <w:rPr>
+          <w:rFonts w:ascii="Cascadia Mono" w:hAnsi="Cascadia Mono" w:cs="Cascadia Mono"/>
+          <w:color w:val="000000"/>
+          <w:kern w:val="0"/>
+          <w:sz w:val="19"/>
+          <w:szCs w:val="19"/>
+          <w:highlight w:val="white"/>
+          <w:lang w:val="en-US"/>
+        </w:rPr>
+      </w:pPr>
+      <w:r>
+        <w:rPr>
+          <w:rFonts w:ascii="Cascadia Mono" w:hAnsi="Cascadia Mono" w:cs="Cascadia Mono"/>
+          <w:color w:val="000000"/>
+          <w:kern w:val="0"/>
+          <w:sz w:val="19"/>
+          <w:szCs w:val="19"/>
+          <w:highlight w:val="white"/>
+          <w:lang w:val="en-US"/>
+        </w:rPr>
+        <w:t xml:space="preserve">            </w:t>
+      </w:r>
+      <w:r>
+        <w:rPr>
+          <w:rFonts w:ascii="Cascadia Mono" w:hAnsi="Cascadia Mono" w:cs="Cascadia Mono"/>
+          <w:color w:val="0000FF"/>
+          <w:kern w:val="0"/>
+          <w:sz w:val="19"/>
+          <w:szCs w:val="19"/>
+          <w:highlight w:val="white"/>
+          <w:lang w:val="en-US"/>
+        </w:rPr>
+        <w:t>return</w:t>
+      </w:r>
+      <w:r>
+        <w:rPr>
+          <w:rFonts w:ascii="Cascadia Mono" w:hAnsi="Cascadia Mono" w:cs="Cascadia Mono"/>
+          <w:color w:val="000000"/>
+          <w:kern w:val="0"/>
+          <w:sz w:val="19"/>
+          <w:szCs w:val="19"/>
+          <w:highlight w:val="white"/>
+          <w:lang w:val="en-US"/>
+        </w:rPr>
+        <w:t xml:space="preserve"> 0;</w:t>
+      </w:r>
+    </w:p>
+    <w:p>
+      <w:pPr>
+        <w:autoSpaceDE w:val="0"/>
+        <w:autoSpaceDN w:val="0"/>
+        <w:adjustRightInd w:val="0"/>
+        <w:spacing w:after="0" w:line="240" w:lineRule="auto"/>
+        <w:rPr>
+          <w:rFonts w:ascii="Cascadia Mono" w:hAnsi="Cascadia Mono" w:cs="Cascadia Mono"/>
+          <w:color w:val="000000"/>
+          <w:kern w:val="0"/>
+          <w:sz w:val="19"/>
+          <w:szCs w:val="19"/>
+          <w:highlight w:val="white"/>
+          <w:lang w:val="en-US"/>
+        </w:rPr>
+      </w:pPr>
+      <w:r>
+        <w:rPr>
+          <w:rFonts w:ascii="Cascadia Mono" w:hAnsi="Cascadia Mono" w:cs="Cascadia Mono"/>
+          <w:color w:val="000000"/>
+          <w:kern w:val="0"/>
+          <w:sz w:val="19"/>
+          <w:szCs w:val="19"/>
+          <w:highlight w:val="white"/>
+          <w:lang w:val="en-US"/>
+        </w:rPr>
+        <w:t xml:space="preserve">        }</w:t>
+      </w:r>
+    </w:p>
+    <w:p>
+      <w:pPr>
+        <w:autoSpaceDE w:val="0"/>
+        <w:autoSpaceDN w:val="0"/>
+        <w:adjustRightInd w:val="0"/>
+        <w:spacing w:after="0" w:line="240" w:lineRule="auto"/>
+        <w:rPr>
+          <w:rFonts w:ascii="Cascadia Mono" w:hAnsi="Cascadia Mono" w:cs="Cascadia Mono"/>
+          <w:color w:val="000000"/>
+          <w:kern w:val="0"/>
+          <w:sz w:val="19"/>
+          <w:szCs w:val="19"/>
+          <w:highlight w:val="white"/>
+          <w:lang w:val="en-US"/>
+        </w:rPr>
+      </w:pPr>
+      <w:r>
+        <w:rPr>
+          <w:rFonts w:ascii="Cascadia Mono" w:hAnsi="Cascadia Mono" w:cs="Cascadia Mono"/>
+          <w:color w:val="000000"/>
+          <w:kern w:val="0"/>
+          <w:sz w:val="19"/>
+          <w:szCs w:val="19"/>
+          <w:highlight w:val="white"/>
+          <w:lang w:val="en-US"/>
+        </w:rPr>
+        <w:t xml:space="preserve">        xp = xc; fp = fc;</w:t>
+      </w:r>
+    </w:p>
+    <w:p>
+      <w:pPr>
+        <w:autoSpaceDE w:val="0"/>
+        <w:autoSpaceDN w:val="0"/>
+        <w:adjustRightInd w:val="0"/>
+        <w:spacing w:after="0" w:line="240" w:lineRule="auto"/>
+        <w:rPr>
+          <w:rFonts w:ascii="Cascadia Mono" w:hAnsi="Cascadia Mono" w:cs="Cascadia Mono"/>
+          <w:color w:val="000000"/>
+          <w:kern w:val="0"/>
+          <w:sz w:val="19"/>
+          <w:szCs w:val="19"/>
+          <w:highlight w:val="white"/>
+          <w:lang w:val="en-US"/>
+        </w:rPr>
+      </w:pPr>
+      <w:r>
+        <w:rPr>
+          <w:rFonts w:ascii="Cascadia Mono" w:hAnsi="Cascadia Mono" w:cs="Cascadia Mono"/>
+          <w:color w:val="000000"/>
+          <w:kern w:val="0"/>
+          <w:sz w:val="19"/>
+          <w:szCs w:val="19"/>
+          <w:highlight w:val="white"/>
+          <w:lang w:val="en-US"/>
+        </w:rPr>
+        <w:t xml:space="preserve">        xc = xn; fc = fn;</w:t>
+      </w:r>
+    </w:p>
+    <w:p>
+      <w:pPr>
+        <w:autoSpaceDE w:val="0"/>
+        <w:autoSpaceDN w:val="0"/>
+        <w:adjustRightInd w:val="0"/>
+        <w:spacing w:after="0" w:line="240" w:lineRule="auto"/>
+        <w:rPr>
+          <w:rFonts w:ascii="Cascadia Mono" w:hAnsi="Cascadia Mono" w:cs="Cascadia Mono"/>
+          <w:color w:val="000000"/>
+          <w:kern w:val="0"/>
+          <w:sz w:val="19"/>
+          <w:szCs w:val="19"/>
+          <w:highlight w:val="white"/>
+          <w:lang w:val="en-US"/>
+        </w:rPr>
+      </w:pPr>
+      <w:r>
+        <w:rPr>
+          <w:rFonts w:ascii="Cascadia Mono" w:hAnsi="Cascadia Mono" w:cs="Cascadia Mono"/>
+          <w:color w:val="000000"/>
+          <w:kern w:val="0"/>
+          <w:sz w:val="19"/>
+          <w:szCs w:val="19"/>
+          <w:highlight w:val="white"/>
+          <w:lang w:val="en-US"/>
+        </w:rPr>
+        <w:t xml:space="preserve">    }</w:t>
+      </w:r>
+    </w:p>
+    <w:p>
+      <w:pPr>
+        <w:autoSpaceDE w:val="0"/>
+        <w:autoSpaceDN w:val="0"/>
+        <w:adjustRightInd w:val="0"/>
+        <w:spacing w:after="0" w:line="240" w:lineRule="auto"/>
+        <w:rPr>
+          <w:rFonts w:ascii="Cascadia Mono" w:hAnsi="Cascadia Mono" w:cs="Cascadia Mono"/>
+          <w:color w:val="000000"/>
+          <w:kern w:val="0"/>
+          <w:sz w:val="19"/>
+          <w:szCs w:val="19"/>
+          <w:highlight w:val="white"/>
+          <w:lang w:val="en-US"/>
+        </w:rPr>
+      </w:pPr>
+    </w:p>
+    <w:p>
+      <w:pPr>
+        <w:autoSpaceDE w:val="0"/>
+        <w:autoSpaceDN w:val="0"/>
+        <w:adjustRightInd w:val="0"/>
+        <w:spacing w:after="0" w:line="240" w:lineRule="auto"/>
+        <w:rPr>
+          <w:rFonts w:ascii="Cascadia Mono" w:hAnsi="Cascadia Mono" w:cs="Cascadia Mono"/>
+          <w:color w:val="000000"/>
+          <w:kern w:val="0"/>
+          <w:sz w:val="19"/>
+          <w:szCs w:val="19"/>
+          <w:highlight w:val="white"/>
+          <w:lang w:val="en-US"/>
+        </w:rPr>
+      </w:pPr>
+      <w:r>
+        <w:rPr>
+          <w:rFonts w:ascii="Cascadia Mono" w:hAnsi="Cascadia Mono" w:cs="Cascadia Mono"/>
+          <w:color w:val="000000"/>
+          <w:kern w:val="0"/>
+          <w:sz w:val="19"/>
+          <w:szCs w:val="19"/>
+          <w:highlight w:val="white"/>
+          <w:lang w:val="en-US"/>
+        </w:rPr>
+        <w:t xml:space="preserve">    cout </w:t>
+      </w:r>
+      <w:r>
+        <w:rPr>
+          <w:rFonts w:ascii="Cascadia Mono" w:hAnsi="Cascadia Mono" w:cs="Cascadia Mono"/>
+          <w:color w:val="008080"/>
+          <w:kern w:val="0"/>
+          <w:sz w:val="19"/>
+          <w:szCs w:val="19"/>
+          <w:highlight w:val="white"/>
+          <w:lang w:val="en-US"/>
+        </w:rPr>
+        <w:t>&lt;&lt;</w:t>
+      </w:r>
+      <w:r>
+        <w:rPr>
+          <w:rFonts w:ascii="Cascadia Mono" w:hAnsi="Cascadia Mono" w:cs="Cascadia Mono"/>
+          <w:color w:val="000000"/>
+          <w:kern w:val="0"/>
+          <w:sz w:val="19"/>
+          <w:szCs w:val="19"/>
+          <w:highlight w:val="white"/>
+          <w:lang w:val="en-US"/>
+        </w:rPr>
+        <w:t xml:space="preserve"> </w:t>
+      </w:r>
+      <w:r>
+        <w:rPr>
+          <w:rFonts w:ascii="Cascadia Mono" w:hAnsi="Cascadia Mono" w:cs="Cascadia Mono"/>
+          <w:color w:val="A31515"/>
+          <w:kern w:val="0"/>
+          <w:sz w:val="19"/>
+          <w:szCs w:val="19"/>
+          <w:highlight w:val="white"/>
+          <w:lang w:val="en-US"/>
+        </w:rPr>
+        <w:t>"</w:t>
+      </w:r>
+      <w:r>
+        <w:rPr>
+          <w:rFonts w:ascii="Cascadia Mono" w:hAnsi="Cascadia Mono" w:cs="Cascadia Mono"/>
+          <w:color w:val="A31515"/>
+          <w:kern w:val="0"/>
+          <w:sz w:val="19"/>
+          <w:szCs w:val="19"/>
+          <w:highlight w:val="white"/>
+        </w:rPr>
+        <w:t>Интервал</w:t>
+      </w:r>
+      <w:r>
+        <w:rPr>
+          <w:rFonts w:ascii="Cascadia Mono" w:hAnsi="Cascadia Mono" w:cs="Cascadia Mono"/>
+          <w:color w:val="A31515"/>
+          <w:kern w:val="0"/>
+          <w:sz w:val="19"/>
+          <w:szCs w:val="19"/>
+          <w:highlight w:val="white"/>
+          <w:lang w:val="en-US"/>
+        </w:rPr>
+        <w:t>: ["</w:t>
+      </w:r>
+      <w:r>
+        <w:rPr>
+          <w:rFonts w:ascii="Cascadia Mono" w:hAnsi="Cascadia Mono" w:cs="Cascadia Mono"/>
+          <w:color w:val="000000"/>
+          <w:kern w:val="0"/>
+          <w:sz w:val="19"/>
+          <w:szCs w:val="19"/>
+          <w:highlight w:val="white"/>
+          <w:lang w:val="en-US"/>
+        </w:rPr>
+        <w:t xml:space="preserve"> </w:t>
+      </w:r>
+      <w:r>
+        <w:rPr>
+          <w:rFonts w:ascii="Cascadia Mono" w:hAnsi="Cascadia Mono" w:cs="Cascadia Mono"/>
+          <w:color w:val="008080"/>
+          <w:kern w:val="0"/>
+          <w:sz w:val="19"/>
+          <w:szCs w:val="19"/>
+          <w:highlight w:val="white"/>
+          <w:lang w:val="en-US"/>
+        </w:rPr>
+        <w:t>&lt;&lt;</w:t>
+      </w:r>
+      <w:r>
+        <w:rPr>
+          <w:rFonts w:ascii="Cascadia Mono" w:hAnsi="Cascadia Mono" w:cs="Cascadia Mono"/>
+          <w:color w:val="000000"/>
+          <w:kern w:val="0"/>
+          <w:sz w:val="19"/>
+          <w:szCs w:val="19"/>
+          <w:highlight w:val="white"/>
+          <w:lang w:val="en-US"/>
+        </w:rPr>
+        <w:t xml:space="preserve"> min(x0, xc) </w:t>
+      </w:r>
+      <w:r>
+        <w:rPr>
+          <w:rFonts w:ascii="Cascadia Mono" w:hAnsi="Cascadia Mono" w:cs="Cascadia Mono"/>
+          <w:color w:val="008080"/>
+          <w:kern w:val="0"/>
+          <w:sz w:val="19"/>
+          <w:szCs w:val="19"/>
+          <w:highlight w:val="white"/>
+          <w:lang w:val="en-US"/>
+        </w:rPr>
+        <w:t>&lt;&lt;</w:t>
+      </w:r>
+      <w:r>
+        <w:rPr>
+          <w:rFonts w:ascii="Cascadia Mono" w:hAnsi="Cascadia Mono" w:cs="Cascadia Mono"/>
+          <w:color w:val="000000"/>
+          <w:kern w:val="0"/>
+          <w:sz w:val="19"/>
+          <w:szCs w:val="19"/>
+          <w:highlight w:val="white"/>
+          <w:lang w:val="en-US"/>
+        </w:rPr>
+        <w:t xml:space="preserve"> </w:t>
+      </w:r>
+      <w:r>
+        <w:rPr>
+          <w:rFonts w:ascii="Cascadia Mono" w:hAnsi="Cascadia Mono" w:cs="Cascadia Mono"/>
+          <w:color w:val="A31515"/>
+          <w:kern w:val="0"/>
+          <w:sz w:val="19"/>
+          <w:szCs w:val="19"/>
+          <w:highlight w:val="white"/>
+          <w:lang w:val="en-US"/>
+        </w:rPr>
+        <w:t>", "</w:t>
+      </w:r>
+      <w:r>
+        <w:rPr>
+          <w:rFonts w:ascii="Cascadia Mono" w:hAnsi="Cascadia Mono" w:cs="Cascadia Mono"/>
+          <w:color w:val="000000"/>
+          <w:kern w:val="0"/>
+          <w:sz w:val="19"/>
+          <w:szCs w:val="19"/>
+          <w:highlight w:val="white"/>
+          <w:lang w:val="en-US"/>
+        </w:rPr>
+        <w:t xml:space="preserve"> </w:t>
+      </w:r>
+      <w:r>
+        <w:rPr>
+          <w:rFonts w:ascii="Cascadia Mono" w:hAnsi="Cascadia Mono" w:cs="Cascadia Mono"/>
+          <w:color w:val="008080"/>
+          <w:kern w:val="0"/>
+          <w:sz w:val="19"/>
+          <w:szCs w:val="19"/>
+          <w:highlight w:val="white"/>
+          <w:lang w:val="en-US"/>
+        </w:rPr>
+        <w:t>&lt;&lt;</w:t>
+      </w:r>
+      <w:r>
+        <w:rPr>
+          <w:rFonts w:ascii="Cascadia Mono" w:hAnsi="Cascadia Mono" w:cs="Cascadia Mono"/>
+          <w:color w:val="000000"/>
+          <w:kern w:val="0"/>
+          <w:sz w:val="19"/>
+          <w:szCs w:val="19"/>
+          <w:highlight w:val="white"/>
+          <w:lang w:val="en-US"/>
+        </w:rPr>
+        <w:t xml:space="preserve"> max(x0, xc) </w:t>
+      </w:r>
+      <w:r>
+        <w:rPr>
+          <w:rFonts w:ascii="Cascadia Mono" w:hAnsi="Cascadia Mono" w:cs="Cascadia Mono"/>
+          <w:color w:val="008080"/>
+          <w:kern w:val="0"/>
+          <w:sz w:val="19"/>
+          <w:szCs w:val="19"/>
+          <w:highlight w:val="white"/>
+          <w:lang w:val="en-US"/>
+        </w:rPr>
+        <w:t>&lt;&lt;</w:t>
+      </w:r>
+      <w:r>
+        <w:rPr>
+          <w:rFonts w:ascii="Cascadia Mono" w:hAnsi="Cascadia Mono" w:cs="Cascadia Mono"/>
+          <w:color w:val="000000"/>
+          <w:kern w:val="0"/>
+          <w:sz w:val="19"/>
+          <w:szCs w:val="19"/>
+          <w:highlight w:val="white"/>
+          <w:lang w:val="en-US"/>
+        </w:rPr>
+        <w:t xml:space="preserve"> </w:t>
+      </w:r>
+      <w:r>
+        <w:rPr>
+          <w:rFonts w:ascii="Cascadia Mono" w:hAnsi="Cascadia Mono" w:cs="Cascadia Mono"/>
+          <w:color w:val="A31515"/>
+          <w:kern w:val="0"/>
+          <w:sz w:val="19"/>
+          <w:szCs w:val="19"/>
+          <w:highlight w:val="white"/>
+          <w:lang w:val="en-US"/>
+        </w:rPr>
+        <w:t>"]\n"</w:t>
+      </w:r>
+      <w:r>
+        <w:rPr>
+          <w:rFonts w:ascii="Cascadia Mono" w:hAnsi="Cascadia Mono" w:cs="Cascadia Mono"/>
+          <w:color w:val="000000"/>
+          <w:kern w:val="0"/>
+          <w:sz w:val="19"/>
+          <w:szCs w:val="19"/>
+          <w:highlight w:val="white"/>
+          <w:lang w:val="en-US"/>
+        </w:rPr>
+        <w:t>;</w:t>
+      </w:r>
+    </w:p>
+    <w:p>
+      <w:pPr>
+        <w:autoSpaceDE w:val="0"/>
+        <w:autoSpaceDN w:val="0"/>
+        <w:adjustRightInd w:val="0"/>
+        <w:spacing w:after="0" w:line="240" w:lineRule="auto"/>
+        <w:rPr>
+          <w:rFonts w:ascii="Cascadia Mono" w:hAnsi="Cascadia Mono" w:cs="Cascadia Mono"/>
+          <w:color w:val="000000"/>
+          <w:kern w:val="0"/>
+          <w:sz w:val="19"/>
+          <w:szCs w:val="19"/>
+          <w:highlight w:val="white"/>
+          <w:lang w:val="en-US"/>
+        </w:rPr>
+      </w:pPr>
     </w:p>
     <w:p>
       <w:pPr>
@@ -1523,62 +6514,17 @@
       </w:pPr>
       <w:r>
         <w:rPr>
-          <w:rFonts w:ascii="Times New Roman" w:hAnsi="Times New Roman" w:cs="Times New Roman"/>
-          <w:noProof/>
-          <w:sz w:val="36"/>
-          <w:szCs w:val="28"/>
-          <w:lang w:eastAsia="ru-RU"/>
-        </w:rPr>
-        <w:lastRenderedPageBreak/>
-        <w:drawing>
-          <wp:inline distT="0" distB="0" distL="0" distR="0" wp14:anchorId="1597F156" wp14:editId="5B9059CA">
-            <wp:extent cx="5934075" cy="6905625"/>
-            <wp:effectExtent l="0" t="0" r="9525" b="9525"/>
-            <wp:docPr id="6" name="Рисунок 6" descr="C:\Users\ruden\Downloads\2026-09-17_00-53-31.png"/>
-            <wp:cNvGraphicFramePr>
-              <a:graphicFrameLocks xmlns:a="http://schemas.openxmlformats.org/drawingml/2006/main" noChangeAspect="1"/>
-            </wp:cNvGraphicFramePr>
-            <a:graphic xmlns:a="http://schemas.openxmlformats.org/drawingml/2006/main">
-              <a:graphicData uri="http://schemas.openxmlformats.org/drawingml/2006/picture">
-                <pic:pic xmlns:pic="http://schemas.openxmlformats.org/drawingml/2006/picture">
-                  <pic:nvPicPr>
-                    <pic:cNvPr id="0" name="Picture 6" descr="C:\Users\ruden\Downloads\2026-09-17_00-53-31.png"/>
-                    <pic:cNvPicPr>
-                      <a:picLocks noChangeAspect="1" noChangeArrowheads="1"/>
-                    </pic:cNvPicPr>
-                  </pic:nvPicPr>
-                  <pic:blipFill>
-                    <a:blip r:embed="rId9">
-                      <a:extLst>
-                        <a:ext uri="{28A0092B-C50C-407E-A947-70E740481C1C}">
-                          <a14:useLocalDpi xmlns:a14="http://schemas.microsoft.com/office/drawing/2010/main" val="0"/>
-                        </a:ext>
-                      </a:extLst>
-                    </a:blip>
-                    <a:srcRect/>
-                    <a:stretch>
-                      <a:fillRect/>
-                    </a:stretch>
-                  </pic:blipFill>
-                  <pic:spPr bwMode="auto">
-                    <a:xfrm>
-                      <a:off x="0" y="0"/>
-                      <a:ext cx="5934075" cy="6905625"/>
-                    </a:xfrm>
-                    <a:prstGeom prst="rect">
-                      <a:avLst/>
-                    </a:prstGeom>
-                    <a:noFill/>
-                    <a:ln>
-                      <a:noFill/>
-                    </a:ln>
-                  </pic:spPr>
-                </pic:pic>
-              </a:graphicData>
-            </a:graphic>
-          </wp:inline>
-        </w:drawing>
-      </w:r>
+          <w:rFonts w:ascii="Cascadia Mono" w:hAnsi="Cascadia Mono" w:cs="Cascadia Mono"/>
+          <w:color w:val="000000"/>
+          <w:kern w:val="0"/>
+          <w:sz w:val="19"/>
+          <w:szCs w:val="19"/>
+          <w:highlight w:val="white"/>
+        </w:rPr>
+        <w:t>}</w:t>
+      </w:r>
+      <w:bookmarkStart w:id="0" w:name="_GoBack"/>
+      <w:bookmarkEnd w:id="0"/>
     </w:p>
     <w:p>
       <w:pPr>
@@ -1633,7 +6579,7 @@
                     </pic:cNvPicPr>
                   </pic:nvPicPr>
                   <pic:blipFill>
-                    <a:blip r:embed="rId10">
+                    <a:blip r:embed="rId7">
                       <a:extLst>
                         <a:ext uri="{28A0092B-C50C-407E-A947-70E740481C1C}">
                           <a14:useLocalDpi xmlns:a14="http://schemas.microsoft.com/office/drawing/2010/main" val="0"/>
@@ -1676,7 +6622,7 @@
 </file>
 
 <file path=word/styles.xml><?xml version="1.0" encoding="utf-8"?>
-<w:styles xmlns:mc="http://schemas.openxmlformats.org/markup-compatibility/2006" xmlns:r="http://schemas.openxmlformats.org/officeDocument/2006/relationships" xmlns:w="http://schemas.openxmlformats.org/wordprocessingml/2006/main" xmlns:w14="http://schemas.microsoft.com/office/word/2010/wordml" mc:Ignorable="w14">
+<w:styles xmlns:mc="http://schemas.openxmlformats.org/markup-compatibility/2006" xmlns:r="http://schemas.openxmlformats.org/officeDocument/2006/relationships" xmlns:w="http://schemas.openxmlformats.org/wordprocessingml/2006/main" xmlns:w14="http://schemas.microsoft.com/office/word/2010/wordml" xmlns:w15="http://schemas.microsoft.com/office/word/2012/wordml" xmlns:w16cid="http://schemas.microsoft.com/office/word/2016/wordml/cid" xmlns:w16se="http://schemas.microsoft.com/office/word/2015/wordml/symex" mc:Ignorable="w14 w15 w16se w16cid">
   <w:docDefaults>
     <w:rPrDefault>
       <w:rPr>
@@ -1694,144 +6640,382 @@
       </w:pPr>
     </w:pPrDefault>
   </w:docDefaults>
-  <w:latentStyles w:defLockedState="0" w:defUIPriority="99" w:defSemiHidden="1" w:defUnhideWhenUsed="1" w:defQFormat="0" w:count="267">
-    <w:lsdException w:name="Normal" w:semiHidden="0" w:uiPriority="0" w:unhideWhenUsed="0" w:qFormat="1"/>
-    <w:lsdException w:name="heading 1" w:semiHidden="0" w:uiPriority="9" w:unhideWhenUsed="0" w:qFormat="1"/>
-    <w:lsdException w:name="heading 2" w:uiPriority="9" w:qFormat="1"/>
-    <w:lsdException w:name="heading 3" w:uiPriority="9" w:qFormat="1"/>
-    <w:lsdException w:name="heading 4" w:uiPriority="9" w:qFormat="1"/>
-    <w:lsdException w:name="heading 5" w:uiPriority="9" w:qFormat="1"/>
-    <w:lsdException w:name="heading 6" w:uiPriority="9" w:qFormat="1"/>
-    <w:lsdException w:name="heading 7" w:uiPriority="9" w:qFormat="1"/>
-    <w:lsdException w:name="heading 8" w:uiPriority="9" w:qFormat="1"/>
-    <w:lsdException w:name="heading 9" w:uiPriority="9" w:qFormat="1"/>
-    <w:lsdException w:name="toc 1" w:uiPriority="39"/>
-    <w:lsdException w:name="toc 2" w:uiPriority="39"/>
-    <w:lsdException w:name="toc 3" w:uiPriority="39"/>
-    <w:lsdException w:name="toc 4" w:uiPriority="39"/>
-    <w:lsdException w:name="toc 5" w:uiPriority="39"/>
-    <w:lsdException w:name="toc 6" w:uiPriority="39"/>
-    <w:lsdException w:name="toc 7" w:uiPriority="39"/>
-    <w:lsdException w:name="toc 8" w:uiPriority="39"/>
-    <w:lsdException w:name="toc 9" w:uiPriority="39"/>
-    <w:lsdException w:name="caption" w:uiPriority="35" w:qFormat="1"/>
-    <w:lsdException w:name="Title" w:semiHidden="0" w:uiPriority="10" w:unhideWhenUsed="0" w:qFormat="1"/>
-    <w:lsdException w:name="Default Paragraph Font" w:uiPriority="1"/>
-    <w:lsdException w:name="Subtitle" w:semiHidden="0" w:uiPriority="11" w:unhideWhenUsed="0" w:qFormat="1"/>
-    <w:lsdException w:name="Strong" w:semiHidden="0" w:uiPriority="22" w:unhideWhenUsed="0" w:qFormat="1"/>
-    <w:lsdException w:name="Emphasis" w:semiHidden="0" w:uiPriority="20" w:unhideWhenUsed="0" w:qFormat="1"/>
-    <w:lsdException w:name="Table Grid" w:semiHidden="0" w:uiPriority="39" w:unhideWhenUsed="0"/>
-    <w:lsdException w:name="Placeholder Text" w:unhideWhenUsed="0"/>
-    <w:lsdException w:name="No Spacing" w:semiHidden="0" w:uiPriority="1" w:unhideWhenUsed="0" w:qFormat="1"/>
-    <w:lsdException w:name="Light Shading" w:semiHidden="0" w:uiPriority="60" w:unhideWhenUsed="0"/>
-    <w:lsdException w:name="Light List" w:semiHidden="0" w:uiPriority="61" w:unhideWhenUsed="0"/>
-    <w:lsdException w:name="Light Grid" w:semiHidden="0" w:uiPriority="62" w:unhideWhenUsed="0"/>
-    <w:lsdException w:name="Medium Shading 1" w:semiHidden="0" w:uiPriority="63" w:unhideWhenUsed="0"/>
-    <w:lsdException w:name="Medium Shading 2" w:semiHidden="0" w:uiPriority="64" w:unhideWhenUsed="0"/>
-    <w:lsdException w:name="Medium List 1" w:semiHidden="0" w:uiPriority="65" w:unhideWhenUsed="0"/>
-    <w:lsdException w:name="Medium List 2" w:semiHidden="0" w:uiPriority="66" w:unhideWhenUsed="0"/>
-    <w:lsdException w:name="Medium Grid 1" w:semiHidden="0" w:uiPriority="67" w:unhideWhenUsed="0"/>
-    <w:lsdException w:name="Medium Grid 2" w:semiHidden="0" w:uiPriority="68" w:unhideWhenUsed="0"/>
-    <w:lsdException w:name="Medium Grid 3" w:semiHidden="0" w:uiPriority="69" w:unhideWhenUsed="0"/>
-    <w:lsdException w:name="Dark List" w:semiHidden="0" w:uiPriority="70" w:unhideWhenUsed="0"/>
-    <w:lsdException w:name="Colorful Shading" w:semiHidden="0" w:uiPriority="71" w:unhideWhenUsed="0"/>
-    <w:lsdException w:name="Colorful List" w:semiHidden="0" w:uiPriority="72" w:unhideWhenUsed="0"/>
-    <w:lsdException w:name="Colorful Grid" w:semiHidden="0" w:uiPriority="73" w:unhideWhenUsed="0"/>
-    <w:lsdException w:name="Light Shading Accent 1" w:semiHidden="0" w:uiPriority="60" w:unhideWhenUsed="0"/>
-    <w:lsdException w:name="Light List Accent 1" w:semiHidden="0" w:uiPriority="61" w:unhideWhenUsed="0"/>
-    <w:lsdException w:name="Light Grid Accent 1" w:semiHidden="0" w:uiPriority="62" w:unhideWhenUsed="0"/>
-    <w:lsdException w:name="Medium Shading 1 Accent 1" w:semiHidden="0" w:uiPriority="63" w:unhideWhenUsed="0"/>
-    <w:lsdException w:name="Medium Shading 2 Accent 1" w:semiHidden="0" w:uiPriority="64" w:unhideWhenUsed="0"/>
-    <w:lsdException w:name="Medium List 1 Accent 1" w:semiHidden="0" w:uiPriority="65" w:unhideWhenUsed="0"/>
-    <w:lsdException w:name="Revision" w:unhideWhenUsed="0"/>
-    <w:lsdException w:name="List Paragraph" w:semiHidden="0" w:uiPriority="34" w:unhideWhenUsed="0" w:qFormat="1"/>
-    <w:lsdException w:name="Quote" w:semiHidden="0" w:uiPriority="29" w:unhideWhenUsed="0" w:qFormat="1"/>
-    <w:lsdException w:name="Intense Quote" w:semiHidden="0" w:uiPriority="30" w:unhideWhenUsed="0" w:qFormat="1"/>
-    <w:lsdException w:name="Medium List 2 Accent 1" w:semiHidden="0" w:uiPriority="66" w:unhideWhenUsed="0"/>
-    <w:lsdException w:name="Medium Grid 1 Accent 1" w:semiHidden="0" w:uiPriority="67" w:unhideWhenUsed="0"/>
-    <w:lsdException w:name="Medium Grid 2 Accent 1" w:semiHidden="0" w:uiPriority="68" w:unhideWhenUsed="0"/>
-    <w:lsdException w:name="Medium Grid 3 Accent 1" w:semiHidden="0" w:uiPriority="69" w:unhideWhenUsed="0"/>
-    <w:lsdException w:name="Dark List Accent 1" w:semiHidden="0" w:uiPriority="70" w:unhideWhenUsed="0"/>
-    <w:lsdException w:name="Colorful Shading Accent 1" w:semiHidden="0" w:uiPriority="71" w:unhideWhenUsed="0"/>
-    <w:lsdException w:name="Colorful List Accent 1" w:semiHidden="0" w:uiPriority="72" w:unhideWhenUsed="0"/>
-    <w:lsdException w:name="Colorful Grid Accent 1" w:semiHidden="0" w:uiPriority="73" w:unhideWhenUsed="0"/>
-    <w:lsdException w:name="Light Shading Accent 2" w:semiHidden="0" w:uiPriority="60" w:unhideWhenUsed="0"/>
-    <w:lsdException w:name="Light List Accent 2" w:semiHidden="0" w:uiPriority="61" w:unhideWhenUsed="0"/>
-    <w:lsdException w:name="Light Grid Accent 2" w:semiHidden="0" w:uiPriority="62" w:unhideWhenUsed="0"/>
-    <w:lsdException w:name="Medium Shading 1 Accent 2" w:semiHidden="0" w:uiPriority="63" w:unhideWhenUsed="0"/>
-    <w:lsdException w:name="Medium Shading 2 Accent 2" w:semiHidden="0" w:uiPriority="64" w:unhideWhenUsed="0"/>
-    <w:lsdException w:name="Medium List 1 Accent 2" w:semiHidden="0" w:uiPriority="65" w:unhideWhenUsed="0"/>
-    <w:lsdException w:name="Medium List 2 Accent 2" w:semiHidden="0" w:uiPriority="66" w:unhideWhenUsed="0"/>
-    <w:lsdException w:name="Medium Grid 1 Accent 2" w:semiHidden="0" w:uiPriority="67" w:unhideWhenUsed="0"/>
-    <w:lsdException w:name="Medium Grid 2 Accent 2" w:semiHidden="0" w:uiPriority="68" w:unhideWhenUsed="0"/>
-    <w:lsdException w:name="Medium Grid 3 Accent 2" w:semiHidden="0" w:uiPriority="69" w:unhideWhenUsed="0"/>
-    <w:lsdException w:name="Dark List Accent 2" w:semiHidden="0" w:uiPriority="70" w:unhideWhenUsed="0"/>
-    <w:lsdException w:name="Colorful Shading Accent 2" w:semiHidden="0" w:uiPriority="71" w:unhideWhenUsed="0"/>
-    <w:lsdException w:name="Colorful List Accent 2" w:semiHidden="0" w:uiPriority="72" w:unhideWhenUsed="0"/>
-    <w:lsdException w:name="Colorful Grid Accent 2" w:semiHidden="0" w:uiPriority="73" w:unhideWhenUsed="0"/>
-    <w:lsdException w:name="Light Shading Accent 3" w:semiHidden="0" w:uiPriority="60" w:unhideWhenUsed="0"/>
-    <w:lsdException w:name="Light List Accent 3" w:semiHidden="0" w:uiPriority="61" w:unhideWhenUsed="0"/>
-    <w:lsdException w:name="Light Grid Accent 3" w:semiHidden="0" w:uiPriority="62" w:unhideWhenUsed="0"/>
-    <w:lsdException w:name="Medium Shading 1 Accent 3" w:semiHidden="0" w:uiPriority="63" w:unhideWhenUsed="0"/>
-    <w:lsdException w:name="Medium Shading 2 Accent 3" w:semiHidden="0" w:uiPriority="64" w:unhideWhenUsed="0"/>
-    <w:lsdException w:name="Medium List 1 Accent 3" w:semiHidden="0" w:uiPriority="65" w:unhideWhenUsed="0"/>
-    <w:lsdException w:name="Medium List 2 Accent 3" w:semiHidden="0" w:uiPriority="66" w:unhideWhenUsed="0"/>
-    <w:lsdException w:name="Medium Grid 1 Accent 3" w:semiHidden="0" w:uiPriority="67" w:unhideWhenUsed="0"/>
-    <w:lsdException w:name="Medium Grid 2 Accent 3" w:semiHidden="0" w:uiPriority="68" w:unhideWhenUsed="0"/>
-    <w:lsdException w:name="Medium Grid 3 Accent 3" w:semiHidden="0" w:uiPriority="69" w:unhideWhenUsed="0"/>
-    <w:lsdException w:name="Dark List Accent 3" w:semiHidden="0" w:uiPriority="70" w:unhideWhenUsed="0"/>
-    <w:lsdException w:name="Colorful Shading Accent 3" w:semiHidden="0" w:uiPriority="71" w:unhideWhenUsed="0"/>
-    <w:lsdException w:name="Colorful List Accent 3" w:semiHidden="0" w:uiPriority="72" w:unhideWhenUsed="0"/>
-    <w:lsdException w:name="Colorful Grid Accent 3" w:semiHidden="0" w:uiPriority="73" w:unhideWhenUsed="0"/>
-    <w:lsdException w:name="Light Shading Accent 4" w:semiHidden="0" w:uiPriority="60" w:unhideWhenUsed="0"/>
-    <w:lsdException w:name="Light List Accent 4" w:semiHidden="0" w:uiPriority="61" w:unhideWhenUsed="0"/>
-    <w:lsdException w:name="Light Grid Accent 4" w:semiHidden="0" w:uiPriority="62" w:unhideWhenUsed="0"/>
-    <w:lsdException w:name="Medium Shading 1 Accent 4" w:semiHidden="0" w:uiPriority="63" w:unhideWhenUsed="0"/>
-    <w:lsdException w:name="Medium Shading 2 Accent 4" w:semiHidden="0" w:uiPriority="64" w:unhideWhenUsed="0"/>
-    <w:lsdException w:name="Medium List 1 Accent 4" w:semiHidden="0" w:uiPriority="65" w:unhideWhenUsed="0"/>
-    <w:lsdException w:name="Medium List 2 Accent 4" w:semiHidden="0" w:uiPriority="66" w:unhideWhenUsed="0"/>
-    <w:lsdException w:name="Medium Grid 1 Accent 4" w:semiHidden="0" w:uiPriority="67" w:unhideWhenUsed="0"/>
-    <w:lsdException w:name="Medium Grid 2 Accent 4" w:semiHidden="0" w:uiPriority="68" w:unhideWhenUsed="0"/>
-    <w:lsdException w:name="Medium Grid 3 Accent 4" w:semiHidden="0" w:uiPriority="69" w:unhideWhenUsed="0"/>
-    <w:lsdException w:name="Dark List Accent 4" w:semiHidden="0" w:uiPriority="70" w:unhideWhenUsed="0"/>
-    <w:lsdException w:name="Colorful Shading Accent 4" w:semiHidden="0" w:uiPriority="71" w:unhideWhenUsed="0"/>
-    <w:lsdException w:name="Colorful List Accent 4" w:semiHidden="0" w:uiPriority="72" w:unhideWhenUsed="0"/>
-    <w:lsdException w:name="Colorful Grid Accent 4" w:semiHidden="0" w:uiPriority="73" w:unhideWhenUsed="0"/>
-    <w:lsdException w:name="Light Shading Accent 5" w:semiHidden="0" w:uiPriority="60" w:unhideWhenUsed="0"/>
-    <w:lsdException w:name="Light List Accent 5" w:semiHidden="0" w:uiPriority="61" w:unhideWhenUsed="0"/>
-    <w:lsdException w:name="Light Grid Accent 5" w:semiHidden="0" w:uiPriority="62" w:unhideWhenUsed="0"/>
-    <w:lsdException w:name="Medium Shading 1 Accent 5" w:semiHidden="0" w:uiPriority="63" w:unhideWhenUsed="0"/>
-    <w:lsdException w:name="Medium Shading 2 Accent 5" w:semiHidden="0" w:uiPriority="64" w:unhideWhenUsed="0"/>
-    <w:lsdException w:name="Medium List 1 Accent 5" w:semiHidden="0" w:uiPriority="65" w:unhideWhenUsed="0"/>
-    <w:lsdException w:name="Medium List 2 Accent 5" w:semiHidden="0" w:uiPriority="66" w:unhideWhenUsed="0"/>
-    <w:lsdException w:name="Medium Grid 1 Accent 5" w:semiHidden="0" w:uiPriority="67" w:unhideWhenUsed="0"/>
-    <w:lsdException w:name="Medium Grid 2 Accent 5" w:semiHidden="0" w:uiPriority="68" w:unhideWhenUsed="0"/>
-    <w:lsdException w:name="Medium Grid 3 Accent 5" w:semiHidden="0" w:uiPriority="69" w:unhideWhenUsed="0"/>
-    <w:lsdException w:name="Dark List Accent 5" w:semiHidden="0" w:uiPriority="70" w:unhideWhenUsed="0"/>
-    <w:lsdException w:name="Colorful Shading Accent 5" w:semiHidden="0" w:uiPriority="71" w:unhideWhenUsed="0"/>
-    <w:lsdException w:name="Colorful List Accent 5" w:semiHidden="0" w:uiPriority="72" w:unhideWhenUsed="0"/>
-    <w:lsdException w:name="Colorful Grid Accent 5" w:semiHidden="0" w:uiPriority="73" w:unhideWhenUsed="0"/>
-    <w:lsdException w:name="Light Shading Accent 6" w:semiHidden="0" w:uiPriority="60" w:unhideWhenUsed="0"/>
-    <w:lsdException w:name="Light List Accent 6" w:semiHidden="0" w:uiPriority="61" w:unhideWhenUsed="0"/>
-    <w:lsdException w:name="Light Grid Accent 6" w:semiHidden="0" w:uiPriority="62" w:unhideWhenUsed="0"/>
-    <w:lsdException w:name="Medium Shading 1 Accent 6" w:semiHidden="0" w:uiPriority="63" w:unhideWhenUsed="0"/>
-    <w:lsdException w:name="Medium Shading 2 Accent 6" w:semiHidden="0" w:uiPriority="64" w:unhideWhenUsed="0"/>
-    <w:lsdException w:name="Medium List 1 Accent 6" w:semiHidden="0" w:uiPriority="65" w:unhideWhenUsed="0"/>
-    <w:lsdException w:name="Medium List 2 Accent 6" w:semiHidden="0" w:uiPriority="66" w:unhideWhenUsed="0"/>
-    <w:lsdException w:name="Medium Grid 1 Accent 6" w:semiHidden="0" w:uiPriority="67" w:unhideWhenUsed="0"/>
-    <w:lsdException w:name="Medium Grid 2 Accent 6" w:semiHidden="0" w:uiPriority="68" w:unhideWhenUsed="0"/>
-    <w:lsdException w:name="Medium Grid 3 Accent 6" w:semiHidden="0" w:uiPriority="69" w:unhideWhenUsed="0"/>
-    <w:lsdException w:name="Dark List Accent 6" w:semiHidden="0" w:uiPriority="70" w:unhideWhenUsed="0"/>
-    <w:lsdException w:name="Colorful Shading Accent 6" w:semiHidden="0" w:uiPriority="71" w:unhideWhenUsed="0"/>
-    <w:lsdException w:name="Colorful List Accent 6" w:semiHidden="0" w:uiPriority="72" w:unhideWhenUsed="0"/>
-    <w:lsdException w:name="Colorful Grid Accent 6" w:semiHidden="0" w:uiPriority="73" w:unhideWhenUsed="0"/>
-    <w:lsdException w:name="Subtle Emphasis" w:semiHidden="0" w:uiPriority="19" w:unhideWhenUsed="0" w:qFormat="1"/>
-    <w:lsdException w:name="Intense Emphasis" w:semiHidden="0" w:uiPriority="21" w:unhideWhenUsed="0" w:qFormat="1"/>
-    <w:lsdException w:name="Subtle Reference" w:semiHidden="0" w:uiPriority="31" w:unhideWhenUsed="0" w:qFormat="1"/>
-    <w:lsdException w:name="Intense Reference" w:semiHidden="0" w:uiPriority="32" w:unhideWhenUsed="0" w:qFormat="1"/>
-    <w:lsdException w:name="Book Title" w:semiHidden="0" w:uiPriority="33" w:unhideWhenUsed="0" w:qFormat="1"/>
-    <w:lsdException w:name="Bibliography" w:uiPriority="37"/>
-    <w:lsdException w:name="TOC Heading" w:uiPriority="39" w:qFormat="1"/>
+  <w:latentStyles w:defLockedState="0" w:defUIPriority="99" w:defSemiHidden="0" w:defUnhideWhenUsed="0" w:defQFormat="0" w:count="375">
+    <w:lsdException w:name="Normal" w:uiPriority="0" w:qFormat="1"/>
+    <w:lsdException w:name="heading 1" w:uiPriority="9" w:qFormat="1"/>
+    <w:lsdException w:name="heading 2" w:semiHidden="1" w:uiPriority="9" w:unhideWhenUsed="1" w:qFormat="1"/>
+    <w:lsdException w:name="heading 3" w:semiHidden="1" w:uiPriority="9" w:unhideWhenUsed="1" w:qFormat="1"/>
+    <w:lsdException w:name="heading 4" w:semiHidden="1" w:uiPriority="9" w:unhideWhenUsed="1" w:qFormat="1"/>
+    <w:lsdException w:name="heading 5" w:semiHidden="1" w:uiPriority="9" w:unhideWhenUsed="1" w:qFormat="1"/>
+    <w:lsdException w:name="heading 6" w:semiHidden="1" w:uiPriority="9" w:unhideWhenUsed="1" w:qFormat="1"/>
+    <w:lsdException w:name="heading 7" w:semiHidden="1" w:uiPriority="9" w:unhideWhenUsed="1" w:qFormat="1"/>
+    <w:lsdException w:name="heading 8" w:semiHidden="1" w:uiPriority="9" w:unhideWhenUsed="1" w:qFormat="1"/>
+    <w:lsdException w:name="heading 9" w:semiHidden="1" w:uiPriority="9" w:unhideWhenUsed="1" w:qFormat="1"/>
+    <w:lsdException w:name="index 1" w:semiHidden="1" w:unhideWhenUsed="1"/>
+    <w:lsdException w:name="index 2" w:semiHidden="1" w:unhideWhenUsed="1"/>
+    <w:lsdException w:name="index 3" w:semiHidden="1" w:unhideWhenUsed="1"/>
+    <w:lsdException w:name="index 4" w:semiHidden="1" w:unhideWhenUsed="1"/>
+    <w:lsdException w:name="index 5" w:semiHidden="1" w:unhideWhenUsed="1"/>
+    <w:lsdException w:name="index 6" w:semiHidden="1" w:unhideWhenUsed="1"/>
+    <w:lsdException w:name="index 7" w:semiHidden="1" w:unhideWhenUsed="1"/>
+    <w:lsdException w:name="index 8" w:semiHidden="1" w:unhideWhenUsed="1"/>
+    <w:lsdException w:name="index 9" w:semiHidden="1" w:unhideWhenUsed="1"/>
+    <w:lsdException w:name="toc 1" w:semiHidden="1" w:uiPriority="39" w:unhideWhenUsed="1"/>
+    <w:lsdException w:name="toc 2" w:semiHidden="1" w:uiPriority="39" w:unhideWhenUsed="1"/>
+    <w:lsdException w:name="toc 3" w:semiHidden="1" w:uiPriority="39" w:unhideWhenUsed="1"/>
+    <w:lsdException w:name="toc 4" w:semiHidden="1" w:uiPriority="39" w:unhideWhenUsed="1"/>
+    <w:lsdException w:name="toc 5" w:semiHidden="1" w:uiPriority="39" w:unhideWhenUsed="1"/>
+    <w:lsdException w:name="toc 6" w:semiHidden="1" w:uiPriority="39" w:unhideWhenUsed="1"/>
+    <w:lsdException w:name="toc 7" w:semiHidden="1" w:uiPriority="39" w:unhideWhenUsed="1"/>
+    <w:lsdException w:name="toc 8" w:semiHidden="1" w:uiPriority="39" w:unhideWhenUsed="1"/>
+    <w:lsdException w:name="toc 9" w:semiHidden="1" w:uiPriority="39" w:unhideWhenUsed="1"/>
+    <w:lsdException w:name="Normal Indent" w:semiHidden="1" w:unhideWhenUsed="1"/>
+    <w:lsdException w:name="footnote text" w:semiHidden="1" w:unhideWhenUsed="1"/>
+    <w:lsdException w:name="annotation text" w:semiHidden="1" w:unhideWhenUsed="1"/>
+    <w:lsdException w:name="header" w:semiHidden="1" w:unhideWhenUsed="1"/>
+    <w:lsdException w:name="footer" w:semiHidden="1" w:unhideWhenUsed="1"/>
+    <w:lsdException w:name="index heading" w:semiHidden="1" w:unhideWhenUsed="1"/>
+    <w:lsdException w:name="caption" w:semiHidden="1" w:uiPriority="35" w:unhideWhenUsed="1" w:qFormat="1"/>
+    <w:lsdException w:name="table of figures" w:semiHidden="1" w:unhideWhenUsed="1"/>
+    <w:lsdException w:name="envelope address" w:semiHidden="1" w:unhideWhenUsed="1"/>
+    <w:lsdException w:name="envelope return" w:semiHidden="1" w:unhideWhenUsed="1"/>
+    <w:lsdException w:name="footnote reference" w:semiHidden="1" w:unhideWhenUsed="1"/>
+    <w:lsdException w:name="annotation reference" w:semiHidden="1" w:unhideWhenUsed="1"/>
+    <w:lsdException w:name="line number" w:semiHidden="1" w:unhideWhenUsed="1"/>
+    <w:lsdException w:name="page number" w:semiHidden="1" w:unhideWhenUsed="1"/>
+    <w:lsdException w:name="endnote reference" w:semiHidden="1" w:unhideWhenUsed="1"/>
+    <w:lsdException w:name="endnote text" w:semiHidden="1" w:unhideWhenUsed="1"/>
+    <w:lsdException w:name="table of authorities" w:semiHidden="1" w:unhideWhenUsed="1"/>
+    <w:lsdException w:name="macro" w:semiHidden="1" w:unhideWhenUsed="1"/>
+    <w:lsdException w:name="toa heading" w:semiHidden="1" w:unhideWhenUsed="1"/>
+    <w:lsdException w:name="List" w:semiHidden="1" w:unhideWhenUsed="1"/>
+    <w:lsdException w:name="List Bullet" w:semiHidden="1" w:unhideWhenUsed="1"/>
+    <w:lsdException w:name="List Number" w:semiHidden="1" w:unhideWhenUsed="1"/>
+    <w:lsdException w:name="List 2" w:semiHidden="1" w:unhideWhenUsed="1"/>
+    <w:lsdException w:name="List 3" w:semiHidden="1" w:unhideWhenUsed="1"/>
+    <w:lsdException w:name="List 4" w:semiHidden="1" w:unhideWhenUsed="1"/>
+    <w:lsdException w:name="List 5" w:semiHidden="1" w:unhideWhenUsed="1"/>
+    <w:lsdException w:name="List Bullet 2" w:semiHidden="1" w:unhideWhenUsed="1"/>
+    <w:lsdException w:name="List Bullet 3" w:semiHidden="1" w:unhideWhenUsed="1"/>
+    <w:lsdException w:name="List Bullet 4" w:semiHidden="1" w:unhideWhenUsed="1"/>
+    <w:lsdException w:name="List Bullet 5" w:semiHidden="1" w:unhideWhenUsed="1"/>
+    <w:lsdException w:name="List Number 2" w:semiHidden="1" w:unhideWhenUsed="1"/>
+    <w:lsdException w:name="List Number 3" w:semiHidden="1" w:unhideWhenUsed="1"/>
+    <w:lsdException w:name="List Number 4" w:semiHidden="1" w:unhideWhenUsed="1"/>
+    <w:lsdException w:name="List Number 5" w:semiHidden="1" w:unhideWhenUsed="1"/>
+    <w:lsdException w:name="Title" w:uiPriority="10" w:qFormat="1"/>
+    <w:lsdException w:name="Closing" w:semiHidden="1" w:unhideWhenUsed="1"/>
+    <w:lsdException w:name="Signature" w:semiHidden="1" w:unhideWhenUsed="1"/>
+    <w:lsdException w:name="Default Paragraph Font" w:semiHidden="1" w:uiPriority="1" w:unhideWhenUsed="1"/>
+    <w:lsdException w:name="Body Text" w:semiHidden="1" w:unhideWhenUsed="1"/>
+    <w:lsdException w:name="Body Text Indent" w:semiHidden="1" w:unhideWhenUsed="1"/>
+    <w:lsdException w:name="List Continue" w:semiHidden="1" w:unhideWhenUsed="1"/>
+    <w:lsdException w:name="List Continue 2" w:semiHidden="1" w:unhideWhenUsed="1"/>
+    <w:lsdException w:name="List Continue 3" w:semiHidden="1" w:unhideWhenUsed="1"/>
+    <w:lsdException w:name="List Continue 4" w:semiHidden="1" w:unhideWhenUsed="1"/>
+    <w:lsdException w:name="List Continue 5" w:semiHidden="1" w:unhideWhenUsed="1"/>
+    <w:lsdException w:name="Message Header" w:semiHidden="1" w:unhideWhenUsed="1"/>
+    <w:lsdException w:name="Subtitle" w:uiPriority="11" w:qFormat="1"/>
+    <w:lsdException w:name="Salutation" w:semiHidden="1" w:unhideWhenUsed="1"/>
+    <w:lsdException w:name="Date" w:semiHidden="1" w:unhideWhenUsed="1"/>
+    <w:lsdException w:name="Body Text First Indent" w:semiHidden="1" w:unhideWhenUsed="1"/>
+    <w:lsdException w:name="Body Text First Indent 2" w:semiHidden="1" w:unhideWhenUsed="1"/>
+    <w:lsdException w:name="Note Heading" w:semiHidden="1" w:unhideWhenUsed="1"/>
+    <w:lsdException w:name="Body Text 2" w:semiHidden="1" w:unhideWhenUsed="1"/>
+    <w:lsdException w:name="Body Text 3" w:semiHidden="1" w:unhideWhenUsed="1"/>
+    <w:lsdException w:name="Body Text Indent 2" w:semiHidden="1" w:unhideWhenUsed="1"/>
+    <w:lsdException w:name="Body Text Indent 3" w:semiHidden="1" w:unhideWhenUsed="1"/>
+    <w:lsdException w:name="Block Text" w:semiHidden="1" w:unhideWhenUsed="1"/>
+    <w:lsdException w:name="Hyperlink" w:semiHidden="1" w:unhideWhenUsed="1"/>
+    <w:lsdException w:name="FollowedHyperlink" w:semiHidden="1" w:unhideWhenUsed="1"/>
+    <w:lsdException w:name="Strong" w:uiPriority="22" w:qFormat="1"/>
+    <w:lsdException w:name="Emphasis" w:uiPriority="20" w:qFormat="1"/>
+    <w:lsdException w:name="Document Map" w:semiHidden="1" w:unhideWhenUsed="1"/>
+    <w:lsdException w:name="Plain Text" w:semiHidden="1" w:unhideWhenUsed="1"/>
+    <w:lsdException w:name="E-mail Signature" w:semiHidden="1" w:unhideWhenUsed="1"/>
+    <w:lsdException w:name="HTML Top of Form" w:semiHidden="1" w:unhideWhenUsed="1"/>
+    <w:lsdException w:name="HTML Bottom of Form" w:semiHidden="1" w:unhideWhenUsed="1"/>
+    <w:lsdException w:name="Normal (Web)" w:semiHidden="1" w:unhideWhenUsed="1"/>
+    <w:lsdException w:name="HTML Acronym" w:semiHidden="1" w:unhideWhenUsed="1"/>
+    <w:lsdException w:name="HTML Address" w:semiHidden="1" w:unhideWhenUsed="1"/>
+    <w:lsdException w:name="HTML Cite" w:semiHidden="1" w:unhideWhenUsed="1"/>
+    <w:lsdException w:name="HTML Code" w:semiHidden="1" w:unhideWhenUsed="1"/>
+    <w:lsdException w:name="HTML Definition" w:semiHidden="1" w:unhideWhenUsed="1"/>
+    <w:lsdException w:name="HTML Keyboard" w:semiHidden="1" w:unhideWhenUsed="1"/>
+    <w:lsdException w:name="HTML Preformatted" w:semiHidden="1" w:unhideWhenUsed="1"/>
+    <w:lsdException w:name="HTML Sample" w:semiHidden="1" w:unhideWhenUsed="1"/>
+    <w:lsdException w:name="HTML Typewriter" w:semiHidden="1" w:unhideWhenUsed="1"/>
+    <w:lsdException w:name="HTML Variable" w:semiHidden="1" w:unhideWhenUsed="1"/>
+    <w:lsdException w:name="Normal Table" w:semiHidden="1" w:unhideWhenUsed="1"/>
+    <w:lsdException w:name="annotation subject" w:semiHidden="1" w:unhideWhenUsed="1"/>
+    <w:lsdException w:name="No List" w:semiHidden="1" w:unhideWhenUsed="1"/>
+    <w:lsdException w:name="Outline List 1" w:semiHidden="1" w:unhideWhenUsed="1"/>
+    <w:lsdException w:name="Outline List 2" w:semiHidden="1" w:unhideWhenUsed="1"/>
+    <w:lsdException w:name="Outline List 3" w:semiHidden="1" w:unhideWhenUsed="1"/>
+    <w:lsdException w:name="Table Simple 1" w:semiHidden="1" w:unhideWhenUsed="1"/>
+    <w:lsdException w:name="Table Simple 2" w:semiHidden="1" w:unhideWhenUsed="1"/>
+    <w:lsdException w:name="Table Simple 3" w:semiHidden="1" w:unhideWhenUsed="1"/>
+    <w:lsdException w:name="Table Classic 1" w:semiHidden="1" w:unhideWhenUsed="1"/>
+    <w:lsdException w:name="Table Classic 2" w:semiHidden="1" w:unhideWhenUsed="1"/>
+    <w:lsdException w:name="Table Classic 3" w:semiHidden="1" w:unhideWhenUsed="1"/>
+    <w:lsdException w:name="Table Classic 4" w:semiHidden="1" w:unhideWhenUsed="1"/>
+    <w:lsdException w:name="Table Colorful 1" w:semiHidden="1" w:unhideWhenUsed="1"/>
+    <w:lsdException w:name="Table Colorful 2" w:semiHidden="1" w:unhideWhenUsed="1"/>
+    <w:lsdException w:name="Table Colorful 3" w:semiHidden="1" w:unhideWhenUsed="1"/>
+    <w:lsdException w:name="Table Columns 1" w:semiHidden="1" w:unhideWhenUsed="1"/>
+    <w:lsdException w:name="Table Columns 2" w:semiHidden="1" w:unhideWhenUsed="1"/>
+    <w:lsdException w:name="Table Columns 3" w:semiHidden="1" w:unhideWhenUsed="1"/>
+    <w:lsdException w:name="Table Columns 4" w:semiHidden="1" w:unhideWhenUsed="1"/>
+    <w:lsdException w:name="Table Columns 5" w:semiHidden="1" w:unhideWhenUsed="1"/>
+    <w:lsdException w:name="Table Grid 1" w:semiHidden="1" w:unhideWhenUsed="1"/>
+    <w:lsdException w:name="Table Grid 2" w:semiHidden="1" w:unhideWhenUsed="1"/>
+    <w:lsdException w:name="Table Grid 3" w:semiHidden="1" w:unhideWhenUsed="1"/>
+    <w:lsdException w:name="Table Grid 4" w:semiHidden="1" w:unhideWhenUsed="1"/>
+    <w:lsdException w:name="Table Grid 5" w:semiHidden="1" w:unhideWhenUsed="1"/>
+    <w:lsdException w:name="Table Grid 6" w:semiHidden="1" w:unhideWhenUsed="1"/>
+    <w:lsdException w:name="Table Grid 7" w:semiHidden="1" w:unhideWhenUsed="1"/>
+    <w:lsdException w:name="Table Grid 8" w:semiHidden="1" w:unhideWhenUsed="1"/>
+    <w:lsdException w:name="Table List 1" w:semiHidden="1" w:unhideWhenUsed="1"/>
+    <w:lsdException w:name="Table List 2" w:semiHidden="1" w:unhideWhenUsed="1"/>
+    <w:lsdException w:name="Table List 3" w:semiHidden="1" w:unhideWhenUsed="1"/>
+    <w:lsdException w:name="Table List 4" w:semiHidden="1" w:unhideWhenUsed="1"/>
+    <w:lsdException w:name="Table List 5" w:semiHidden="1" w:unhideWhenUsed="1"/>
+    <w:lsdException w:name="Table List 6" w:semiHidden="1" w:unhideWhenUsed="1"/>
+    <w:lsdException w:name="Table List 7" w:semiHidden="1" w:unhideWhenUsed="1"/>
+    <w:lsdException w:name="Table List 8" w:semiHidden="1" w:unhideWhenUsed="1"/>
+    <w:lsdException w:name="Table 3D effects 1" w:semiHidden="1" w:unhideWhenUsed="1"/>
+    <w:lsdException w:name="Table 3D effects 2" w:semiHidden="1" w:unhideWhenUsed="1"/>
+    <w:lsdException w:name="Table 3D effects 3" w:semiHidden="1" w:unhideWhenUsed="1"/>
+    <w:lsdException w:name="Table Contemporary" w:semiHidden="1" w:unhideWhenUsed="1"/>
+    <w:lsdException w:name="Table Elegant" w:semiHidden="1" w:unhideWhenUsed="1"/>
+    <w:lsdException w:name="Table Professional" w:semiHidden="1" w:unhideWhenUsed="1"/>
+    <w:lsdException w:name="Table Subtle 1" w:semiHidden="1" w:unhideWhenUsed="1"/>
+    <w:lsdException w:name="Table Subtle 2" w:semiHidden="1" w:unhideWhenUsed="1"/>
+    <w:lsdException w:name="Table Web 1" w:semiHidden="1" w:unhideWhenUsed="1"/>
+    <w:lsdException w:name="Table Web 2" w:semiHidden="1" w:unhideWhenUsed="1"/>
+    <w:lsdException w:name="Table Web 3" w:semiHidden="1" w:unhideWhenUsed="1"/>
+    <w:lsdException w:name="Balloon Text" w:semiHidden="1" w:unhideWhenUsed="1"/>
+    <w:lsdException w:name="Table Grid" w:semiHidden="1" w:uiPriority="39" w:unhideWhenUsed="1"/>
+    <w:lsdException w:name="Table Theme" w:semiHidden="1" w:unhideWhenUsed="1"/>
+    <w:lsdException w:name="Placeholder Text" w:semiHidden="1"/>
+    <w:lsdException w:name="No Spacing" w:uiPriority="1" w:qFormat="1"/>
+    <w:lsdException w:name="Light Shading" w:uiPriority="60"/>
+    <w:lsdException w:name="Light List" w:uiPriority="61"/>
+    <w:lsdException w:name="Light Grid" w:uiPriority="62"/>
+    <w:lsdException w:name="Medium Shading 1" w:uiPriority="63"/>
+    <w:lsdException w:name="Medium Shading 2" w:uiPriority="64"/>
+    <w:lsdException w:name="Medium List 1" w:uiPriority="65"/>
+    <w:lsdException w:name="Medium List 2" w:uiPriority="66"/>
+    <w:lsdException w:name="Medium Grid 1" w:uiPriority="67"/>
+    <w:lsdException w:name="Medium Grid 2" w:uiPriority="68"/>
+    <w:lsdException w:name="Medium Grid 3" w:uiPriority="69"/>
+    <w:lsdException w:name="Dark List" w:uiPriority="70"/>
+    <w:lsdException w:name="Colorful Shading" w:uiPriority="71"/>
+    <w:lsdException w:name="Colorful List" w:uiPriority="72"/>
+    <w:lsdException w:name="Colorful Grid" w:uiPriority="73"/>
+    <w:lsdException w:name="Light Shading Accent 1" w:uiPriority="60"/>
+    <w:lsdException w:name="Light List Accent 1" w:uiPriority="61"/>
+    <w:lsdException w:name="Light Grid Accent 1" w:uiPriority="62"/>
+    <w:lsdException w:name="Medium Shading 1 Accent 1" w:uiPriority="63"/>
+    <w:lsdException w:name="Medium Shading 2 Accent 1" w:uiPriority="64"/>
+    <w:lsdException w:name="Medium List 1 Accent 1" w:uiPriority="65"/>
+    <w:lsdException w:name="Revision" w:semiHidden="1"/>
+    <w:lsdException w:name="List Paragraph" w:uiPriority="34" w:qFormat="1"/>
+    <w:lsdException w:name="Quote" w:uiPriority="29" w:qFormat="1"/>
+    <w:lsdException w:name="Intense Quote" w:uiPriority="30" w:qFormat="1"/>
+    <w:lsdException w:name="Medium List 2 Accent 1" w:uiPriority="66"/>
+    <w:lsdException w:name="Medium Grid 1 Accent 1" w:uiPriority="67"/>
+    <w:lsdException w:name="Medium Grid 2 Accent 1" w:uiPriority="68"/>
+    <w:lsdException w:name="Medium Grid 3 Accent 1" w:uiPriority="69"/>
+    <w:lsdException w:name="Dark List Accent 1" w:uiPriority="70"/>
+    <w:lsdException w:name="Colorful Shading Accent 1" w:uiPriority="71"/>
+    <w:lsdException w:name="Colorful List Accent 1" w:uiPriority="72"/>
+    <w:lsdException w:name="Colorful Grid Accent 1" w:uiPriority="73"/>
+    <w:lsdException w:name="Light Shading Accent 2" w:uiPriority="60"/>
+    <w:lsdException w:name="Light List Accent 2" w:uiPriority="61"/>
+    <w:lsdException w:name="Light Grid Accent 2" w:uiPriority="62"/>
+    <w:lsdException w:name="Medium Shading 1 Accent 2" w:uiPriority="63"/>
+    <w:lsdException w:name="Medium Shading 2 Accent 2" w:uiPriority="64"/>
+    <w:lsdException w:name="Medium List 1 Accent 2" w:uiPriority="65"/>
+    <w:lsdException w:name="Medium List 2 Accent 2" w:uiPriority="66"/>
+    <w:lsdException w:name="Medium Grid 1 Accent 2" w:uiPriority="67"/>
+    <w:lsdException w:name="Medium Grid 2 Accent 2" w:uiPriority="68"/>
+    <w:lsdException w:name="Medium Grid 3 Accent 2" w:uiPriority="69"/>
+    <w:lsdException w:name="Dark List Accent 2" w:uiPriority="70"/>
+    <w:lsdException w:name="Colorful Shading Accent 2" w:uiPriority="71"/>
+    <w:lsdException w:name="Colorful List Accent 2" w:uiPriority="72"/>
+    <w:lsdException w:name="Colorful Grid Accent 2" w:uiPriority="73"/>
+    <w:lsdException w:name="Light Shading Accent 3" w:uiPriority="60"/>
+    <w:lsdException w:name="Light List Accent 3" w:uiPriority="61"/>
+    <w:lsdException w:name="Light Grid Accent 3" w:uiPriority="62"/>
+    <w:lsdException w:name="Medium Shading 1 Accent 3" w:uiPriority="63"/>
+    <w:lsdException w:name="Medium Shading 2 Accent 3" w:uiPriority="64"/>
+    <w:lsdException w:name="Medium List 1 Accent 3" w:uiPriority="65"/>
+    <w:lsdException w:name="Medium List 2 Accent 3" w:uiPriority="66"/>
+    <w:lsdException w:name="Medium Grid 1 Accent 3" w:uiPriority="67"/>
+    <w:lsdException w:name="Medium Grid 2 Accent 3" w:uiPriority="68"/>
+    <w:lsdException w:name="Medium Grid 3 Accent 3" w:uiPriority="69"/>
+    <w:lsdException w:name="Dark List Accent 3" w:uiPriority="70"/>
+    <w:lsdException w:name="Colorful Shading Accent 3" w:uiPriority="71"/>
+    <w:lsdException w:name="Colorful List Accent 3" w:uiPriority="72"/>
+    <w:lsdException w:name="Colorful Grid Accent 3" w:uiPriority="73"/>
+    <w:lsdException w:name="Light Shading Accent 4" w:uiPriority="60"/>
+    <w:lsdException w:name="Light List Accent 4" w:uiPriority="61"/>
+    <w:lsdException w:name="Light Grid Accent 4" w:uiPriority="62"/>
+    <w:lsdException w:name="Medium Shading 1 Accent 4" w:uiPriority="63"/>
+    <w:lsdException w:name="Medium Shading 2 Accent 4" w:uiPriority="64"/>
+    <w:lsdException w:name="Medium List 1 Accent 4" w:uiPriority="65"/>
+    <w:lsdException w:name="Medium List 2 Accent 4" w:uiPriority="66"/>
+    <w:lsdException w:name="Medium Grid 1 Accent 4" w:uiPriority="67"/>
+    <w:lsdException w:name="Medium Grid 2 Accent 4" w:uiPriority="68"/>
+    <w:lsdException w:name="Medium Grid 3 Accent 4" w:uiPriority="69"/>
+    <w:lsdException w:name="Dark List Accent 4" w:uiPriority="70"/>
+    <w:lsdException w:name="Colorful Shading Accent 4" w:uiPriority="71"/>
+    <w:lsdException w:name="Colorful List Accent 4" w:uiPriority="72"/>
+    <w:lsdException w:name="Colorful Grid Accent 4" w:uiPriority="73"/>
+    <w:lsdException w:name="Light Shading Accent 5" w:uiPriority="60"/>
+    <w:lsdException w:name="Light List Accent 5" w:uiPriority="61"/>
+    <w:lsdException w:name="Light Grid Accent 5" w:uiPriority="62"/>
+    <w:lsdException w:name="Medium Shading 1 Accent 5" w:uiPriority="63"/>
+    <w:lsdException w:name="Medium Shading 2 Accent 5" w:uiPriority="64"/>
+    <w:lsdException w:name="Medium List 1 Accent 5" w:uiPriority="65"/>
+    <w:lsdException w:name="Medium List 2 Accent 5" w:uiPriority="66"/>
+    <w:lsdException w:name="Medium Grid 1 Accent 5" w:uiPriority="67"/>
+    <w:lsdException w:name="Medium Grid 2 Accent 5" w:uiPriority="68"/>
+    <w:lsdException w:name="Medium Grid 3 Accent 5" w:uiPriority="69"/>
+    <w:lsdException w:name="Dark List Accent 5" w:uiPriority="70"/>
+    <w:lsdException w:name="Colorful Shading Accent 5" w:uiPriority="71"/>
+    <w:lsdException w:name="Colorful List Accent 5" w:uiPriority="72"/>
+    <w:lsdException w:name="Colorful Grid Accent 5" w:uiPriority="73"/>
+    <w:lsdException w:name="Light Shading Accent 6" w:uiPriority="60"/>
+    <w:lsdException w:name="Light List Accent 6" w:uiPriority="61"/>
+    <w:lsdException w:name="Light Grid Accent 6" w:uiPriority="62"/>
+    <w:lsdException w:name="Medium Shading 1 Accent 6" w:uiPriority="63"/>
+    <w:lsdException w:name="Medium Shading 2 Accent 6" w:uiPriority="64"/>
+    <w:lsdException w:name="Medium List 1 Accent 6" w:uiPriority="65"/>
+    <w:lsdException w:name="Medium List 2 Accent 6" w:uiPriority="66"/>
+    <w:lsdException w:name="Medium Grid 1 Accent 6" w:uiPriority="67"/>
+    <w:lsdException w:name="Medium Grid 2 Accent 6" w:uiPriority="68"/>
+    <w:lsdException w:name="Medium Grid 3 Accent 6" w:uiPriority="69"/>
+    <w:lsdException w:name="Dark List Accent 6" w:uiPriority="70"/>
+    <w:lsdException w:name="Colorful Shading Accent 6" w:uiPriority="71"/>
+    <w:lsdException w:name="Colorful List Accent 6" w:uiPriority="72"/>
+    <w:lsdException w:name="Colorful Grid Accent 6" w:uiPriority="73"/>
+    <w:lsdException w:name="Subtle Emphasis" w:uiPriority="19" w:qFormat="1"/>
+    <w:lsdException w:name="Intense Emphasis" w:uiPriority="21" w:qFormat="1"/>
+    <w:lsdException w:name="Subtle Reference" w:uiPriority="31" w:qFormat="1"/>
+    <w:lsdException w:name="Intense Reference" w:uiPriority="32" w:qFormat="1"/>
+    <w:lsdException w:name="Book Title" w:uiPriority="33" w:qFormat="1"/>
+    <w:lsdException w:name="Bibliography" w:semiHidden="1" w:uiPriority="37" w:unhideWhenUsed="1"/>
+    <w:lsdException w:name="TOC Heading" w:semiHidden="1" w:uiPriority="39" w:unhideWhenUsed="1" w:qFormat="1"/>
+    <w:lsdException w:name="Plain Table 1" w:uiPriority="41"/>
+    <w:lsdException w:name="Plain Table 2" w:uiPriority="42"/>
+    <w:lsdException w:name="Plain Table 3" w:uiPriority="43"/>
+    <w:lsdException w:name="Plain Table 4" w:uiPriority="44"/>
+    <w:lsdException w:name="Plain Table 5" w:uiPriority="45"/>
+    <w:lsdException w:name="Grid Table Light" w:uiPriority="40"/>
+    <w:lsdException w:name="Grid Table 1 Light" w:uiPriority="46"/>
+    <w:lsdException w:name="Grid Table 2" w:uiPriority="47"/>
+    <w:lsdException w:name="Grid Table 3" w:uiPriority="48"/>
+    <w:lsdException w:name="Grid Table 4" w:uiPriority="49"/>
+    <w:lsdException w:name="Grid Table 5 Dark" w:uiPriority="50"/>
+    <w:lsdException w:name="Grid Table 6 Colorful" w:uiPriority="51"/>
+    <w:lsdException w:name="Grid Table 7 Colorful" w:uiPriority="52"/>
+    <w:lsdException w:name="Grid Table 1 Light Accent 1" w:uiPriority="46"/>
+    <w:lsdException w:name="Grid Table 2 Accent 1" w:uiPriority="47"/>
+    <w:lsdException w:name="Grid Table 3 Accent 1" w:uiPriority="48"/>
+    <w:lsdException w:name="Grid Table 4 Accent 1" w:uiPriority="49"/>
+    <w:lsdException w:name="Grid Table 5 Dark Accent 1" w:uiPriority="50"/>
+    <w:lsdException w:name="Grid Table 6 Colorful Accent 1" w:uiPriority="51"/>
+    <w:lsdException w:name="Grid Table 7 Colorful Accent 1" w:uiPriority="52"/>
+    <w:lsdException w:name="Grid Table 1 Light Accent 2" w:uiPriority="46"/>
+    <w:lsdException w:name="Grid Table 2 Accent 2" w:uiPriority="47"/>
+    <w:lsdException w:name="Grid Table 3 Accent 2" w:uiPriority="48"/>
+    <w:lsdException w:name="Grid Table 4 Accent 2" w:uiPriority="49"/>
+    <w:lsdException w:name="Grid Table 5 Dark Accent 2" w:uiPriority="50"/>
+    <w:lsdException w:name="Grid Table 6 Colorful Accent 2" w:uiPriority="51"/>
+    <w:lsdException w:name="Grid Table 7 Colorful Accent 2" w:uiPriority="52"/>
+    <w:lsdException w:name="Grid Table 1 Light Accent 3" w:uiPriority="46"/>
+    <w:lsdException w:name="Grid Table 2 Accent 3" w:uiPriority="47"/>
+    <w:lsdException w:name="Grid Table 3 Accent 3" w:uiPriority="48"/>
+    <w:lsdException w:name="Grid Table 4 Accent 3" w:uiPriority="49"/>
+    <w:lsdException w:name="Grid Table 5 Dark Accent 3" w:uiPriority="50"/>
+    <w:lsdException w:name="Grid Table 6 Colorful Accent 3" w:uiPriority="51"/>
+    <w:lsdException w:name="Grid Table 7 Colorful Accent 3" w:uiPriority="52"/>
+    <w:lsdException w:name="Grid Table 1 Light Accent 4" w:uiPriority="46"/>
+    <w:lsdException w:name="Grid Table 2 Accent 4" w:uiPriority="47"/>
+    <w:lsdException w:name="Grid Table 3 Accent 4" w:uiPriority="48"/>
+    <w:lsdException w:name="Grid Table 4 Accent 4" w:uiPriority="49"/>
+    <w:lsdException w:name="Grid Table 5 Dark Accent 4" w:uiPriority="50"/>
+    <w:lsdException w:name="Grid Table 6 Colorful Accent 4" w:uiPriority="51"/>
+    <w:lsdException w:name="Grid Table 7 Colorful Accent 4" w:uiPriority="52"/>
+    <w:lsdException w:name="Grid Table 1 Light Accent 5" w:uiPriority="46"/>
+    <w:lsdException w:name="Grid Table 2 Accent 5" w:uiPriority="47"/>
+    <w:lsdException w:name="Grid Table 3 Accent 5" w:uiPriority="48"/>
+    <w:lsdException w:name="Grid Table 4 Accent 5" w:uiPriority="49"/>
+    <w:lsdException w:name="Grid Table 5 Dark Accent 5" w:uiPriority="50"/>
+    <w:lsdException w:name="Grid Table 6 Colorful Accent 5" w:uiPriority="51"/>
+    <w:lsdException w:name="Grid Table 7 Colorful Accent 5" w:uiPriority="52"/>
+    <w:lsdException w:name="Grid Table 1 Light Accent 6" w:uiPriority="46"/>
+    <w:lsdException w:name="Grid Table 2 Accent 6" w:uiPriority="47"/>
+    <w:lsdException w:name="Grid Table 3 Accent 6" w:uiPriority="48"/>
+    <w:lsdException w:name="Grid Table 4 Accent 6" w:uiPriority="49"/>
+    <w:lsdException w:name="Grid Table 5 Dark Accent 6" w:uiPriority="50"/>
+    <w:lsdException w:name="Grid Table 6 Colorful Accent 6" w:uiPriority="51"/>
+    <w:lsdException w:name="Grid Table 7 Colorful Accent 6" w:uiPriority="52"/>
+    <w:lsdException w:name="List Table 1 Light" w:uiPriority="46"/>
+    <w:lsdException w:name="List Table 2" w:uiPriority="47"/>
+    <w:lsdException w:name="List Table 3" w:uiPriority="48"/>
+    <w:lsdException w:name="List Table 4" w:uiPriority="49"/>
+    <w:lsdException w:name="List Table 5 Dark" w:uiPriority="50"/>
+    <w:lsdException w:name="List Table 6 Colorful" w:uiPriority="51"/>
+    <w:lsdException w:name="List Table 7 Colorful" w:uiPriority="52"/>
+    <w:lsdException w:name="List Table 1 Light Accent 1" w:uiPriority="46"/>
+    <w:lsdException w:name="List Table 2 Accent 1" w:uiPriority="47"/>
+    <w:lsdException w:name="List Table 3 Accent 1" w:uiPriority="48"/>
+    <w:lsdException w:name="List Table 4 Accent 1" w:uiPriority="49"/>
+    <w:lsdException w:name="List Table 5 Dark Accent 1" w:uiPriority="50"/>
+    <w:lsdException w:name="List Table 6 Colorful Accent 1" w:uiPriority="51"/>
+    <w:lsdException w:name="List Table 7 Colorful Accent 1" w:uiPriority="52"/>
+    <w:lsdException w:name="List Table 1 Light Accent 2" w:uiPriority="46"/>
+    <w:lsdException w:name="List Table 2 Accent 2" w:uiPriority="47"/>
+    <w:lsdException w:name="List Table 3 Accent 2" w:uiPriority="48"/>
+    <w:lsdException w:name="List Table 4 Accent 2" w:uiPriority="49"/>
+    <w:lsdException w:name="List Table 5 Dark Accent 2" w:uiPriority="50"/>
+    <w:lsdException w:name="List Table 6 Colorful Accent 2" w:uiPriority="51"/>
+    <w:lsdException w:name="List Table 7 Colorful Accent 2" w:uiPriority="52"/>
+    <w:lsdException w:name="List Table 1 Light Accent 3" w:uiPriority="46"/>
+    <w:lsdException w:name="List Table 2 Accent 3" w:uiPriority="47"/>
+    <w:lsdException w:name="List Table 3 Accent 3" w:uiPriority="48"/>
+    <w:lsdException w:name="List Table 4 Accent 3" w:uiPriority="49"/>
+    <w:lsdException w:name="List Table 5 Dark Accent 3" w:uiPriority="50"/>
+    <w:lsdException w:name="List Table 6 Colorful Accent 3" w:uiPriority="51"/>
+    <w:lsdException w:name="List Table 7 Colorful Accent 3" w:uiPriority="52"/>
+    <w:lsdException w:name="List Table 1 Light Accent 4" w:uiPriority="46"/>
+    <w:lsdException w:name="List Table 2 Accent 4" w:uiPriority="47"/>
+    <w:lsdException w:name="List Table 3 Accent 4" w:uiPriority="48"/>
+    <w:lsdException w:name="List Table 4 Accent 4" w:uiPriority="49"/>
+    <w:lsdException w:name="List Table 5 Dark Accent 4" w:uiPriority="50"/>
+    <w:lsdException w:name="List Table 6 Colorful Accent 4" w:uiPriority="51"/>
+    <w:lsdException w:name="List Table 7 Colorful Accent 4" w:uiPriority="52"/>
+    <w:lsdException w:name="List Table 1 Light Accent 5" w:uiPriority="46"/>
+    <w:lsdException w:name="List Table 2 Accent 5" w:uiPriority="47"/>
+    <w:lsdException w:name="List Table 3 Accent 5" w:uiPriority="48"/>
+    <w:lsdException w:name="List Table 4 Accent 5" w:uiPriority="49"/>
+    <w:lsdException w:name="List Table 5 Dark Accent 5" w:uiPriority="50"/>
+    <w:lsdException w:name="List Table 6 Colorful Accent 5" w:uiPriority="51"/>
+    <w:lsdException w:name="List Table 7 Colorful Accent 5" w:uiPriority="52"/>
+    <w:lsdException w:name="List Table 1 Light Accent 6" w:uiPriority="46"/>
+    <w:lsdException w:name="List Table 2 Accent 6" w:uiPriority="47"/>
+    <w:lsdException w:name="List Table 3 Accent 6" w:uiPriority="48"/>
+    <w:lsdException w:name="List Table 4 Accent 6" w:uiPriority="49"/>
+    <w:lsdException w:name="List Table 5 Dark Accent 6" w:uiPriority="50"/>
+    <w:lsdException w:name="List Table 6 Colorful Accent 6" w:uiPriority="51"/>
+    <w:lsdException w:name="List Table 7 Colorful Accent 6" w:uiPriority="52"/>
+    <w:lsdException w:name="Mention" w:semiHidden="1" w:unhideWhenUsed="1"/>
+    <w:lsdException w:name="Smart Hyperlink" w:semiHidden="1" w:unhideWhenUsed="1"/>
+    <w:lsdException w:name="Hashtag" w:semiHidden="1" w:unhideWhenUsed="1"/>
+    <w:lsdException w:name="Unresolved Mention" w:semiHidden="1" w:unhideWhenUsed="1"/>
   </w:latentStyles>
   <w:style w:type="paragraph" w:default="1" w:styleId="a">
     <w:name w:val="Normal"/>
@@ -2203,728 +7387,7 @@
     </w:rPr>
   </w:style>
   <w:style w:type="character" w:customStyle="1" w:styleId="a4">
-    <w:name w:val="Название Знак"/>
-    <w:basedOn w:val="a0"/>
-    <w:link w:val="a3"/>
-    <w:uiPriority w:val="10"/>
-    <w:rsid w:val="00F73ABC"/>
-    <w:rPr>
-      <w:rFonts w:asciiTheme="majorHAnsi" w:eastAsiaTheme="majorEastAsia" w:hAnsiTheme="majorHAnsi" w:cstheme="majorBidi"/>
-      <w:spacing w:val="-10"/>
-      <w:kern w:val="28"/>
-      <w:sz w:val="56"/>
-      <w:szCs w:val="56"/>
-    </w:rPr>
-  </w:style>
-  <w:style w:type="paragraph" w:styleId="a5">
-    <w:name w:val="Subtitle"/>
-    <w:basedOn w:val="a"/>
-    <w:next w:val="a"/>
-    <w:link w:val="a6"/>
-    <w:uiPriority w:val="11"/>
-    <w:qFormat/>
-    <w:rsid w:val="00F73ABC"/>
-    <w:pPr>
-      <w:numPr>
-        <w:ilvl w:val="1"/>
-      </w:numPr>
-    </w:pPr>
-    <w:rPr>
-      <w:rFonts w:eastAsiaTheme="majorEastAsia" w:cstheme="majorBidi"/>
-      <w:color w:val="595959" w:themeColor="text1" w:themeTint="A6"/>
-      <w:spacing w:val="15"/>
-      <w:sz w:val="28"/>
-      <w:szCs w:val="28"/>
-    </w:rPr>
-  </w:style>
-  <w:style w:type="character" w:customStyle="1" w:styleId="a6">
-    <w:name w:val="Подзаголовок Знак"/>
-    <w:basedOn w:val="a0"/>
-    <w:link w:val="a5"/>
-    <w:uiPriority w:val="11"/>
-    <w:rsid w:val="00F73ABC"/>
-    <w:rPr>
-      <w:rFonts w:eastAsiaTheme="majorEastAsia" w:cstheme="majorBidi"/>
-      <w:color w:val="595959" w:themeColor="text1" w:themeTint="A6"/>
-      <w:spacing w:val="15"/>
-      <w:sz w:val="28"/>
-      <w:szCs w:val="28"/>
-    </w:rPr>
-  </w:style>
-  <w:style w:type="paragraph" w:styleId="21">
-    <w:name w:val="Quote"/>
-    <w:basedOn w:val="a"/>
-    <w:next w:val="a"/>
-    <w:link w:val="22"/>
-    <w:uiPriority w:val="29"/>
-    <w:qFormat/>
-    <w:rsid w:val="00F73ABC"/>
-    <w:pPr>
-      <w:spacing w:before="160"/>
-      <w:jc w:val="center"/>
-    </w:pPr>
-    <w:rPr>
-      <w:i/>
-      <w:iCs/>
-      <w:color w:val="404040" w:themeColor="text1" w:themeTint="BF"/>
-    </w:rPr>
-  </w:style>
-  <w:style w:type="character" w:customStyle="1" w:styleId="22">
-    <w:name w:val="Цитата 2 Знак"/>
-    <w:basedOn w:val="a0"/>
-    <w:link w:val="21"/>
-    <w:uiPriority w:val="29"/>
-    <w:rsid w:val="00F73ABC"/>
-    <w:rPr>
-      <w:i/>
-      <w:iCs/>
-      <w:color w:val="404040" w:themeColor="text1" w:themeTint="BF"/>
-    </w:rPr>
-  </w:style>
-  <w:style w:type="paragraph" w:styleId="a7">
-    <w:name w:val="List Paragraph"/>
-    <w:basedOn w:val="a"/>
-    <w:uiPriority w:val="34"/>
-    <w:qFormat/>
-    <w:rsid w:val="00F73ABC"/>
-    <w:pPr>
-      <w:ind w:left="720"/>
-      <w:contextualSpacing/>
-    </w:pPr>
-  </w:style>
-  <w:style w:type="character" w:styleId="a8">
-    <w:name w:val="Intense Emphasis"/>
-    <w:basedOn w:val="a0"/>
-    <w:uiPriority w:val="21"/>
-    <w:qFormat/>
-    <w:rsid w:val="00F73ABC"/>
-    <w:rPr>
-      <w:i/>
-      <w:iCs/>
-      <w:color w:val="2F5496" w:themeColor="accent1" w:themeShade="BF"/>
-    </w:rPr>
-  </w:style>
-  <w:style w:type="paragraph" w:styleId="a9">
-    <w:name w:val="Intense Quote"/>
-    <w:basedOn w:val="a"/>
-    <w:next w:val="a"/>
-    <w:link w:val="aa"/>
-    <w:uiPriority w:val="30"/>
-    <w:qFormat/>
-    <w:rsid w:val="00F73ABC"/>
-    <w:pPr>
-      <w:pBdr>
-        <w:top w:val="single" w:sz="4" w:space="10" w:color="2F5496" w:themeColor="accent1" w:themeShade="BF"/>
-        <w:bottom w:val="single" w:sz="4" w:space="10" w:color="2F5496" w:themeColor="accent1" w:themeShade="BF"/>
-      </w:pBdr>
-      <w:spacing w:before="360" w:after="360"/>
-      <w:ind w:left="864" w:right="864"/>
-      <w:jc w:val="center"/>
-    </w:pPr>
-    <w:rPr>
-      <w:i/>
-      <w:iCs/>
-      <w:color w:val="2F5496" w:themeColor="accent1" w:themeShade="BF"/>
-    </w:rPr>
-  </w:style>
-  <w:style w:type="character" w:customStyle="1" w:styleId="aa">
-    <w:name w:val="Выделенная цитата Знак"/>
-    <w:basedOn w:val="a0"/>
-    <w:link w:val="a9"/>
-    <w:uiPriority w:val="30"/>
-    <w:rsid w:val="00F73ABC"/>
-    <w:rPr>
-      <w:i/>
-      <w:iCs/>
-      <w:color w:val="2F5496" w:themeColor="accent1" w:themeShade="BF"/>
-    </w:rPr>
-  </w:style>
-  <w:style w:type="character" w:styleId="ab">
-    <w:name w:val="Intense Reference"/>
-    <w:basedOn w:val="a0"/>
-    <w:uiPriority w:val="32"/>
-    <w:qFormat/>
-    <w:rsid w:val="00F73ABC"/>
-    <w:rPr>
-      <w:b/>
-      <w:bCs/>
-      <w:smallCaps/>
-      <w:color w:val="2F5496" w:themeColor="accent1" w:themeShade="BF"/>
-      <w:spacing w:val="5"/>
-    </w:rPr>
-  </w:style>
-  <w:style w:type="character" w:styleId="ac">
-    <w:name w:val="Placeholder Text"/>
-    <w:basedOn w:val="a0"/>
-    <w:uiPriority w:val="99"/>
-    <w:semiHidden/>
-    <w:rsid w:val="008A5292"/>
-    <w:rPr>
-      <w:color w:val="808080"/>
-    </w:rPr>
-  </w:style>
-  <w:style w:type="paragraph" w:styleId="ad">
-    <w:name w:val="Balloon Text"/>
-    <w:basedOn w:val="a"/>
-    <w:link w:val="ae"/>
-    <w:uiPriority w:val="99"/>
-    <w:semiHidden/>
-    <w:unhideWhenUsed/>
-    <w:rsid w:val="008A5292"/>
-    <w:pPr>
-      <w:spacing w:after="0" w:line="240" w:lineRule="auto"/>
-    </w:pPr>
-    <w:rPr>
-      <w:rFonts w:ascii="Tahoma" w:hAnsi="Tahoma" w:cs="Tahoma"/>
-      <w:sz w:val="16"/>
-      <w:szCs w:val="16"/>
-    </w:rPr>
-  </w:style>
-  <w:style w:type="character" w:customStyle="1" w:styleId="ae">
-    <w:name w:val="Текст выноски Знак"/>
-    <w:basedOn w:val="a0"/>
-    <w:link w:val="ad"/>
-    <w:uiPriority w:val="99"/>
-    <w:semiHidden/>
-    <w:rsid w:val="008A5292"/>
-    <w:rPr>
-      <w:rFonts w:ascii="Tahoma" w:hAnsi="Tahoma" w:cs="Tahoma"/>
-      <w:sz w:val="16"/>
-      <w:szCs w:val="16"/>
-    </w:rPr>
-  </w:style>
-</w:styles>
-</file>
-
-<file path=word/stylesWithEffects.xml><?xml version="1.0" encoding="utf-8"?>
-<w:styles xmlns:wpc="http://schemas.microsoft.com/office/word/2010/wordprocessingCanvas" xmlns:mc="http://schemas.openxmlformats.org/markup-compatibility/2006" xmlns:o="urn:schemas-microsoft-com:office:office" xmlns:r="http://schemas.openxmlformats.org/officeDocument/2006/relationships" xmlns:m="http://schemas.openxmlformats.org/officeDocument/2006/math" xmlns:v="urn:schemas-microsoft-com:vml" xmlns:wp14="http://schemas.microsoft.com/office/word/2010/wordprocessingDrawing" xmlns:wp="http://schemas.openxmlformats.org/drawingml/2006/wordprocessingDrawing" xmlns:w10="urn:schemas-microsoft-com:office:word" xmlns:w="http://schemas.openxmlformats.org/wordprocessingml/2006/main" xmlns:w14="http://schemas.microsoft.com/office/word/2010/wordml" xmlns:wpg="http://schemas.microsoft.com/office/word/2010/wordprocessingGroup" xmlns:wpi="http://schemas.microsoft.com/office/word/2010/wordprocessingInk" xmlns:wne="http://schemas.microsoft.com/office/word/2006/wordml" xmlns:wps="http://schemas.microsoft.com/office/word/2010/wordprocessingShape" mc:Ignorable="w14 wp14">
-  <w:docDefaults>
-    <w:rPrDefault>
-      <w:rPr>
-        <w:rFonts w:asciiTheme="minorHAnsi" w:eastAsiaTheme="minorHAnsi" w:hAnsiTheme="minorHAnsi" w:cstheme="minorBidi"/>
-        <w:kern w:val="2"/>
-        <w:sz w:val="22"/>
-        <w:szCs w:val="22"/>
-        <w:lang w:val="ru-RU" w:eastAsia="en-US" w:bidi="ar-SA"/>
-        <w14:ligatures w14:val="standardContextual"/>
-      </w:rPr>
-    </w:rPrDefault>
-    <w:pPrDefault>
-      <w:pPr>
-        <w:spacing w:after="160" w:line="259" w:lineRule="auto"/>
-      </w:pPr>
-    </w:pPrDefault>
-  </w:docDefaults>
-  <w:latentStyles w:defLockedState="0" w:defUIPriority="99" w:defSemiHidden="1" w:defUnhideWhenUsed="1" w:defQFormat="0" w:count="267">
-    <w:lsdException w:name="Normal" w:semiHidden="0" w:uiPriority="0" w:unhideWhenUsed="0" w:qFormat="1"/>
-    <w:lsdException w:name="heading 1" w:semiHidden="0" w:uiPriority="9" w:unhideWhenUsed="0" w:qFormat="1"/>
-    <w:lsdException w:name="heading 2" w:uiPriority="9" w:qFormat="1"/>
-    <w:lsdException w:name="heading 3" w:uiPriority="9" w:qFormat="1"/>
-    <w:lsdException w:name="heading 4" w:uiPriority="9" w:qFormat="1"/>
-    <w:lsdException w:name="heading 5" w:uiPriority="9" w:qFormat="1"/>
-    <w:lsdException w:name="heading 6" w:uiPriority="9" w:qFormat="1"/>
-    <w:lsdException w:name="heading 7" w:uiPriority="9" w:qFormat="1"/>
-    <w:lsdException w:name="heading 8" w:uiPriority="9" w:qFormat="1"/>
-    <w:lsdException w:name="heading 9" w:uiPriority="9" w:qFormat="1"/>
-    <w:lsdException w:name="toc 1" w:uiPriority="39"/>
-    <w:lsdException w:name="toc 2" w:uiPriority="39"/>
-    <w:lsdException w:name="toc 3" w:uiPriority="39"/>
-    <w:lsdException w:name="toc 4" w:uiPriority="39"/>
-    <w:lsdException w:name="toc 5" w:uiPriority="39"/>
-    <w:lsdException w:name="toc 6" w:uiPriority="39"/>
-    <w:lsdException w:name="toc 7" w:uiPriority="39"/>
-    <w:lsdException w:name="toc 8" w:uiPriority="39"/>
-    <w:lsdException w:name="toc 9" w:uiPriority="39"/>
-    <w:lsdException w:name="caption" w:uiPriority="35" w:qFormat="1"/>
-    <w:lsdException w:name="Title" w:semiHidden="0" w:uiPriority="10" w:unhideWhenUsed="0" w:qFormat="1"/>
-    <w:lsdException w:name="Default Paragraph Font" w:uiPriority="1"/>
-    <w:lsdException w:name="Subtitle" w:semiHidden="0" w:uiPriority="11" w:unhideWhenUsed="0" w:qFormat="1"/>
-    <w:lsdException w:name="Strong" w:semiHidden="0" w:uiPriority="22" w:unhideWhenUsed="0" w:qFormat="1"/>
-    <w:lsdException w:name="Emphasis" w:semiHidden="0" w:uiPriority="20" w:unhideWhenUsed="0" w:qFormat="1"/>
-    <w:lsdException w:name="Table Grid" w:semiHidden="0" w:uiPriority="39" w:unhideWhenUsed="0"/>
-    <w:lsdException w:name="Placeholder Text" w:unhideWhenUsed="0"/>
-    <w:lsdException w:name="No Spacing" w:semiHidden="0" w:uiPriority="1" w:unhideWhenUsed="0" w:qFormat="1"/>
-    <w:lsdException w:name="Light Shading" w:semiHidden="0" w:uiPriority="60" w:unhideWhenUsed="0"/>
-    <w:lsdException w:name="Light List" w:semiHidden="0" w:uiPriority="61" w:unhideWhenUsed="0"/>
-    <w:lsdException w:name="Light Grid" w:semiHidden="0" w:uiPriority="62" w:unhideWhenUsed="0"/>
-    <w:lsdException w:name="Medium Shading 1" w:semiHidden="0" w:uiPriority="63" w:unhideWhenUsed="0"/>
-    <w:lsdException w:name="Medium Shading 2" w:semiHidden="0" w:uiPriority="64" w:unhideWhenUsed="0"/>
-    <w:lsdException w:name="Medium List 1" w:semiHidden="0" w:uiPriority="65" w:unhideWhenUsed="0"/>
-    <w:lsdException w:name="Medium List 2" w:semiHidden="0" w:uiPriority="66" w:unhideWhenUsed="0"/>
-    <w:lsdException w:name="Medium Grid 1" w:semiHidden="0" w:uiPriority="67" w:unhideWhenUsed="0"/>
-    <w:lsdException w:name="Medium Grid 2" w:semiHidden="0" w:uiPriority="68" w:unhideWhenUsed="0"/>
-    <w:lsdException w:name="Medium Grid 3" w:semiHidden="0" w:uiPriority="69" w:unhideWhenUsed="0"/>
-    <w:lsdException w:name="Dark List" w:semiHidden="0" w:uiPriority="70" w:unhideWhenUsed="0"/>
-    <w:lsdException w:name="Colorful Shading" w:semiHidden="0" w:uiPriority="71" w:unhideWhenUsed="0"/>
-    <w:lsdException w:name="Colorful List" w:semiHidden="0" w:uiPriority="72" w:unhideWhenUsed="0"/>
-    <w:lsdException w:name="Colorful Grid" w:semiHidden="0" w:uiPriority="73" w:unhideWhenUsed="0"/>
-    <w:lsdException w:name="Light Shading Accent 1" w:semiHidden="0" w:uiPriority="60" w:unhideWhenUsed="0"/>
-    <w:lsdException w:name="Light List Accent 1" w:semiHidden="0" w:uiPriority="61" w:unhideWhenUsed="0"/>
-    <w:lsdException w:name="Light Grid Accent 1" w:semiHidden="0" w:uiPriority="62" w:unhideWhenUsed="0"/>
-    <w:lsdException w:name="Medium Shading 1 Accent 1" w:semiHidden="0" w:uiPriority="63" w:unhideWhenUsed="0"/>
-    <w:lsdException w:name="Medium Shading 2 Accent 1" w:semiHidden="0" w:uiPriority="64" w:unhideWhenUsed="0"/>
-    <w:lsdException w:name="Medium List 1 Accent 1" w:semiHidden="0" w:uiPriority="65" w:unhideWhenUsed="0"/>
-    <w:lsdException w:name="Revision" w:unhideWhenUsed="0"/>
-    <w:lsdException w:name="List Paragraph" w:semiHidden="0" w:uiPriority="34" w:unhideWhenUsed="0" w:qFormat="1"/>
-    <w:lsdException w:name="Quote" w:semiHidden="0" w:uiPriority="29" w:unhideWhenUsed="0" w:qFormat="1"/>
-    <w:lsdException w:name="Intense Quote" w:semiHidden="0" w:uiPriority="30" w:unhideWhenUsed="0" w:qFormat="1"/>
-    <w:lsdException w:name="Medium List 2 Accent 1" w:semiHidden="0" w:uiPriority="66" w:unhideWhenUsed="0"/>
-    <w:lsdException w:name="Medium Grid 1 Accent 1" w:semiHidden="0" w:uiPriority="67" w:unhideWhenUsed="0"/>
-    <w:lsdException w:name="Medium Grid 2 Accent 1" w:semiHidden="0" w:uiPriority="68" w:unhideWhenUsed="0"/>
-    <w:lsdException w:name="Medium Grid 3 Accent 1" w:semiHidden="0" w:uiPriority="69" w:unhideWhenUsed="0"/>
-    <w:lsdException w:name="Dark List Accent 1" w:semiHidden="0" w:uiPriority="70" w:unhideWhenUsed="0"/>
-    <w:lsdException w:name="Colorful Shading Accent 1" w:semiHidden="0" w:uiPriority="71" w:unhideWhenUsed="0"/>
-    <w:lsdException w:name="Colorful List Accent 1" w:semiHidden="0" w:uiPriority="72" w:unhideWhenUsed="0"/>
-    <w:lsdException w:name="Colorful Grid Accent 1" w:semiHidden="0" w:uiPriority="73" w:unhideWhenUsed="0"/>
-    <w:lsdException w:name="Light Shading Accent 2" w:semiHidden="0" w:uiPriority="60" w:unhideWhenUsed="0"/>
-    <w:lsdException w:name="Light List Accent 2" w:semiHidden="0" w:uiPriority="61" w:unhideWhenUsed="0"/>
-    <w:lsdException w:name="Light Grid Accent 2" w:semiHidden="0" w:uiPriority="62" w:unhideWhenUsed="0"/>
-    <w:lsdException w:name="Medium Shading 1 Accent 2" w:semiHidden="0" w:uiPriority="63" w:unhideWhenUsed="0"/>
-    <w:lsdException w:name="Medium Shading 2 Accent 2" w:semiHidden="0" w:uiPriority="64" w:unhideWhenUsed="0"/>
-    <w:lsdException w:name="Medium List 1 Accent 2" w:semiHidden="0" w:uiPriority="65" w:unhideWhenUsed="0"/>
-    <w:lsdException w:name="Medium List 2 Accent 2" w:semiHidden="0" w:uiPriority="66" w:unhideWhenUsed="0"/>
-    <w:lsdException w:name="Medium Grid 1 Accent 2" w:semiHidden="0" w:uiPriority="67" w:unhideWhenUsed="0"/>
-    <w:lsdException w:name="Medium Grid 2 Accent 2" w:semiHidden="0" w:uiPriority="68" w:unhideWhenUsed="0"/>
-    <w:lsdException w:name="Medium Grid 3 Accent 2" w:semiHidden="0" w:uiPriority="69" w:unhideWhenUsed="0"/>
-    <w:lsdException w:name="Dark List Accent 2" w:semiHidden="0" w:uiPriority="70" w:unhideWhenUsed="0"/>
-    <w:lsdException w:name="Colorful Shading Accent 2" w:semiHidden="0" w:uiPriority="71" w:unhideWhenUsed="0"/>
-    <w:lsdException w:name="Colorful List Accent 2" w:semiHidden="0" w:uiPriority="72" w:unhideWhenUsed="0"/>
-    <w:lsdException w:name="Colorful Grid Accent 2" w:semiHidden="0" w:uiPriority="73" w:unhideWhenUsed="0"/>
-    <w:lsdException w:name="Light Shading Accent 3" w:semiHidden="0" w:uiPriority="60" w:unhideWhenUsed="0"/>
-    <w:lsdException w:name="Light List Accent 3" w:semiHidden="0" w:uiPriority="61" w:unhideWhenUsed="0"/>
-    <w:lsdException w:name="Light Grid Accent 3" w:semiHidden="0" w:uiPriority="62" w:unhideWhenUsed="0"/>
-    <w:lsdException w:name="Medium Shading 1 Accent 3" w:semiHidden="0" w:uiPriority="63" w:unhideWhenUsed="0"/>
-    <w:lsdException w:name="Medium Shading 2 Accent 3" w:semiHidden="0" w:uiPriority="64" w:unhideWhenUsed="0"/>
-    <w:lsdException w:name="Medium List 1 Accent 3" w:semiHidden="0" w:uiPriority="65" w:unhideWhenUsed="0"/>
-    <w:lsdException w:name="Medium List 2 Accent 3" w:semiHidden="0" w:uiPriority="66" w:unhideWhenUsed="0"/>
-    <w:lsdException w:name="Medium Grid 1 Accent 3" w:semiHidden="0" w:uiPriority="67" w:unhideWhenUsed="0"/>
-    <w:lsdException w:name="Medium Grid 2 Accent 3" w:semiHidden="0" w:uiPriority="68" w:unhideWhenUsed="0"/>
-    <w:lsdException w:name="Medium Grid 3 Accent 3" w:semiHidden="0" w:uiPriority="69" w:unhideWhenUsed="0"/>
-    <w:lsdException w:name="Dark List Accent 3" w:semiHidden="0" w:uiPriority="70" w:unhideWhenUsed="0"/>
-    <w:lsdException w:name="Colorful Shading Accent 3" w:semiHidden="0" w:uiPriority="71" w:unhideWhenUsed="0"/>
-    <w:lsdException w:name="Colorful List Accent 3" w:semiHidden="0" w:uiPriority="72" w:unhideWhenUsed="0"/>
-    <w:lsdException w:name="Colorful Grid Accent 3" w:semiHidden="0" w:uiPriority="73" w:unhideWhenUsed="0"/>
-    <w:lsdException w:name="Light Shading Accent 4" w:semiHidden="0" w:uiPriority="60" w:unhideWhenUsed="0"/>
-    <w:lsdException w:name="Light List Accent 4" w:semiHidden="0" w:uiPriority="61" w:unhideWhenUsed="0"/>
-    <w:lsdException w:name="Light Grid Accent 4" w:semiHidden="0" w:uiPriority="62" w:unhideWhenUsed="0"/>
-    <w:lsdException w:name="Medium Shading 1 Accent 4" w:semiHidden="0" w:uiPriority="63" w:unhideWhenUsed="0"/>
-    <w:lsdException w:name="Medium Shading 2 Accent 4" w:semiHidden="0" w:uiPriority="64" w:unhideWhenUsed="0"/>
-    <w:lsdException w:name="Medium List 1 Accent 4" w:semiHidden="0" w:uiPriority="65" w:unhideWhenUsed="0"/>
-    <w:lsdException w:name="Medium List 2 Accent 4" w:semiHidden="0" w:uiPriority="66" w:unhideWhenUsed="0"/>
-    <w:lsdException w:name="Medium Grid 1 Accent 4" w:semiHidden="0" w:uiPriority="67" w:unhideWhenUsed="0"/>
-    <w:lsdException w:name="Medium Grid 2 Accent 4" w:semiHidden="0" w:uiPriority="68" w:unhideWhenUsed="0"/>
-    <w:lsdException w:name="Medium Grid 3 Accent 4" w:semiHidden="0" w:uiPriority="69" w:unhideWhenUsed="0"/>
-    <w:lsdException w:name="Dark List Accent 4" w:semiHidden="0" w:uiPriority="70" w:unhideWhenUsed="0"/>
-    <w:lsdException w:name="Colorful Shading Accent 4" w:semiHidden="0" w:uiPriority="71" w:unhideWhenUsed="0"/>
-    <w:lsdException w:name="Colorful List Accent 4" w:semiHidden="0" w:uiPriority="72" w:unhideWhenUsed="0"/>
-    <w:lsdException w:name="Colorful Grid Accent 4" w:semiHidden="0" w:uiPriority="73" w:unhideWhenUsed="0"/>
-    <w:lsdException w:name="Light Shading Accent 5" w:semiHidden="0" w:uiPriority="60" w:unhideWhenUsed="0"/>
-    <w:lsdException w:name="Light List Accent 5" w:semiHidden="0" w:uiPriority="61" w:unhideWhenUsed="0"/>
-    <w:lsdException w:name="Light Grid Accent 5" w:semiHidden="0" w:uiPriority="62" w:unhideWhenUsed="0"/>
-    <w:lsdException w:name="Medium Shading 1 Accent 5" w:semiHidden="0" w:uiPriority="63" w:unhideWhenUsed="0"/>
-    <w:lsdException w:name="Medium Shading 2 Accent 5" w:semiHidden="0" w:uiPriority="64" w:unhideWhenUsed="0"/>
-    <w:lsdException w:name="Medium List 1 Accent 5" w:semiHidden="0" w:uiPriority="65" w:unhideWhenUsed="0"/>
-    <w:lsdException w:name="Medium List 2 Accent 5" w:semiHidden="0" w:uiPriority="66" w:unhideWhenUsed="0"/>
-    <w:lsdException w:name="Medium Grid 1 Accent 5" w:semiHidden="0" w:uiPriority="67" w:unhideWhenUsed="0"/>
-    <w:lsdException w:name="Medium Grid 2 Accent 5" w:semiHidden="0" w:uiPriority="68" w:unhideWhenUsed="0"/>
-    <w:lsdException w:name="Medium Grid 3 Accent 5" w:semiHidden="0" w:uiPriority="69" w:unhideWhenUsed="0"/>
-    <w:lsdException w:name="Dark List Accent 5" w:semiHidden="0" w:uiPriority="70" w:unhideWhenUsed="0"/>
-    <w:lsdException w:name="Colorful Shading Accent 5" w:semiHidden="0" w:uiPriority="71" w:unhideWhenUsed="0"/>
-    <w:lsdException w:name="Colorful List Accent 5" w:semiHidden="0" w:uiPriority="72" w:unhideWhenUsed="0"/>
-    <w:lsdException w:name="Colorful Grid Accent 5" w:semiHidden="0" w:uiPriority="73" w:unhideWhenUsed="0"/>
-    <w:lsdException w:name="Light Shading Accent 6" w:semiHidden="0" w:uiPriority="60" w:unhideWhenUsed="0"/>
-    <w:lsdException w:name="Light List Accent 6" w:semiHidden="0" w:uiPriority="61" w:unhideWhenUsed="0"/>
-    <w:lsdException w:name="Light Grid Accent 6" w:semiHidden="0" w:uiPriority="62" w:unhideWhenUsed="0"/>
-    <w:lsdException w:name="Medium Shading 1 Accent 6" w:semiHidden="0" w:uiPriority="63" w:unhideWhenUsed="0"/>
-    <w:lsdException w:name="Medium Shading 2 Accent 6" w:semiHidden="0" w:uiPriority="64" w:unhideWhenUsed="0"/>
-    <w:lsdException w:name="Medium List 1 Accent 6" w:semiHidden="0" w:uiPriority="65" w:unhideWhenUsed="0"/>
-    <w:lsdException w:name="Medium List 2 Accent 6" w:semiHidden="0" w:uiPriority="66" w:unhideWhenUsed="0"/>
-    <w:lsdException w:name="Medium Grid 1 Accent 6" w:semiHidden="0" w:uiPriority="67" w:unhideWhenUsed="0"/>
-    <w:lsdException w:name="Medium Grid 2 Accent 6" w:semiHidden="0" w:uiPriority="68" w:unhideWhenUsed="0"/>
-    <w:lsdException w:name="Medium Grid 3 Accent 6" w:semiHidden="0" w:uiPriority="69" w:unhideWhenUsed="0"/>
-    <w:lsdException w:name="Dark List Accent 6" w:semiHidden="0" w:uiPriority="70" w:unhideWhenUsed="0"/>
-    <w:lsdException w:name="Colorful Shading Accent 6" w:semiHidden="0" w:uiPriority="71" w:unhideWhenUsed="0"/>
-    <w:lsdException w:name="Colorful List Accent 6" w:semiHidden="0" w:uiPriority="72" w:unhideWhenUsed="0"/>
-    <w:lsdException w:name="Colorful Grid Accent 6" w:semiHidden="0" w:uiPriority="73" w:unhideWhenUsed="0"/>
-    <w:lsdException w:name="Subtle Emphasis" w:semiHidden="0" w:uiPriority="19" w:unhideWhenUsed="0" w:qFormat="1"/>
-    <w:lsdException w:name="Intense Emphasis" w:semiHidden="0" w:uiPriority="21" w:unhideWhenUsed="0" w:qFormat="1"/>
-    <w:lsdException w:name="Subtle Reference" w:semiHidden="0" w:uiPriority="31" w:unhideWhenUsed="0" w:qFormat="1"/>
-    <w:lsdException w:name="Intense Reference" w:semiHidden="0" w:uiPriority="32" w:unhideWhenUsed="0" w:qFormat="1"/>
-    <w:lsdException w:name="Book Title" w:semiHidden="0" w:uiPriority="33" w:unhideWhenUsed="0" w:qFormat="1"/>
-    <w:lsdException w:name="Bibliography" w:uiPriority="37"/>
-    <w:lsdException w:name="TOC Heading" w:uiPriority="39" w:qFormat="1"/>
-  </w:latentStyles>
-  <w:style w:type="paragraph" w:default="1" w:styleId="a">
-    <w:name w:val="Normal"/>
-    <w:qFormat/>
-  </w:style>
-  <w:style w:type="paragraph" w:styleId="1">
-    <w:name w:val="heading 1"/>
-    <w:basedOn w:val="a"/>
-    <w:next w:val="a"/>
-    <w:link w:val="10"/>
-    <w:uiPriority w:val="9"/>
-    <w:qFormat/>
-    <w:rsid w:val="00F73ABC"/>
-    <w:pPr>
-      <w:keepNext/>
-      <w:keepLines/>
-      <w:spacing w:before="360" w:after="80"/>
-      <w:outlineLvl w:val="0"/>
-    </w:pPr>
-    <w:rPr>
-      <w:rFonts w:asciiTheme="majorHAnsi" w:eastAsiaTheme="majorEastAsia" w:hAnsiTheme="majorHAnsi" w:cstheme="majorBidi"/>
-      <w:color w:val="2F5496" w:themeColor="accent1" w:themeShade="BF"/>
-      <w:sz w:val="40"/>
-      <w:szCs w:val="40"/>
-    </w:rPr>
-  </w:style>
-  <w:style w:type="paragraph" w:styleId="2">
-    <w:name w:val="heading 2"/>
-    <w:basedOn w:val="a"/>
-    <w:next w:val="a"/>
-    <w:link w:val="20"/>
-    <w:uiPriority w:val="9"/>
-    <w:semiHidden/>
-    <w:unhideWhenUsed/>
-    <w:qFormat/>
-    <w:rsid w:val="00F73ABC"/>
-    <w:pPr>
-      <w:keepNext/>
-      <w:keepLines/>
-      <w:spacing w:before="160" w:after="80"/>
-      <w:outlineLvl w:val="1"/>
-    </w:pPr>
-    <w:rPr>
-      <w:rFonts w:asciiTheme="majorHAnsi" w:eastAsiaTheme="majorEastAsia" w:hAnsiTheme="majorHAnsi" w:cstheme="majorBidi"/>
-      <w:color w:val="2F5496" w:themeColor="accent1" w:themeShade="BF"/>
-      <w:sz w:val="32"/>
-      <w:szCs w:val="32"/>
-    </w:rPr>
-  </w:style>
-  <w:style w:type="paragraph" w:styleId="3">
-    <w:name w:val="heading 3"/>
-    <w:basedOn w:val="a"/>
-    <w:next w:val="a"/>
-    <w:link w:val="30"/>
-    <w:uiPriority w:val="9"/>
-    <w:semiHidden/>
-    <w:unhideWhenUsed/>
-    <w:qFormat/>
-    <w:rsid w:val="00F73ABC"/>
-    <w:pPr>
-      <w:keepNext/>
-      <w:keepLines/>
-      <w:spacing w:before="160" w:after="80"/>
-      <w:outlineLvl w:val="2"/>
-    </w:pPr>
-    <w:rPr>
-      <w:rFonts w:eastAsiaTheme="majorEastAsia" w:cstheme="majorBidi"/>
-      <w:color w:val="2F5496" w:themeColor="accent1" w:themeShade="BF"/>
-      <w:sz w:val="28"/>
-      <w:szCs w:val="28"/>
-    </w:rPr>
-  </w:style>
-  <w:style w:type="paragraph" w:styleId="4">
-    <w:name w:val="heading 4"/>
-    <w:basedOn w:val="a"/>
-    <w:next w:val="a"/>
-    <w:link w:val="40"/>
-    <w:uiPriority w:val="9"/>
-    <w:semiHidden/>
-    <w:unhideWhenUsed/>
-    <w:qFormat/>
-    <w:rsid w:val="00F73ABC"/>
-    <w:pPr>
-      <w:keepNext/>
-      <w:keepLines/>
-      <w:spacing w:before="80" w:after="40"/>
-      <w:outlineLvl w:val="3"/>
-    </w:pPr>
-    <w:rPr>
-      <w:rFonts w:eastAsiaTheme="majorEastAsia" w:cstheme="majorBidi"/>
-      <w:i/>
-      <w:iCs/>
-      <w:color w:val="2F5496" w:themeColor="accent1" w:themeShade="BF"/>
-    </w:rPr>
-  </w:style>
-  <w:style w:type="paragraph" w:styleId="5">
-    <w:name w:val="heading 5"/>
-    <w:basedOn w:val="a"/>
-    <w:next w:val="a"/>
-    <w:link w:val="50"/>
-    <w:uiPriority w:val="9"/>
-    <w:semiHidden/>
-    <w:unhideWhenUsed/>
-    <w:qFormat/>
-    <w:rsid w:val="00F73ABC"/>
-    <w:pPr>
-      <w:keepNext/>
-      <w:keepLines/>
-      <w:spacing w:before="80" w:after="40"/>
-      <w:outlineLvl w:val="4"/>
-    </w:pPr>
-    <w:rPr>
-      <w:rFonts w:eastAsiaTheme="majorEastAsia" w:cstheme="majorBidi"/>
-      <w:color w:val="2F5496" w:themeColor="accent1" w:themeShade="BF"/>
-    </w:rPr>
-  </w:style>
-  <w:style w:type="paragraph" w:styleId="6">
-    <w:name w:val="heading 6"/>
-    <w:basedOn w:val="a"/>
-    <w:next w:val="a"/>
-    <w:link w:val="60"/>
-    <w:uiPriority w:val="9"/>
-    <w:semiHidden/>
-    <w:unhideWhenUsed/>
-    <w:qFormat/>
-    <w:rsid w:val="00F73ABC"/>
-    <w:pPr>
-      <w:keepNext/>
-      <w:keepLines/>
-      <w:spacing w:before="40" w:after="0"/>
-      <w:outlineLvl w:val="5"/>
-    </w:pPr>
-    <w:rPr>
-      <w:rFonts w:eastAsiaTheme="majorEastAsia" w:cstheme="majorBidi"/>
-      <w:i/>
-      <w:iCs/>
-      <w:color w:val="595959" w:themeColor="text1" w:themeTint="A6"/>
-    </w:rPr>
-  </w:style>
-  <w:style w:type="paragraph" w:styleId="7">
-    <w:name w:val="heading 7"/>
-    <w:basedOn w:val="a"/>
-    <w:next w:val="a"/>
-    <w:link w:val="70"/>
-    <w:uiPriority w:val="9"/>
-    <w:semiHidden/>
-    <w:unhideWhenUsed/>
-    <w:qFormat/>
-    <w:rsid w:val="00F73ABC"/>
-    <w:pPr>
-      <w:keepNext/>
-      <w:keepLines/>
-      <w:spacing w:before="40" w:after="0"/>
-      <w:outlineLvl w:val="6"/>
-    </w:pPr>
-    <w:rPr>
-      <w:rFonts w:eastAsiaTheme="majorEastAsia" w:cstheme="majorBidi"/>
-      <w:color w:val="595959" w:themeColor="text1" w:themeTint="A6"/>
-    </w:rPr>
-  </w:style>
-  <w:style w:type="paragraph" w:styleId="8">
-    <w:name w:val="heading 8"/>
-    <w:basedOn w:val="a"/>
-    <w:next w:val="a"/>
-    <w:link w:val="80"/>
-    <w:uiPriority w:val="9"/>
-    <w:semiHidden/>
-    <w:unhideWhenUsed/>
-    <w:qFormat/>
-    <w:rsid w:val="00F73ABC"/>
-    <w:pPr>
-      <w:keepNext/>
-      <w:keepLines/>
-      <w:spacing w:after="0"/>
-      <w:outlineLvl w:val="7"/>
-    </w:pPr>
-    <w:rPr>
-      <w:rFonts w:eastAsiaTheme="majorEastAsia" w:cstheme="majorBidi"/>
-      <w:i/>
-      <w:iCs/>
-      <w:color w:val="272727" w:themeColor="text1" w:themeTint="D8"/>
-    </w:rPr>
-  </w:style>
-  <w:style w:type="paragraph" w:styleId="9">
-    <w:name w:val="heading 9"/>
-    <w:basedOn w:val="a"/>
-    <w:next w:val="a"/>
-    <w:link w:val="90"/>
-    <w:uiPriority w:val="9"/>
-    <w:semiHidden/>
-    <w:unhideWhenUsed/>
-    <w:qFormat/>
-    <w:rsid w:val="00F73ABC"/>
-    <w:pPr>
-      <w:keepNext/>
-      <w:keepLines/>
-      <w:spacing w:after="0"/>
-      <w:outlineLvl w:val="8"/>
-    </w:pPr>
-    <w:rPr>
-      <w:rFonts w:eastAsiaTheme="majorEastAsia" w:cstheme="majorBidi"/>
-      <w:color w:val="272727" w:themeColor="text1" w:themeTint="D8"/>
-    </w:rPr>
-  </w:style>
-  <w:style w:type="character" w:default="1" w:styleId="a0">
-    <w:name w:val="Default Paragraph Font"/>
-    <w:uiPriority w:val="1"/>
-    <w:semiHidden/>
-    <w:unhideWhenUsed/>
-  </w:style>
-  <w:style w:type="table" w:default="1" w:styleId="a1">
-    <w:name w:val="Normal Table"/>
-    <w:uiPriority w:val="99"/>
-    <w:semiHidden/>
-    <w:unhideWhenUsed/>
-    <w:tblPr>
-      <w:tblInd w:w="0" w:type="dxa"/>
-      <w:tblCellMar>
-        <w:top w:w="0" w:type="dxa"/>
-        <w:left w:w="108" w:type="dxa"/>
-        <w:bottom w:w="0" w:type="dxa"/>
-        <w:right w:w="108" w:type="dxa"/>
-      </w:tblCellMar>
-    </w:tblPr>
-  </w:style>
-  <w:style w:type="numbering" w:default="1" w:styleId="a2">
-    <w:name w:val="No List"/>
-    <w:uiPriority w:val="99"/>
-    <w:semiHidden/>
-    <w:unhideWhenUsed/>
-  </w:style>
-  <w:style w:type="character" w:customStyle="1" w:styleId="10">
-    <w:name w:val="Заголовок 1 Знак"/>
-    <w:basedOn w:val="a0"/>
-    <w:link w:val="1"/>
-    <w:uiPriority w:val="9"/>
-    <w:rsid w:val="00F73ABC"/>
-    <w:rPr>
-      <w:rFonts w:asciiTheme="majorHAnsi" w:eastAsiaTheme="majorEastAsia" w:hAnsiTheme="majorHAnsi" w:cstheme="majorBidi"/>
-      <w:color w:val="2F5496" w:themeColor="accent1" w:themeShade="BF"/>
-      <w:sz w:val="40"/>
-      <w:szCs w:val="40"/>
-    </w:rPr>
-  </w:style>
-  <w:style w:type="character" w:customStyle="1" w:styleId="20">
-    <w:name w:val="Заголовок 2 Знак"/>
-    <w:basedOn w:val="a0"/>
-    <w:link w:val="2"/>
-    <w:uiPriority w:val="9"/>
-    <w:semiHidden/>
-    <w:rsid w:val="00F73ABC"/>
-    <w:rPr>
-      <w:rFonts w:asciiTheme="majorHAnsi" w:eastAsiaTheme="majorEastAsia" w:hAnsiTheme="majorHAnsi" w:cstheme="majorBidi"/>
-      <w:color w:val="2F5496" w:themeColor="accent1" w:themeShade="BF"/>
-      <w:sz w:val="32"/>
-      <w:szCs w:val="32"/>
-    </w:rPr>
-  </w:style>
-  <w:style w:type="character" w:customStyle="1" w:styleId="30">
-    <w:name w:val="Заголовок 3 Знак"/>
-    <w:basedOn w:val="a0"/>
-    <w:link w:val="3"/>
-    <w:uiPriority w:val="9"/>
-    <w:semiHidden/>
-    <w:rsid w:val="00F73ABC"/>
-    <w:rPr>
-      <w:rFonts w:eastAsiaTheme="majorEastAsia" w:cstheme="majorBidi"/>
-      <w:color w:val="2F5496" w:themeColor="accent1" w:themeShade="BF"/>
-      <w:sz w:val="28"/>
-      <w:szCs w:val="28"/>
-    </w:rPr>
-  </w:style>
-  <w:style w:type="character" w:customStyle="1" w:styleId="40">
-    <w:name w:val="Заголовок 4 Знак"/>
-    <w:basedOn w:val="a0"/>
-    <w:link w:val="4"/>
-    <w:uiPriority w:val="9"/>
-    <w:semiHidden/>
-    <w:rsid w:val="00F73ABC"/>
-    <w:rPr>
-      <w:rFonts w:eastAsiaTheme="majorEastAsia" w:cstheme="majorBidi"/>
-      <w:i/>
-      <w:iCs/>
-      <w:color w:val="2F5496" w:themeColor="accent1" w:themeShade="BF"/>
-    </w:rPr>
-  </w:style>
-  <w:style w:type="character" w:customStyle="1" w:styleId="50">
-    <w:name w:val="Заголовок 5 Знак"/>
-    <w:basedOn w:val="a0"/>
-    <w:link w:val="5"/>
-    <w:uiPriority w:val="9"/>
-    <w:semiHidden/>
-    <w:rsid w:val="00F73ABC"/>
-    <w:rPr>
-      <w:rFonts w:eastAsiaTheme="majorEastAsia" w:cstheme="majorBidi"/>
-      <w:color w:val="2F5496" w:themeColor="accent1" w:themeShade="BF"/>
-    </w:rPr>
-  </w:style>
-  <w:style w:type="character" w:customStyle="1" w:styleId="60">
-    <w:name w:val="Заголовок 6 Знак"/>
-    <w:basedOn w:val="a0"/>
-    <w:link w:val="6"/>
-    <w:uiPriority w:val="9"/>
-    <w:semiHidden/>
-    <w:rsid w:val="00F73ABC"/>
-    <w:rPr>
-      <w:rFonts w:eastAsiaTheme="majorEastAsia" w:cstheme="majorBidi"/>
-      <w:i/>
-      <w:iCs/>
-      <w:color w:val="595959" w:themeColor="text1" w:themeTint="A6"/>
-    </w:rPr>
-  </w:style>
-  <w:style w:type="character" w:customStyle="1" w:styleId="70">
-    <w:name w:val="Заголовок 7 Знак"/>
-    <w:basedOn w:val="a0"/>
-    <w:link w:val="7"/>
-    <w:uiPriority w:val="9"/>
-    <w:semiHidden/>
-    <w:rsid w:val="00F73ABC"/>
-    <w:rPr>
-      <w:rFonts w:eastAsiaTheme="majorEastAsia" w:cstheme="majorBidi"/>
-      <w:color w:val="595959" w:themeColor="text1" w:themeTint="A6"/>
-    </w:rPr>
-  </w:style>
-  <w:style w:type="character" w:customStyle="1" w:styleId="80">
-    <w:name w:val="Заголовок 8 Знак"/>
-    <w:basedOn w:val="a0"/>
-    <w:link w:val="8"/>
-    <w:uiPriority w:val="9"/>
-    <w:semiHidden/>
-    <w:rsid w:val="00F73ABC"/>
-    <w:rPr>
-      <w:rFonts w:eastAsiaTheme="majorEastAsia" w:cstheme="majorBidi"/>
-      <w:i/>
-      <w:iCs/>
-      <w:color w:val="272727" w:themeColor="text1" w:themeTint="D8"/>
-    </w:rPr>
-  </w:style>
-  <w:style w:type="character" w:customStyle="1" w:styleId="90">
-    <w:name w:val="Заголовок 9 Знак"/>
-    <w:basedOn w:val="a0"/>
-    <w:link w:val="9"/>
-    <w:uiPriority w:val="9"/>
-    <w:semiHidden/>
-    <w:rsid w:val="00F73ABC"/>
-    <w:rPr>
-      <w:rFonts w:eastAsiaTheme="majorEastAsia" w:cstheme="majorBidi"/>
-      <w:color w:val="272727" w:themeColor="text1" w:themeTint="D8"/>
-    </w:rPr>
-  </w:style>
-  <w:style w:type="paragraph" w:styleId="a3">
-    <w:name w:val="Title"/>
-    <w:basedOn w:val="a"/>
-    <w:next w:val="a"/>
-    <w:link w:val="a4"/>
-    <w:uiPriority w:val="10"/>
-    <w:qFormat/>
-    <w:rsid w:val="00F73ABC"/>
-    <w:pPr>
-      <w:spacing w:after="80" w:line="240" w:lineRule="auto"/>
-      <w:contextualSpacing/>
-    </w:pPr>
-    <w:rPr>
-      <w:rFonts w:asciiTheme="majorHAnsi" w:eastAsiaTheme="majorEastAsia" w:hAnsiTheme="majorHAnsi" w:cstheme="majorBidi"/>
-      <w:spacing w:val="-10"/>
-      <w:kern w:val="28"/>
-      <w:sz w:val="56"/>
-      <w:szCs w:val="56"/>
-    </w:rPr>
-  </w:style>
-  <w:style w:type="character" w:customStyle="1" w:styleId="a4">
-    <w:name w:val="Название Знак"/>
+    <w:name w:val="Заголовок Знак"/>
     <w:basedOn w:val="a0"/>
     <w:link w:val="a3"/>
     <w:uiPriority w:val="10"/>
@@ -3406,7 +7869,7 @@
   <a:extraClrSchemeLst/>
   <a:extLst>
     <a:ext uri="{05A4C25C-085E-4340-85A3-A5531E510DB2}">
-      <thm15:themeFamily xmlns="" xmlns:thm15="http://schemas.microsoft.com/office/thememl/2012/main" name="Office Theme" id="{62F939B6-93AF-4DB8-9C6B-D6C7DFDC589F}" vid="{4A3C46E8-61CC-4603-A589-7422A47A8E4A}"/>
+      <thm15:themeFamily xmlns:thm15="http://schemas.microsoft.com/office/thememl/2012/main" name="Office Theme" id="{62F939B6-93AF-4DB8-9C6B-D6C7DFDC589F}" vid="{4A3C46E8-61CC-4603-A589-7422A47A8E4A}"/>
     </a:ext>
   </a:extLst>
 </a:theme>
